--- a/Looper Viewer User Manual.docx
+++ b/Looper Viewer User Manual.docx
@@ -77,8 +77,6 @@
         </w:rPr>
         <w:t>User Manual</w:t>
       </w:r>
-      <w:bookmarkStart w:id="18" w:name="_GoBack"/>
-      <w:bookmarkEnd w:id="18"/>
     </w:p>
     <w:p>
       <w:pPr>
@@ -2962,8 +2960,10 @@
           <w:szCs w:val="24"/>
           <w:lang w:val="en-US" w:eastAsia="zh-CN"/>
         </w:rPr>
-        <w:t>Allows configuring Viewer settings. Currently only an option to lock/unlock window movement.</w:t>
-      </w:r>
+        <w:t>The Viewer settings can be configured. Currently, the function of saving test logs is available. The real-time received data will be saved locally once per second.</w:t>
+      </w:r>
+      <w:bookmarkStart w:id="18" w:name="_GoBack"/>
+      <w:bookmarkEnd w:id="18"/>
     </w:p>
     <w:p>
       <w:pPr>
@@ -4707,6 +4707,7 @@
   <w:style w:type="character" w:customStyle="1" w:styleId="18">
     <w:name w:val="标题 3 Char"/>
     <w:link w:val="4"/>
+    <w:qFormat/>
     <w:uiPriority w:val="0"/>
     <w:rPr>
       <w:rFonts w:hint="eastAsia" w:ascii="宋体" w:hAnsi="宋体" w:eastAsia="宋体" w:cs="宋体"/>

--- a/Looper Viewer User Manual.docx
+++ b/Looper Viewer User Manual.docx
@@ -135,6 +135,287 @@
         </w:p>
         <w:p>
           <w:pPr>
+            <w:pStyle w:val="8"/>
+            <w:tabs>
+              <w:tab w:val="right" w:leader="dot" w:pos="8306"/>
+            </w:tabs>
+          </w:pPr>
+          <w:r>
+            <w:rPr>
+              <w:rFonts w:hint="eastAsia" w:ascii="宋体" w:hAnsi="宋体" w:eastAsia="宋体" w:cs="宋体"/>
+            </w:rPr>
+            <w:fldChar w:fldCharType="begin"/>
+          </w:r>
+          <w:r>
+            <w:rPr>
+              <w:rFonts w:hint="eastAsia" w:ascii="宋体" w:hAnsi="宋体" w:eastAsia="宋体" w:cs="宋体"/>
+            </w:rPr>
+            <w:instrText xml:space="preserve">TOC \o "1-9" \h \u </w:instrText>
+          </w:r>
+          <w:r>
+            <w:rPr>
+              <w:rFonts w:hint="eastAsia" w:ascii="宋体" w:hAnsi="宋体" w:eastAsia="宋体" w:cs="宋体"/>
+            </w:rPr>
+            <w:fldChar w:fldCharType="separate"/>
+          </w:r>
+          <w:r>
+            <w:rPr>
+              <w:rFonts w:hint="eastAsia" w:ascii="宋体" w:hAnsi="宋体" w:eastAsia="宋体" w:cs="宋体"/>
+            </w:rPr>
+            <w:fldChar w:fldCharType="begin"/>
+          </w:r>
+          <w:r>
+            <w:rPr>
+              <w:rFonts w:hint="eastAsia" w:ascii="宋体" w:hAnsi="宋体" w:eastAsia="宋体" w:cs="宋体"/>
+            </w:rPr>
+            <w:instrText xml:space="preserve"> HYPERLINK \l _Toc4086 </w:instrText>
+          </w:r>
+          <w:r>
+            <w:rPr>
+              <w:rFonts w:hint="eastAsia" w:ascii="宋体" w:hAnsi="宋体" w:eastAsia="宋体" w:cs="宋体"/>
+            </w:rPr>
+            <w:fldChar w:fldCharType="separate"/>
+          </w:r>
+          <w:r>
+            <w:rPr>
+              <w:rFonts w:hint="default" w:ascii="楷体" w:hAnsi="楷体" w:eastAsia="楷体" w:cs="楷体"/>
+              <w:szCs w:val="32"/>
+            </w:rPr>
+            <w:t xml:space="preserve">1 </w:t>
+          </w:r>
+          <w:r>
+            <w:rPr>
+              <w:rFonts w:hint="eastAsia" w:ascii="黑体" w:hAnsi="黑体" w:eastAsia="黑体" w:cs="黑体"/>
+              <w:bCs/>
+              <w:szCs w:val="32"/>
+              <w:lang w:val="en-US" w:eastAsia="zh-CN"/>
+            </w:rPr>
+            <w:t>Background &amp; Introduction</w:t>
+          </w:r>
+          <w:r>
+            <w:tab/>
+          </w:r>
+          <w:r>
+            <w:fldChar w:fldCharType="begin"/>
+          </w:r>
+          <w:r>
+            <w:instrText xml:space="preserve"> PAGEREF _Toc4086 \h </w:instrText>
+          </w:r>
+          <w:r>
+            <w:fldChar w:fldCharType="separate"/>
+          </w:r>
+          <w:r>
+            <w:t>3</w:t>
+          </w:r>
+          <w:r>
+            <w:fldChar w:fldCharType="end"/>
+          </w:r>
+          <w:r>
+            <w:rPr>
+              <w:rFonts w:hint="eastAsia" w:ascii="宋体" w:hAnsi="宋体" w:eastAsia="宋体" w:cs="宋体"/>
+            </w:rPr>
+            <w:fldChar w:fldCharType="end"/>
+          </w:r>
+        </w:p>
+        <w:p>
+          <w:pPr>
+            <w:pStyle w:val="10"/>
+            <w:tabs>
+              <w:tab w:val="right" w:leader="dot" w:pos="8306"/>
+            </w:tabs>
+          </w:pPr>
+          <w:r>
+            <w:rPr>
+              <w:rFonts w:hint="eastAsia" w:ascii="宋体" w:hAnsi="宋体" w:eastAsia="宋体" w:cs="宋体"/>
+            </w:rPr>
+            <w:fldChar w:fldCharType="begin"/>
+          </w:r>
+          <w:r>
+            <w:rPr>
+              <w:rFonts w:hint="eastAsia" w:ascii="宋体" w:hAnsi="宋体" w:eastAsia="宋体" w:cs="宋体"/>
+            </w:rPr>
+            <w:instrText xml:space="preserve"> HYPERLINK \l _Toc25802 </w:instrText>
+          </w:r>
+          <w:r>
+            <w:rPr>
+              <w:rFonts w:hint="eastAsia" w:ascii="宋体" w:hAnsi="宋体" w:eastAsia="宋体" w:cs="宋体"/>
+            </w:rPr>
+            <w:fldChar w:fldCharType="separate"/>
+          </w:r>
+          <w:r>
+            <w:rPr>
+              <w:rFonts w:hint="default" w:ascii="楷体" w:hAnsi="楷体" w:eastAsia="楷体" w:cs="楷体"/>
+              <w:szCs w:val="32"/>
+            </w:rPr>
+            <w:t xml:space="preserve">1.1 </w:t>
+          </w:r>
+          <w:r>
+            <w:rPr>
+              <w:rFonts w:hint="eastAsia" w:ascii="楷体" w:hAnsi="楷体" w:eastAsia="楷体" w:cs="楷体"/>
+              <w:szCs w:val="32"/>
+            </w:rPr>
+            <w:t>Background</w:t>
+          </w:r>
+          <w:r>
+            <w:tab/>
+          </w:r>
+          <w:r>
+            <w:fldChar w:fldCharType="begin"/>
+          </w:r>
+          <w:r>
+            <w:instrText xml:space="preserve"> PAGEREF _Toc25802 \h </w:instrText>
+          </w:r>
+          <w:r>
+            <w:fldChar w:fldCharType="separate"/>
+          </w:r>
+          <w:r>
+            <w:t>3</w:t>
+          </w:r>
+          <w:r>
+            <w:fldChar w:fldCharType="end"/>
+          </w:r>
+          <w:r>
+            <w:rPr>
+              <w:rFonts w:hint="eastAsia" w:ascii="宋体" w:hAnsi="宋体" w:eastAsia="宋体" w:cs="宋体"/>
+            </w:rPr>
+            <w:fldChar w:fldCharType="end"/>
+          </w:r>
+        </w:p>
+        <w:p>
+          <w:pPr>
+            <w:pStyle w:val="10"/>
+            <w:tabs>
+              <w:tab w:val="right" w:leader="dot" w:pos="8306"/>
+            </w:tabs>
+          </w:pPr>
+          <w:r>
+            <w:rPr>
+              <w:rFonts w:hint="eastAsia" w:ascii="宋体" w:hAnsi="宋体" w:eastAsia="宋体" w:cs="宋体"/>
+            </w:rPr>
+            <w:fldChar w:fldCharType="begin"/>
+          </w:r>
+          <w:r>
+            <w:rPr>
+              <w:rFonts w:hint="eastAsia" w:ascii="宋体" w:hAnsi="宋体" w:eastAsia="宋体" w:cs="宋体"/>
+            </w:rPr>
+            <w:instrText xml:space="preserve"> HYPERLINK \l _Toc7109 </w:instrText>
+          </w:r>
+          <w:r>
+            <w:rPr>
+              <w:rFonts w:hint="eastAsia" w:ascii="宋体" w:hAnsi="宋体" w:eastAsia="宋体" w:cs="宋体"/>
+            </w:rPr>
+            <w:fldChar w:fldCharType="separate"/>
+          </w:r>
+          <w:r>
+            <w:rPr>
+              <w:rFonts w:hint="default" w:ascii="楷体" w:hAnsi="楷体" w:eastAsia="楷体" w:cs="楷体"/>
+              <w:szCs w:val="32"/>
+              <w:lang w:val="en-US" w:eastAsia="zh-CN"/>
+            </w:rPr>
+            <w:t xml:space="preserve">1.2 </w:t>
+          </w:r>
+          <w:r>
+            <w:rPr>
+              <w:rFonts w:hint="eastAsia" w:ascii="楷体" w:hAnsi="楷体" w:eastAsia="楷体" w:cs="楷体"/>
+              <w:szCs w:val="32"/>
+              <w:lang w:val="en-US" w:eastAsia="zh-CN"/>
+            </w:rPr>
+            <w:t>Introduction</w:t>
+          </w:r>
+          <w:r>
+            <w:tab/>
+          </w:r>
+          <w:r>
+            <w:fldChar w:fldCharType="begin"/>
+          </w:r>
+          <w:r>
+            <w:instrText xml:space="preserve"> PAGEREF _Toc7109 \h </w:instrText>
+          </w:r>
+          <w:r>
+            <w:fldChar w:fldCharType="separate"/>
+          </w:r>
+          <w:r>
+            <w:t>3</w:t>
+          </w:r>
+          <w:r>
+            <w:fldChar w:fldCharType="end"/>
+          </w:r>
+          <w:r>
+            <w:rPr>
+              <w:rFonts w:hint="eastAsia" w:ascii="宋体" w:hAnsi="宋体" w:eastAsia="宋体" w:cs="宋体"/>
+            </w:rPr>
+            <w:fldChar w:fldCharType="end"/>
+          </w:r>
+        </w:p>
+        <w:p>
+          <w:pPr>
+            <w:pStyle w:val="10"/>
+            <w:tabs>
+              <w:tab w:val="right" w:leader="dot" w:pos="8306"/>
+            </w:tabs>
+          </w:pPr>
+          <w:r>
+            <w:rPr>
+              <w:rFonts w:hint="eastAsia" w:ascii="宋体" w:hAnsi="宋体" w:eastAsia="宋体" w:cs="宋体"/>
+            </w:rPr>
+            <w:fldChar w:fldCharType="begin"/>
+          </w:r>
+          <w:r>
+            <w:rPr>
+              <w:rFonts w:hint="eastAsia" w:ascii="宋体" w:hAnsi="宋体" w:eastAsia="宋体" w:cs="宋体"/>
+            </w:rPr>
+            <w:instrText xml:space="preserve"> HYPERLINK \l _Toc7203 </w:instrText>
+          </w:r>
+          <w:r>
+            <w:rPr>
+              <w:rFonts w:hint="eastAsia" w:ascii="宋体" w:hAnsi="宋体" w:eastAsia="宋体" w:cs="宋体"/>
+            </w:rPr>
+            <w:fldChar w:fldCharType="separate"/>
+          </w:r>
+          <w:r>
+            <w:rPr>
+              <w:rFonts w:hint="default" w:ascii="黑体" w:hAnsi="黑体" w:eastAsia="黑体" w:cs="黑体"/>
+              <w:szCs w:val="32"/>
+              <w:lang w:val="en-US" w:eastAsia="zh-CN"/>
+            </w:rPr>
+            <w:t xml:space="preserve">2 </w:t>
+          </w:r>
+          <w:r>
+            <w:rPr>
+              <w:rFonts w:hint="eastAsia" w:ascii="黑体" w:hAnsi="黑体" w:eastAsia="黑体" w:cs="黑体"/>
+              <w:bCs/>
+              <w:szCs w:val="32"/>
+              <w:lang w:val="en-US" w:eastAsia="zh-CN"/>
+            </w:rPr>
+            <w:t>Software Overview</w:t>
+          </w:r>
+          <w:r>
+            <w:tab/>
+          </w:r>
+          <w:r>
+            <w:fldChar w:fldCharType="begin"/>
+          </w:r>
+          <w:r>
+            <w:instrText xml:space="preserve"> PAGEREF _Toc7203 \h </w:instrText>
+          </w:r>
+          <w:r>
+            <w:fldChar w:fldCharType="separate"/>
+          </w:r>
+          <w:r>
+            <w:t>3</w:t>
+          </w:r>
+          <w:r>
+            <w:fldChar w:fldCharType="end"/>
+          </w:r>
+          <w:r>
+            <w:rPr>
+              <w:rFonts w:hint="eastAsia" w:ascii="宋体" w:hAnsi="宋体" w:eastAsia="宋体" w:cs="宋体"/>
+            </w:rPr>
+            <w:fldChar w:fldCharType="end"/>
+          </w:r>
+        </w:p>
+        <w:p>
+          <w:pPr>
             <w:pStyle w:val="7"/>
             <w:tabs>
               <w:tab w:val="right" w:leader="dot" w:pos="8306"/>
@@ -150,25 +431,7 @@
             <w:rPr>
               <w:rFonts w:hint="eastAsia" w:ascii="宋体" w:hAnsi="宋体" w:eastAsia="宋体" w:cs="宋体"/>
             </w:rPr>
-            <w:instrText xml:space="preserve">TOC \o "1-9" \h \u </w:instrText>
-          </w:r>
-          <w:r>
-            <w:rPr>
-              <w:rFonts w:hint="eastAsia" w:ascii="宋体" w:hAnsi="宋体" w:eastAsia="宋体" w:cs="宋体"/>
-            </w:rPr>
-            <w:fldChar w:fldCharType="separate"/>
-          </w:r>
-          <w:r>
-            <w:rPr>
-              <w:rFonts w:hint="eastAsia" w:ascii="宋体" w:hAnsi="宋体" w:eastAsia="宋体" w:cs="宋体"/>
-            </w:rPr>
-            <w:fldChar w:fldCharType="begin"/>
-          </w:r>
-          <w:r>
-            <w:rPr>
-              <w:rFonts w:hint="eastAsia" w:ascii="宋体" w:hAnsi="宋体" w:eastAsia="宋体" w:cs="宋体"/>
-            </w:rPr>
-            <w:instrText xml:space="preserve"> HYPERLINK \l _Toc4086 </w:instrText>
+            <w:instrText xml:space="preserve"> HYPERLINK \l _Toc6666 </w:instrText>
           </w:r>
           <w:r>
             <w:rPr>
@@ -180,17 +443,17 @@
             <w:rPr>
               <w:rFonts w:hint="default" w:ascii="楷体" w:hAnsi="楷体" w:eastAsia="楷体" w:cs="楷体"/>
               <w:szCs w:val="32"/>
-            </w:rPr>
-            <w:t xml:space="preserve">1 </w:t>
-          </w:r>
-          <w:r>
-            <w:rPr>
-              <w:rFonts w:hint="eastAsia" w:ascii="黑体" w:hAnsi="黑体" w:eastAsia="黑体" w:cs="黑体"/>
-              <w:bCs/>
+              <w:lang w:val="en-US" w:eastAsia="zh-CN"/>
+            </w:rPr>
+            <w:t xml:space="preserve">2.1 </w:t>
+          </w:r>
+          <w:r>
+            <w:rPr>
+              <w:rFonts w:hint="eastAsia" w:ascii="楷体" w:hAnsi="楷体" w:eastAsia="楷体" w:cs="楷体"/>
               <w:szCs w:val="32"/>
               <w:lang w:val="en-US" w:eastAsia="zh-CN"/>
             </w:rPr>
-            <w:t>Background &amp; Introduction</w:t>
+            <w:t>Main Interface</w:t>
           </w:r>
           <w:r>
             <w:tab/>
@@ -199,13 +462,211 @@
             <w:fldChar w:fldCharType="begin"/>
           </w:r>
           <w:r>
-            <w:instrText xml:space="preserve"> PAGEREF _Toc4086 \h </w:instrText>
+            <w:instrText xml:space="preserve"> PAGEREF _Toc6666 \h </w:instrText>
           </w:r>
           <w:r>
             <w:fldChar w:fldCharType="separate"/>
           </w:r>
           <w:r>
             <w:t>3</w:t>
+          </w:r>
+          <w:r>
+            <w:fldChar w:fldCharType="end"/>
+          </w:r>
+          <w:r>
+            <w:rPr>
+              <w:rFonts w:hint="eastAsia" w:ascii="宋体" w:hAnsi="宋体" w:eastAsia="宋体" w:cs="宋体"/>
+            </w:rPr>
+            <w:fldChar w:fldCharType="end"/>
+          </w:r>
+        </w:p>
+        <w:p>
+          <w:pPr>
+            <w:pStyle w:val="7"/>
+            <w:tabs>
+              <w:tab w:val="right" w:leader="dot" w:pos="8306"/>
+            </w:tabs>
+          </w:pPr>
+          <w:r>
+            <w:rPr>
+              <w:rFonts w:hint="eastAsia" w:ascii="宋体" w:hAnsi="宋体" w:eastAsia="宋体" w:cs="宋体"/>
+            </w:rPr>
+            <w:fldChar w:fldCharType="begin"/>
+          </w:r>
+          <w:r>
+            <w:rPr>
+              <w:rFonts w:hint="eastAsia" w:ascii="宋体" w:hAnsi="宋体" w:eastAsia="宋体" w:cs="宋体"/>
+            </w:rPr>
+            <w:instrText xml:space="preserve"> HYPERLINK \l _Toc5758 </w:instrText>
+          </w:r>
+          <w:r>
+            <w:rPr>
+              <w:rFonts w:hint="eastAsia" w:ascii="宋体" w:hAnsi="宋体" w:eastAsia="宋体" w:cs="宋体"/>
+            </w:rPr>
+            <w:fldChar w:fldCharType="separate"/>
+          </w:r>
+          <w:r>
+            <w:rPr>
+              <w:rFonts w:hint="default" w:ascii="楷体" w:hAnsi="楷体" w:eastAsia="楷体" w:cs="楷体"/>
+              <w:szCs w:val="32"/>
+              <w:lang w:val="en-US" w:eastAsia="zh-CN"/>
+            </w:rPr>
+            <w:t xml:space="preserve">2.2 </w:t>
+          </w:r>
+          <w:r>
+            <w:rPr>
+              <w:rFonts w:hint="eastAsia" w:ascii="楷体" w:hAnsi="楷体" w:eastAsia="楷体" w:cs="楷体"/>
+              <w:szCs w:val="32"/>
+              <w:lang w:val="en-US" w:eastAsia="zh-CN"/>
+            </w:rPr>
+            <w:t>Menu Bar</w:t>
+          </w:r>
+          <w:r>
+            <w:tab/>
+          </w:r>
+          <w:r>
+            <w:fldChar w:fldCharType="begin"/>
+          </w:r>
+          <w:r>
+            <w:instrText xml:space="preserve"> PAGEREF _Toc5758 \h </w:instrText>
+          </w:r>
+          <w:r>
+            <w:fldChar w:fldCharType="separate"/>
+          </w:r>
+          <w:r>
+            <w:t>4</w:t>
+          </w:r>
+          <w:r>
+            <w:fldChar w:fldCharType="end"/>
+          </w:r>
+          <w:r>
+            <w:rPr>
+              <w:rFonts w:hint="eastAsia" w:ascii="宋体" w:hAnsi="宋体" w:eastAsia="宋体" w:cs="宋体"/>
+            </w:rPr>
+            <w:fldChar w:fldCharType="end"/>
+          </w:r>
+        </w:p>
+        <w:p>
+          <w:pPr>
+            <w:pStyle w:val="7"/>
+            <w:tabs>
+              <w:tab w:val="right" w:leader="dot" w:pos="8306"/>
+            </w:tabs>
+          </w:pPr>
+          <w:r>
+            <w:rPr>
+              <w:rFonts w:hint="eastAsia" w:ascii="宋体" w:hAnsi="宋体" w:eastAsia="宋体" w:cs="宋体"/>
+            </w:rPr>
+            <w:fldChar w:fldCharType="begin"/>
+          </w:r>
+          <w:r>
+            <w:rPr>
+              <w:rFonts w:hint="eastAsia" w:ascii="宋体" w:hAnsi="宋体" w:eastAsia="宋体" w:cs="宋体"/>
+            </w:rPr>
+            <w:instrText xml:space="preserve"> HYPERLINK \l _Toc9501 </w:instrText>
+          </w:r>
+          <w:r>
+            <w:rPr>
+              <w:rFonts w:hint="eastAsia" w:ascii="宋体" w:hAnsi="宋体" w:eastAsia="宋体" w:cs="宋体"/>
+            </w:rPr>
+            <w:fldChar w:fldCharType="separate"/>
+          </w:r>
+          <w:r>
+            <w:rPr>
+              <w:rFonts w:hint="default" w:ascii="宋体" w:hAnsi="宋体" w:eastAsia="宋体" w:cs="宋体"/>
+              <w:szCs w:val="32"/>
+              <w:lang w:val="en-US" w:eastAsia="zh-CN"/>
+            </w:rPr>
+            <w:t xml:space="preserve">2.2.1 </w:t>
+          </w:r>
+          <w:r>
+            <w:rPr>
+              <w:rFonts w:hint="eastAsia" w:ascii="宋体" w:hAnsi="宋体" w:eastAsia="宋体" w:cs="宋体"/>
+              <w:szCs w:val="32"/>
+              <w:lang w:val="en-US" w:eastAsia="zh-CN"/>
+            </w:rPr>
+            <w:t>File Functions</w:t>
+          </w:r>
+          <w:r>
+            <w:tab/>
+          </w:r>
+          <w:r>
+            <w:fldChar w:fldCharType="begin"/>
+          </w:r>
+          <w:r>
+            <w:instrText xml:space="preserve"> PAGEREF _Toc9501 \h </w:instrText>
+          </w:r>
+          <w:r>
+            <w:fldChar w:fldCharType="separate"/>
+          </w:r>
+          <w:r>
+            <w:t>4</w:t>
+          </w:r>
+          <w:r>
+            <w:fldChar w:fldCharType="end"/>
+          </w:r>
+          <w:r>
+            <w:rPr>
+              <w:rFonts w:hint="eastAsia" w:ascii="宋体" w:hAnsi="宋体" w:eastAsia="宋体" w:cs="宋体"/>
+            </w:rPr>
+            <w:fldChar w:fldCharType="end"/>
+          </w:r>
+        </w:p>
+        <w:p>
+          <w:pPr>
+            <w:pStyle w:val="7"/>
+            <w:tabs>
+              <w:tab w:val="right" w:leader="dot" w:pos="8306"/>
+            </w:tabs>
+          </w:pPr>
+          <w:r>
+            <w:rPr>
+              <w:rFonts w:hint="eastAsia" w:ascii="宋体" w:hAnsi="宋体" w:eastAsia="宋体" w:cs="宋体"/>
+            </w:rPr>
+            <w:fldChar w:fldCharType="begin"/>
+          </w:r>
+          <w:r>
+            <w:rPr>
+              <w:rFonts w:hint="eastAsia" w:ascii="宋体" w:hAnsi="宋体" w:eastAsia="宋体" w:cs="宋体"/>
+            </w:rPr>
+            <w:instrText xml:space="preserve"> HYPERLINK \l _Toc31229 </w:instrText>
+          </w:r>
+          <w:r>
+            <w:rPr>
+              <w:rFonts w:hint="eastAsia" w:ascii="宋体" w:hAnsi="宋体" w:eastAsia="宋体" w:cs="宋体"/>
+            </w:rPr>
+            <w:fldChar w:fldCharType="separate"/>
+          </w:r>
+          <w:r>
+            <w:rPr>
+              <w:rFonts w:hint="default" w:ascii="宋体" w:hAnsi="宋体" w:eastAsia="宋体" w:cs="宋体"/>
+              <w:szCs w:val="32"/>
+              <w:lang w:val="en-US" w:eastAsia="zh-CN"/>
+            </w:rPr>
+            <w:t xml:space="preserve">2.2.2 </w:t>
+          </w:r>
+          <w:r>
+            <w:rPr>
+              <w:rFonts w:hint="eastAsia" w:ascii="宋体" w:hAnsi="宋体" w:eastAsia="宋体" w:cs="宋体"/>
+              <w:szCs w:val="32"/>
+              <w:lang w:val="en-US" w:eastAsia="zh-CN"/>
+            </w:rPr>
+            <w:t>View Functions</w:t>
+          </w:r>
+          <w:r>
+            <w:tab/>
+          </w:r>
+          <w:r>
+            <w:fldChar w:fldCharType="begin"/>
+          </w:r>
+          <w:r>
+            <w:instrText xml:space="preserve"> PAGEREF _Toc31229 \h </w:instrText>
+          </w:r>
+          <w:r>
+            <w:fldChar w:fldCharType="separate"/>
+          </w:r>
+          <w:r>
+            <w:t>4</w:t>
           </w:r>
           <w:r>
             <w:fldChar w:fldCharType="end"/>
@@ -234,467 +695,6 @@
             <w:rPr>
               <w:rFonts w:hint="eastAsia" w:ascii="宋体" w:hAnsi="宋体" w:eastAsia="宋体" w:cs="宋体"/>
             </w:rPr>
-            <w:instrText xml:space="preserve"> HYPERLINK \l _Toc25802 </w:instrText>
-          </w:r>
-          <w:r>
-            <w:rPr>
-              <w:rFonts w:hint="eastAsia" w:ascii="宋体" w:hAnsi="宋体" w:eastAsia="宋体" w:cs="宋体"/>
-            </w:rPr>
-            <w:fldChar w:fldCharType="separate"/>
-          </w:r>
-          <w:r>
-            <w:rPr>
-              <w:rFonts w:hint="default" w:ascii="楷体" w:hAnsi="楷体" w:eastAsia="楷体" w:cs="楷体"/>
-              <w:szCs w:val="32"/>
-            </w:rPr>
-            <w:t xml:space="preserve">1.1 </w:t>
-          </w:r>
-          <w:r>
-            <w:rPr>
-              <w:rFonts w:hint="eastAsia" w:ascii="楷体" w:hAnsi="楷体" w:eastAsia="楷体" w:cs="楷体"/>
-              <w:szCs w:val="32"/>
-            </w:rPr>
-            <w:t>Background</w:t>
-          </w:r>
-          <w:r>
-            <w:tab/>
-          </w:r>
-          <w:r>
-            <w:fldChar w:fldCharType="begin"/>
-          </w:r>
-          <w:r>
-            <w:instrText xml:space="preserve"> PAGEREF _Toc25802 \h </w:instrText>
-          </w:r>
-          <w:r>
-            <w:fldChar w:fldCharType="separate"/>
-          </w:r>
-          <w:r>
-            <w:t>3</w:t>
-          </w:r>
-          <w:r>
-            <w:fldChar w:fldCharType="end"/>
-          </w:r>
-          <w:r>
-            <w:rPr>
-              <w:rFonts w:hint="eastAsia" w:ascii="宋体" w:hAnsi="宋体" w:eastAsia="宋体" w:cs="宋体"/>
-            </w:rPr>
-            <w:fldChar w:fldCharType="end"/>
-          </w:r>
-        </w:p>
-        <w:p>
-          <w:pPr>
-            <w:pStyle w:val="9"/>
-            <w:tabs>
-              <w:tab w:val="right" w:leader="dot" w:pos="8306"/>
-            </w:tabs>
-          </w:pPr>
-          <w:r>
-            <w:rPr>
-              <w:rFonts w:hint="eastAsia" w:ascii="宋体" w:hAnsi="宋体" w:eastAsia="宋体" w:cs="宋体"/>
-            </w:rPr>
-            <w:fldChar w:fldCharType="begin"/>
-          </w:r>
-          <w:r>
-            <w:rPr>
-              <w:rFonts w:hint="eastAsia" w:ascii="宋体" w:hAnsi="宋体" w:eastAsia="宋体" w:cs="宋体"/>
-            </w:rPr>
-            <w:instrText xml:space="preserve"> HYPERLINK \l _Toc7109 </w:instrText>
-          </w:r>
-          <w:r>
-            <w:rPr>
-              <w:rFonts w:hint="eastAsia" w:ascii="宋体" w:hAnsi="宋体" w:eastAsia="宋体" w:cs="宋体"/>
-            </w:rPr>
-            <w:fldChar w:fldCharType="separate"/>
-          </w:r>
-          <w:r>
-            <w:rPr>
-              <w:rFonts w:hint="default" w:ascii="楷体" w:hAnsi="楷体" w:eastAsia="楷体" w:cs="楷体"/>
-              <w:szCs w:val="32"/>
-              <w:lang w:val="en-US" w:eastAsia="zh-CN"/>
-            </w:rPr>
-            <w:t xml:space="preserve">1.2 </w:t>
-          </w:r>
-          <w:r>
-            <w:rPr>
-              <w:rFonts w:hint="eastAsia" w:ascii="楷体" w:hAnsi="楷体" w:eastAsia="楷体" w:cs="楷体"/>
-              <w:szCs w:val="32"/>
-              <w:lang w:val="en-US" w:eastAsia="zh-CN"/>
-            </w:rPr>
-            <w:t>Introduction</w:t>
-          </w:r>
-          <w:r>
-            <w:tab/>
-          </w:r>
-          <w:r>
-            <w:fldChar w:fldCharType="begin"/>
-          </w:r>
-          <w:r>
-            <w:instrText xml:space="preserve"> PAGEREF _Toc7109 \h </w:instrText>
-          </w:r>
-          <w:r>
-            <w:fldChar w:fldCharType="separate"/>
-          </w:r>
-          <w:r>
-            <w:t>3</w:t>
-          </w:r>
-          <w:r>
-            <w:fldChar w:fldCharType="end"/>
-          </w:r>
-          <w:r>
-            <w:rPr>
-              <w:rFonts w:hint="eastAsia" w:ascii="宋体" w:hAnsi="宋体" w:eastAsia="宋体" w:cs="宋体"/>
-            </w:rPr>
-            <w:fldChar w:fldCharType="end"/>
-          </w:r>
-        </w:p>
-        <w:p>
-          <w:pPr>
-            <w:pStyle w:val="9"/>
-            <w:tabs>
-              <w:tab w:val="right" w:leader="dot" w:pos="8306"/>
-            </w:tabs>
-          </w:pPr>
-          <w:r>
-            <w:rPr>
-              <w:rFonts w:hint="eastAsia" w:ascii="宋体" w:hAnsi="宋体" w:eastAsia="宋体" w:cs="宋体"/>
-            </w:rPr>
-            <w:fldChar w:fldCharType="begin"/>
-          </w:r>
-          <w:r>
-            <w:rPr>
-              <w:rFonts w:hint="eastAsia" w:ascii="宋体" w:hAnsi="宋体" w:eastAsia="宋体" w:cs="宋体"/>
-            </w:rPr>
-            <w:instrText xml:space="preserve"> HYPERLINK \l _Toc7203 </w:instrText>
-          </w:r>
-          <w:r>
-            <w:rPr>
-              <w:rFonts w:hint="eastAsia" w:ascii="宋体" w:hAnsi="宋体" w:eastAsia="宋体" w:cs="宋体"/>
-            </w:rPr>
-            <w:fldChar w:fldCharType="separate"/>
-          </w:r>
-          <w:r>
-            <w:rPr>
-              <w:rFonts w:hint="default" w:ascii="黑体" w:hAnsi="黑体" w:eastAsia="黑体" w:cs="黑体"/>
-              <w:szCs w:val="32"/>
-              <w:lang w:val="en-US" w:eastAsia="zh-CN"/>
-            </w:rPr>
-            <w:t xml:space="preserve">2 </w:t>
-          </w:r>
-          <w:r>
-            <w:rPr>
-              <w:rFonts w:hint="eastAsia" w:ascii="黑体" w:hAnsi="黑体" w:eastAsia="黑体" w:cs="黑体"/>
-              <w:bCs/>
-              <w:szCs w:val="32"/>
-              <w:lang w:val="en-US" w:eastAsia="zh-CN"/>
-            </w:rPr>
-            <w:t>Software Overview</w:t>
-          </w:r>
-          <w:r>
-            <w:tab/>
-          </w:r>
-          <w:r>
-            <w:fldChar w:fldCharType="begin"/>
-          </w:r>
-          <w:r>
-            <w:instrText xml:space="preserve"> PAGEREF _Toc7203 \h </w:instrText>
-          </w:r>
-          <w:r>
-            <w:fldChar w:fldCharType="separate"/>
-          </w:r>
-          <w:r>
-            <w:t>3</w:t>
-          </w:r>
-          <w:r>
-            <w:fldChar w:fldCharType="end"/>
-          </w:r>
-          <w:r>
-            <w:rPr>
-              <w:rFonts w:hint="eastAsia" w:ascii="宋体" w:hAnsi="宋体" w:eastAsia="宋体" w:cs="宋体"/>
-            </w:rPr>
-            <w:fldChar w:fldCharType="end"/>
-          </w:r>
-        </w:p>
-        <w:p>
-          <w:pPr>
-            <w:pStyle w:val="6"/>
-            <w:tabs>
-              <w:tab w:val="right" w:leader="dot" w:pos="8306"/>
-            </w:tabs>
-          </w:pPr>
-          <w:r>
-            <w:rPr>
-              <w:rFonts w:hint="eastAsia" w:ascii="宋体" w:hAnsi="宋体" w:eastAsia="宋体" w:cs="宋体"/>
-            </w:rPr>
-            <w:fldChar w:fldCharType="begin"/>
-          </w:r>
-          <w:r>
-            <w:rPr>
-              <w:rFonts w:hint="eastAsia" w:ascii="宋体" w:hAnsi="宋体" w:eastAsia="宋体" w:cs="宋体"/>
-            </w:rPr>
-            <w:instrText xml:space="preserve"> HYPERLINK \l _Toc6666 </w:instrText>
-          </w:r>
-          <w:r>
-            <w:rPr>
-              <w:rFonts w:hint="eastAsia" w:ascii="宋体" w:hAnsi="宋体" w:eastAsia="宋体" w:cs="宋体"/>
-            </w:rPr>
-            <w:fldChar w:fldCharType="separate"/>
-          </w:r>
-          <w:r>
-            <w:rPr>
-              <w:rFonts w:hint="default" w:ascii="楷体" w:hAnsi="楷体" w:eastAsia="楷体" w:cs="楷体"/>
-              <w:szCs w:val="32"/>
-              <w:lang w:val="en-US" w:eastAsia="zh-CN"/>
-            </w:rPr>
-            <w:t xml:space="preserve">2.1 </w:t>
-          </w:r>
-          <w:r>
-            <w:rPr>
-              <w:rFonts w:hint="eastAsia" w:ascii="楷体" w:hAnsi="楷体" w:eastAsia="楷体" w:cs="楷体"/>
-              <w:szCs w:val="32"/>
-              <w:lang w:val="en-US" w:eastAsia="zh-CN"/>
-            </w:rPr>
-            <w:t>Main Interface</w:t>
-          </w:r>
-          <w:r>
-            <w:tab/>
-          </w:r>
-          <w:r>
-            <w:fldChar w:fldCharType="begin"/>
-          </w:r>
-          <w:r>
-            <w:instrText xml:space="preserve"> PAGEREF _Toc6666 \h </w:instrText>
-          </w:r>
-          <w:r>
-            <w:fldChar w:fldCharType="separate"/>
-          </w:r>
-          <w:r>
-            <w:t>3</w:t>
-          </w:r>
-          <w:r>
-            <w:fldChar w:fldCharType="end"/>
-          </w:r>
-          <w:r>
-            <w:rPr>
-              <w:rFonts w:hint="eastAsia" w:ascii="宋体" w:hAnsi="宋体" w:eastAsia="宋体" w:cs="宋体"/>
-            </w:rPr>
-            <w:fldChar w:fldCharType="end"/>
-          </w:r>
-        </w:p>
-        <w:p>
-          <w:pPr>
-            <w:pStyle w:val="6"/>
-            <w:tabs>
-              <w:tab w:val="right" w:leader="dot" w:pos="8306"/>
-            </w:tabs>
-          </w:pPr>
-          <w:r>
-            <w:rPr>
-              <w:rFonts w:hint="eastAsia" w:ascii="宋体" w:hAnsi="宋体" w:eastAsia="宋体" w:cs="宋体"/>
-            </w:rPr>
-            <w:fldChar w:fldCharType="begin"/>
-          </w:r>
-          <w:r>
-            <w:rPr>
-              <w:rFonts w:hint="eastAsia" w:ascii="宋体" w:hAnsi="宋体" w:eastAsia="宋体" w:cs="宋体"/>
-            </w:rPr>
-            <w:instrText xml:space="preserve"> HYPERLINK \l _Toc5758 </w:instrText>
-          </w:r>
-          <w:r>
-            <w:rPr>
-              <w:rFonts w:hint="eastAsia" w:ascii="宋体" w:hAnsi="宋体" w:eastAsia="宋体" w:cs="宋体"/>
-            </w:rPr>
-            <w:fldChar w:fldCharType="separate"/>
-          </w:r>
-          <w:r>
-            <w:rPr>
-              <w:rFonts w:hint="default" w:ascii="楷体" w:hAnsi="楷体" w:eastAsia="楷体" w:cs="楷体"/>
-              <w:szCs w:val="32"/>
-              <w:lang w:val="en-US" w:eastAsia="zh-CN"/>
-            </w:rPr>
-            <w:t xml:space="preserve">2.2 </w:t>
-          </w:r>
-          <w:r>
-            <w:rPr>
-              <w:rFonts w:hint="eastAsia" w:ascii="楷体" w:hAnsi="楷体" w:eastAsia="楷体" w:cs="楷体"/>
-              <w:szCs w:val="32"/>
-              <w:lang w:val="en-US" w:eastAsia="zh-CN"/>
-            </w:rPr>
-            <w:t>Menu Bar</w:t>
-          </w:r>
-          <w:r>
-            <w:tab/>
-          </w:r>
-          <w:r>
-            <w:fldChar w:fldCharType="begin"/>
-          </w:r>
-          <w:r>
-            <w:instrText xml:space="preserve"> PAGEREF _Toc5758 \h </w:instrText>
-          </w:r>
-          <w:r>
-            <w:fldChar w:fldCharType="separate"/>
-          </w:r>
-          <w:r>
-            <w:t>4</w:t>
-          </w:r>
-          <w:r>
-            <w:fldChar w:fldCharType="end"/>
-          </w:r>
-          <w:r>
-            <w:rPr>
-              <w:rFonts w:hint="eastAsia" w:ascii="宋体" w:hAnsi="宋体" w:eastAsia="宋体" w:cs="宋体"/>
-            </w:rPr>
-            <w:fldChar w:fldCharType="end"/>
-          </w:r>
-        </w:p>
-        <w:p>
-          <w:pPr>
-            <w:pStyle w:val="6"/>
-            <w:tabs>
-              <w:tab w:val="right" w:leader="dot" w:pos="8306"/>
-            </w:tabs>
-          </w:pPr>
-          <w:r>
-            <w:rPr>
-              <w:rFonts w:hint="eastAsia" w:ascii="宋体" w:hAnsi="宋体" w:eastAsia="宋体" w:cs="宋体"/>
-            </w:rPr>
-            <w:fldChar w:fldCharType="begin"/>
-          </w:r>
-          <w:r>
-            <w:rPr>
-              <w:rFonts w:hint="eastAsia" w:ascii="宋体" w:hAnsi="宋体" w:eastAsia="宋体" w:cs="宋体"/>
-            </w:rPr>
-            <w:instrText xml:space="preserve"> HYPERLINK \l _Toc9501 </w:instrText>
-          </w:r>
-          <w:r>
-            <w:rPr>
-              <w:rFonts w:hint="eastAsia" w:ascii="宋体" w:hAnsi="宋体" w:eastAsia="宋体" w:cs="宋体"/>
-            </w:rPr>
-            <w:fldChar w:fldCharType="separate"/>
-          </w:r>
-          <w:r>
-            <w:rPr>
-              <w:rFonts w:hint="default" w:ascii="宋体" w:hAnsi="宋体" w:eastAsia="宋体" w:cs="宋体"/>
-              <w:szCs w:val="32"/>
-              <w:lang w:val="en-US" w:eastAsia="zh-CN"/>
-            </w:rPr>
-            <w:t xml:space="preserve">2.2.1 </w:t>
-          </w:r>
-          <w:r>
-            <w:rPr>
-              <w:rFonts w:hint="eastAsia" w:ascii="宋体" w:hAnsi="宋体" w:eastAsia="宋体" w:cs="宋体"/>
-              <w:szCs w:val="32"/>
-              <w:lang w:val="en-US" w:eastAsia="zh-CN"/>
-            </w:rPr>
-            <w:t>File Functions</w:t>
-          </w:r>
-          <w:r>
-            <w:tab/>
-          </w:r>
-          <w:r>
-            <w:fldChar w:fldCharType="begin"/>
-          </w:r>
-          <w:r>
-            <w:instrText xml:space="preserve"> PAGEREF _Toc9501 \h </w:instrText>
-          </w:r>
-          <w:r>
-            <w:fldChar w:fldCharType="separate"/>
-          </w:r>
-          <w:r>
-            <w:t>4</w:t>
-          </w:r>
-          <w:r>
-            <w:fldChar w:fldCharType="end"/>
-          </w:r>
-          <w:r>
-            <w:rPr>
-              <w:rFonts w:hint="eastAsia" w:ascii="宋体" w:hAnsi="宋体" w:eastAsia="宋体" w:cs="宋体"/>
-            </w:rPr>
-            <w:fldChar w:fldCharType="end"/>
-          </w:r>
-        </w:p>
-        <w:p>
-          <w:pPr>
-            <w:pStyle w:val="6"/>
-            <w:tabs>
-              <w:tab w:val="right" w:leader="dot" w:pos="8306"/>
-            </w:tabs>
-          </w:pPr>
-          <w:r>
-            <w:rPr>
-              <w:rFonts w:hint="eastAsia" w:ascii="宋体" w:hAnsi="宋体" w:eastAsia="宋体" w:cs="宋体"/>
-            </w:rPr>
-            <w:fldChar w:fldCharType="begin"/>
-          </w:r>
-          <w:r>
-            <w:rPr>
-              <w:rFonts w:hint="eastAsia" w:ascii="宋体" w:hAnsi="宋体" w:eastAsia="宋体" w:cs="宋体"/>
-            </w:rPr>
-            <w:instrText xml:space="preserve"> HYPERLINK \l _Toc31229 </w:instrText>
-          </w:r>
-          <w:r>
-            <w:rPr>
-              <w:rFonts w:hint="eastAsia" w:ascii="宋体" w:hAnsi="宋体" w:eastAsia="宋体" w:cs="宋体"/>
-            </w:rPr>
-            <w:fldChar w:fldCharType="separate"/>
-          </w:r>
-          <w:r>
-            <w:rPr>
-              <w:rFonts w:hint="default" w:ascii="宋体" w:hAnsi="宋体" w:eastAsia="宋体" w:cs="宋体"/>
-              <w:szCs w:val="32"/>
-              <w:lang w:val="en-US" w:eastAsia="zh-CN"/>
-            </w:rPr>
-            <w:t xml:space="preserve">2.2.2 </w:t>
-          </w:r>
-          <w:r>
-            <w:rPr>
-              <w:rFonts w:hint="eastAsia" w:ascii="宋体" w:hAnsi="宋体" w:eastAsia="宋体" w:cs="宋体"/>
-              <w:szCs w:val="32"/>
-              <w:lang w:val="en-US" w:eastAsia="zh-CN"/>
-            </w:rPr>
-            <w:t>View Functions</w:t>
-          </w:r>
-          <w:r>
-            <w:tab/>
-          </w:r>
-          <w:r>
-            <w:fldChar w:fldCharType="begin"/>
-          </w:r>
-          <w:r>
-            <w:instrText xml:space="preserve"> PAGEREF _Toc31229 \h </w:instrText>
-          </w:r>
-          <w:r>
-            <w:fldChar w:fldCharType="separate"/>
-          </w:r>
-          <w:r>
-            <w:t>4</w:t>
-          </w:r>
-          <w:r>
-            <w:fldChar w:fldCharType="end"/>
-          </w:r>
-          <w:r>
-            <w:rPr>
-              <w:rFonts w:hint="eastAsia" w:ascii="宋体" w:hAnsi="宋体" w:eastAsia="宋体" w:cs="宋体"/>
-            </w:rPr>
-            <w:fldChar w:fldCharType="end"/>
-          </w:r>
-        </w:p>
-        <w:p>
-          <w:pPr>
-            <w:pStyle w:val="8"/>
-            <w:tabs>
-              <w:tab w:val="right" w:leader="dot" w:pos="8306"/>
-            </w:tabs>
-          </w:pPr>
-          <w:r>
-            <w:rPr>
-              <w:rFonts w:hint="eastAsia" w:ascii="宋体" w:hAnsi="宋体" w:eastAsia="宋体" w:cs="宋体"/>
-            </w:rPr>
-            <w:fldChar w:fldCharType="begin"/>
-          </w:r>
-          <w:r>
-            <w:rPr>
-              <w:rFonts w:hint="eastAsia" w:ascii="宋体" w:hAnsi="宋体" w:eastAsia="宋体" w:cs="宋体"/>
-            </w:rPr>
             <w:instrText xml:space="preserve"> HYPERLINK \l _Toc4884 </w:instrText>
           </w:r>
           <w:r>
@@ -750,7 +750,7 @@
         </w:p>
         <w:p>
           <w:pPr>
-            <w:pStyle w:val="6"/>
+            <w:pStyle w:val="7"/>
             <w:tabs>
               <w:tab w:val="right" w:leader="dot" w:pos="8306"/>
             </w:tabs>
@@ -816,7 +816,7 @@
         </w:p>
         <w:p>
           <w:pPr>
-            <w:pStyle w:val="6"/>
+            <w:pStyle w:val="7"/>
             <w:tabs>
               <w:tab w:val="right" w:leader="dot" w:pos="8306"/>
             </w:tabs>
@@ -882,7 +882,7 @@
         </w:p>
         <w:p>
           <w:pPr>
-            <w:pStyle w:val="6"/>
+            <w:pStyle w:val="7"/>
             <w:tabs>
               <w:tab w:val="right" w:leader="dot" w:pos="8306"/>
             </w:tabs>
@@ -948,7 +948,7 @@
         </w:p>
         <w:p>
           <w:pPr>
-            <w:pStyle w:val="6"/>
+            <w:pStyle w:val="7"/>
             <w:tabs>
               <w:tab w:val="right" w:leader="dot" w:pos="8306"/>
             </w:tabs>
@@ -1014,7 +1014,7 @@
         </w:p>
         <w:p>
           <w:pPr>
-            <w:pStyle w:val="9"/>
+            <w:pStyle w:val="10"/>
             <w:tabs>
               <w:tab w:val="right" w:leader="dot" w:pos="8306"/>
             </w:tabs>
@@ -1082,7 +1082,7 @@
         </w:p>
         <w:p>
           <w:pPr>
-            <w:pStyle w:val="6"/>
+            <w:pStyle w:val="7"/>
             <w:tabs>
               <w:tab w:val="right" w:leader="dot" w:pos="8306"/>
             </w:tabs>
@@ -1148,7 +1148,7 @@
         </w:p>
         <w:p>
           <w:pPr>
-            <w:pStyle w:val="6"/>
+            <w:pStyle w:val="7"/>
             <w:tabs>
               <w:tab w:val="right" w:leader="dot" w:pos="8306"/>
             </w:tabs>
@@ -1214,7 +1214,7 @@
         </w:p>
         <w:p>
           <w:pPr>
-            <w:pStyle w:val="6"/>
+            <w:pStyle w:val="7"/>
             <w:tabs>
               <w:tab w:val="right" w:leader="dot" w:pos="8306"/>
             </w:tabs>
@@ -1280,7 +1280,7 @@
         </w:p>
         <w:p>
           <w:pPr>
-            <w:pStyle w:val="6"/>
+            <w:pStyle w:val="7"/>
             <w:tabs>
               <w:tab w:val="right" w:leader="dot" w:pos="8306"/>
             </w:tabs>
@@ -1397,27 +1397,20 @@
     </w:p>
     <w:p>
       <w:pPr>
+        <w:pStyle w:val="3"/>
         <w:numPr>
           <w:ilvl w:val="0"/>
           <w:numId w:val="1"/>
         </w:numPr>
-        <w:ind w:left="0" w:leftChars="0" w:firstLine="0" w:firstLineChars="0"/>
-        <w:outlineLvl w:val="0"/>
-        <w:rPr>
-          <w:rStyle w:val="18"/>
-          <w:rFonts w:hint="eastAsia" w:ascii="楷体" w:hAnsi="楷体" w:eastAsia="楷体" w:cs="楷体"/>
-          <w:sz w:val="32"/>
-          <w:szCs w:val="32"/>
+        <w:bidi w:val="0"/>
+        <w:rPr>
+          <w:rFonts w:hint="eastAsia" w:ascii="黑体" w:hAnsi="黑体" w:eastAsia="黑体" w:cs="黑体"/>
         </w:rPr>
       </w:pPr>
       <w:bookmarkStart w:id="0" w:name="_Toc4086"/>
       <w:r>
         <w:rPr>
           <w:rFonts w:hint="eastAsia" w:ascii="黑体" w:hAnsi="黑体" w:eastAsia="黑体" w:cs="黑体"/>
-          <w:b/>
-          <w:bCs/>
-          <w:sz w:val="32"/>
-          <w:szCs w:val="32"/>
           <w:lang w:val="en-US" w:eastAsia="zh-CN"/>
         </w:rPr>
         <w:t>Background &amp; Introduction</w:t>
@@ -1433,7 +1426,7 @@
         <w:ind w:left="0" w:leftChars="0" w:firstLine="0" w:firstLineChars="0"/>
         <w:outlineLvl w:val="1"/>
         <w:rPr>
-          <w:rStyle w:val="18"/>
+          <w:rStyle w:val="19"/>
           <w:rFonts w:hint="eastAsia" w:ascii="楷体" w:hAnsi="楷体" w:eastAsia="楷体" w:cs="楷体"/>
           <w:sz w:val="32"/>
           <w:szCs w:val="32"/>
@@ -1442,7 +1435,7 @@
       <w:bookmarkStart w:id="1" w:name="_Toc25802"/>
       <w:r>
         <w:rPr>
-          <w:rStyle w:val="18"/>
+          <w:rStyle w:val="19"/>
           <w:rFonts w:hint="eastAsia" w:ascii="楷体" w:hAnsi="楷体" w:eastAsia="楷体" w:cs="楷体"/>
           <w:sz w:val="32"/>
           <w:szCs w:val="32"/>
@@ -1498,7 +1491,7 @@
         <w:ind w:left="0" w:leftChars="0" w:firstLine="0" w:firstLineChars="0"/>
         <w:outlineLvl w:val="1"/>
         <w:rPr>
-          <w:rStyle w:val="18"/>
+          <w:rStyle w:val="19"/>
           <w:rFonts w:hint="eastAsia" w:ascii="楷体" w:hAnsi="楷体" w:eastAsia="楷体" w:cs="楷体"/>
           <w:sz w:val="32"/>
           <w:szCs w:val="32"/>
@@ -1508,7 +1501,7 @@
       <w:bookmarkStart w:id="2" w:name="_Toc7109"/>
       <w:r>
         <w:rPr>
-          <w:rStyle w:val="18"/>
+          <w:rStyle w:val="19"/>
           <w:rFonts w:hint="eastAsia" w:ascii="楷体" w:hAnsi="楷体" w:eastAsia="楷体" w:cs="楷体"/>
           <w:sz w:val="32"/>
           <w:szCs w:val="32"/>
@@ -1543,14 +1536,6 @@
         </w:rPr>
         <w:t xml:space="preserve">Looper Viewer provides video stream preview, real‑time VIO data visualization, post‑processing filters, and some debugging functions for the Looper Insight 9 camera via the InsightSDK. This document will explore the various features of the Looper camera, provide detailed explanations and operational demonstrations, and help users efficiently master the powerful capabilities of the Looper camera. </w:t>
       </w:r>
-    </w:p>
-    <w:p>
-      <w:pPr>
-        <w:rPr>
-          <w:rFonts w:hint="eastAsia" w:ascii="宋体" w:hAnsi="宋体" w:eastAsia="宋体" w:cs="宋体"/>
-          <w:lang w:val="en-US" w:eastAsia="zh-CN"/>
-        </w:rPr>
-      </w:pPr>
     </w:p>
     <w:p>
       <w:pPr>
@@ -1653,7 +1638,7 @@
           <w:szCs w:val="24"/>
           <w:lang w:val="en-US" w:eastAsia="zh-CN"/>
         </w:rPr>
-        <w:t xml:space="preserve">The main interface of Looper Viewer is divided into three areas: </w:t>
+        <w:t xml:space="preserve">The main interface of Looper Viewer is divided into six areas: </w:t>
       </w:r>
     </w:p>
     <w:p>
@@ -1721,18 +1706,89 @@
     </w:p>
     <w:p>
       <w:pPr>
+        <w:ind w:left="420" w:leftChars="0" w:firstLine="420" w:firstLineChars="0"/>
         <w:jc w:val="both"/>
         <w:rPr>
           <w:rFonts w:hint="eastAsia" w:ascii="宋体" w:hAnsi="宋体" w:eastAsia="宋体" w:cs="宋体"/>
+          <w:sz w:val="24"/>
+          <w:szCs w:val="24"/>
+          <w:lang w:val="en-US" w:eastAsia="zh-CN"/>
+        </w:rPr>
+      </w:pPr>
+      <w:r>
+        <w:rPr>
+          <w:rFonts w:hint="eastAsia" w:ascii="宋体" w:hAnsi="宋体" w:eastAsia="宋体" w:cs="宋体"/>
+          <w:sz w:val="24"/>
+          <w:szCs w:val="24"/>
+          <w:lang w:val="en-US" w:eastAsia="zh-CN"/>
+        </w:rPr>
+        <w:t>- **Area 4:** VIO test preview area</w:t>
+      </w:r>
+    </w:p>
+    <w:p>
+      <w:pPr>
+        <w:ind w:left="420" w:leftChars="0" w:firstLine="420" w:firstLineChars="0"/>
+        <w:jc w:val="both"/>
+        <w:rPr>
+          <w:rFonts w:hint="eastAsia" w:ascii="宋体" w:hAnsi="宋体" w:eastAsia="宋体" w:cs="宋体"/>
+          <w:sz w:val="24"/>
+          <w:szCs w:val="24"/>
+          <w:lang w:val="en-US" w:eastAsia="zh-CN"/>
+        </w:rPr>
+      </w:pPr>
+      <w:r>
+        <w:rPr>
+          <w:rFonts w:hint="eastAsia" w:ascii="宋体" w:hAnsi="宋体" w:eastAsia="宋体" w:cs="宋体"/>
+          <w:sz w:val="24"/>
+          <w:szCs w:val="24"/>
+          <w:lang w:val="en-US" w:eastAsia="zh-CN"/>
+        </w:rPr>
+        <w:t xml:space="preserve">- **Area 5:** Camera processing control area </w:t>
+      </w:r>
+    </w:p>
+    <w:p>
+      <w:pPr>
+        <w:ind w:left="420" w:leftChars="0" w:firstLine="420" w:firstLineChars="0"/>
+        <w:jc w:val="both"/>
+        <w:rPr>
+          <w:rFonts w:hint="eastAsia" w:ascii="宋体" w:hAnsi="宋体" w:eastAsia="宋体" w:cs="宋体"/>
+          <w:sz w:val="24"/>
+          <w:szCs w:val="24"/>
+          <w:lang w:val="en-US" w:eastAsia="zh-CN"/>
+        </w:rPr>
+      </w:pPr>
+      <w:r>
+        <w:rPr>
+          <w:rFonts w:hint="eastAsia" w:ascii="宋体" w:hAnsi="宋体" w:eastAsia="宋体" w:cs="宋体"/>
+          <w:sz w:val="24"/>
+          <w:szCs w:val="24"/>
+          <w:lang w:val="en-US" w:eastAsia="zh-CN"/>
+        </w:rPr>
+        <w:t xml:space="preserve">- **Area 6:** IMU data line chart </w:t>
+      </w:r>
+    </w:p>
+    <w:p>
+      <w:pPr>
+        <w:jc w:val="center"/>
+        <w:rPr>
+          <w:rFonts w:hint="eastAsia" w:ascii="宋体" w:hAnsi="宋体" w:eastAsia="宋体" w:cs="宋体"/>
           <w:lang w:val="en-US" w:eastAsia="zh-CN"/>
         </w:rPr>
       </w:pPr>
       <w:r>
         <w:drawing>
-          <wp:inline distT="0" distB="0" distL="114300" distR="114300">
-            <wp:extent cx="5266690" cy="2795270"/>
-            <wp:effectExtent l="0" t="0" r="6350" b="1270"/>
-            <wp:docPr id="5" name="图片 3"/>
+          <wp:anchor distT="0" distB="0" distL="114300" distR="114300" simplePos="0" relativeHeight="251664384" behindDoc="0" locked="0" layoutInCell="1" allowOverlap="1">
+            <wp:simplePos x="0" y="0"/>
+            <wp:positionH relativeFrom="column">
+              <wp:posOffset>50165</wp:posOffset>
+            </wp:positionH>
+            <wp:positionV relativeFrom="paragraph">
+              <wp:posOffset>15240</wp:posOffset>
+            </wp:positionV>
+            <wp:extent cx="5173345" cy="2743835"/>
+            <wp:effectExtent l="0" t="0" r="635" b="6985"/>
+            <wp:wrapTopAndBottom/>
+            <wp:docPr id="1" name="图片 1"/>
             <wp:cNvGraphicFramePr>
               <a:graphicFrameLocks xmlns:a="http://schemas.openxmlformats.org/drawingml/2006/main" noChangeAspect="1"/>
             </wp:cNvGraphicFramePr>
@@ -1740,7 +1796,7 @@
               <a:graphicData uri="http://schemas.openxmlformats.org/drawingml/2006/picture">
                 <pic:pic xmlns:pic="http://schemas.openxmlformats.org/drawingml/2006/picture">
                   <pic:nvPicPr>
-                    <pic:cNvPr id="5" name="图片 3"/>
+                    <pic:cNvPr id="1" name="图片 1"/>
                     <pic:cNvPicPr>
                       <a:picLocks noChangeAspect="1"/>
                     </pic:cNvPicPr>
@@ -1754,7 +1810,7 @@
                   <pic:spPr>
                     <a:xfrm>
                       <a:off x="0" y="0"/>
-                      <a:ext cx="5266690" cy="2795270"/>
+                      <a:ext cx="5173345" cy="2743835"/>
                     </a:xfrm>
                     <a:prstGeom prst="rect">
                       <a:avLst/>
@@ -1767,18 +1823,9 @@
                 </pic:pic>
               </a:graphicData>
             </a:graphic>
-          </wp:inline>
+          </wp:anchor>
         </w:drawing>
       </w:r>
-    </w:p>
-    <w:p>
-      <w:pPr>
-        <w:jc w:val="center"/>
-        <w:rPr>
-          <w:rFonts w:hint="eastAsia" w:ascii="宋体" w:hAnsi="宋体" w:eastAsia="宋体" w:cs="宋体"/>
-          <w:lang w:val="en-US" w:eastAsia="zh-CN"/>
-        </w:rPr>
-      </w:pPr>
       <w:r>
         <w:rPr>
           <w:rFonts w:hint="eastAsia" w:ascii="宋体" w:hAnsi="宋体" w:eastAsia="宋体" w:cs="宋体"/>
@@ -1821,7 +1868,7 @@
     </w:p>
     <w:tbl>
       <w:tblPr>
-        <w:tblStyle w:val="12"/>
+        <w:tblStyle w:val="13"/>
         <w:tblW w:w="0" w:type="auto"/>
         <w:tblInd w:w="0" w:type="dxa"/>
         <w:tblBorders>
@@ -1952,6 +1999,7 @@
         <w:tc>
           <w:tcPr>
             <w:tcW w:w="2000" w:type="dxa"/>
+            <w:vAlign w:val="center"/>
           </w:tcPr>
           <w:p>
             <w:pPr>
@@ -1964,7 +2012,7 @@
             </w:pPr>
             <w:r>
               <w:rPr>
-                <w:rFonts w:hint="eastAsia" w:ascii="宋体" w:hAnsi="宋体" w:eastAsia="宋体" w:cs="宋体"/>
+                <w:rFonts w:hint="default" w:ascii="宋体" w:hAnsi="宋体" w:eastAsia="宋体" w:cs="宋体"/>
                 <w:vertAlign w:val="baseline"/>
                 <w:lang w:val="en-US" w:eastAsia="zh-CN"/>
               </w:rPr>
@@ -1975,6 +2023,7 @@
         <w:tc>
           <w:tcPr>
             <w:tcW w:w="2621" w:type="dxa"/>
+            <w:vAlign w:val="center"/>
           </w:tcPr>
           <w:p>
             <w:pPr>
@@ -1987,7 +2036,7 @@
             </w:pPr>
             <w:r>
               <w:rPr>
-                <w:rFonts w:hint="eastAsia" w:ascii="宋体" w:hAnsi="宋体" w:eastAsia="宋体" w:cs="宋体"/>
+                <w:rFonts w:hint="default" w:ascii="宋体" w:hAnsi="宋体" w:eastAsia="宋体" w:cs="宋体"/>
                 <w:vertAlign w:val="baseline"/>
                 <w:lang w:val="en-US" w:eastAsia="zh-CN"/>
               </w:rPr>
@@ -1998,6 +2047,7 @@
         <w:tc>
           <w:tcPr>
             <w:tcW w:w="3901" w:type="dxa"/>
+            <w:vAlign w:val="center"/>
           </w:tcPr>
           <w:p>
             <w:pPr>
@@ -2010,11 +2060,11 @@
             </w:pPr>
             <w:r>
               <w:rPr>
-                <w:rFonts w:hint="eastAsia" w:ascii="宋体" w:hAnsi="宋体" w:eastAsia="宋体" w:cs="宋体"/>
+                <w:rFonts w:hint="default" w:ascii="宋体" w:hAnsi="宋体" w:eastAsia="宋体" w:cs="宋体"/>
                 <w:vertAlign w:val="baseline"/>
                 <w:lang w:val="en-US" w:eastAsia="zh-CN"/>
               </w:rPr>
-              <w:t>Provides shortcuts to “Common” functions</w:t>
+              <w:t>Provides shortcuts to common functions</w:t>
             </w:r>
           </w:p>
         </w:tc>
@@ -2039,6 +2089,7 @@
         <w:tc>
           <w:tcPr>
             <w:tcW w:w="2000" w:type="dxa"/>
+            <w:vAlign w:val="center"/>
           </w:tcPr>
           <w:p>
             <w:pPr>
@@ -2051,7 +2102,7 @@
             </w:pPr>
             <w:r>
               <w:rPr>
-                <w:rFonts w:hint="eastAsia" w:ascii="宋体" w:hAnsi="宋体" w:eastAsia="宋体" w:cs="宋体"/>
+                <w:rFonts w:hint="default" w:ascii="宋体" w:hAnsi="宋体" w:eastAsia="宋体" w:cs="宋体"/>
                 <w:vertAlign w:val="baseline"/>
                 <w:lang w:val="en-US" w:eastAsia="zh-CN"/>
               </w:rPr>
@@ -2062,6 +2113,7 @@
         <w:tc>
           <w:tcPr>
             <w:tcW w:w="2621" w:type="dxa"/>
+            <w:vAlign w:val="center"/>
           </w:tcPr>
           <w:p>
             <w:pPr>
@@ -2074,7 +2126,7 @@
             </w:pPr>
             <w:r>
               <w:rPr>
-                <w:rFonts w:hint="eastAsia" w:ascii="宋体" w:hAnsi="宋体" w:eastAsia="宋体" w:cs="宋体"/>
+                <w:rFonts w:hint="default" w:ascii="宋体" w:hAnsi="宋体" w:eastAsia="宋体" w:cs="宋体"/>
                 <w:vertAlign w:val="baseline"/>
                 <w:lang w:val="en-US" w:eastAsia="zh-CN"/>
               </w:rPr>
@@ -2085,6 +2137,7 @@
         <w:tc>
           <w:tcPr>
             <w:tcW w:w="3901" w:type="dxa"/>
+            <w:vAlign w:val="center"/>
           </w:tcPr>
           <w:p>
             <w:pPr>
@@ -2097,11 +2150,11 @@
             </w:pPr>
             <w:r>
               <w:rPr>
-                <w:rFonts w:hint="eastAsia" w:ascii="宋体" w:hAnsi="宋体" w:eastAsia="宋体" w:cs="宋体"/>
+                <w:rFonts w:hint="default" w:ascii="宋体" w:hAnsi="宋体" w:eastAsia="宋体" w:cs="宋体"/>
                 <w:vertAlign w:val="baseline"/>
                 <w:lang w:val="en-US" w:eastAsia="zh-CN"/>
               </w:rPr>
-              <w:t>Data stream image preview, VIO information preview</w:t>
+              <w:t>Displays preview of data streams</w:t>
             </w:r>
           </w:p>
         </w:tc>
@@ -2126,6 +2179,7 @@
         <w:tc>
           <w:tcPr>
             <w:tcW w:w="2000" w:type="dxa"/>
+            <w:vAlign w:val="center"/>
           </w:tcPr>
           <w:p>
             <w:pPr>
@@ -2138,7 +2192,7 @@
             </w:pPr>
             <w:r>
               <w:rPr>
-                <w:rFonts w:hint="eastAsia" w:ascii="宋体" w:hAnsi="宋体" w:eastAsia="宋体" w:cs="宋体"/>
+                <w:rFonts w:hint="default" w:ascii="宋体" w:hAnsi="宋体" w:eastAsia="宋体" w:cs="宋体"/>
                 <w:vertAlign w:val="baseline"/>
                 <w:lang w:val="en-US" w:eastAsia="zh-CN"/>
               </w:rPr>
@@ -2149,6 +2203,7 @@
         <w:tc>
           <w:tcPr>
             <w:tcW w:w="2621" w:type="dxa"/>
+            <w:vAlign w:val="center"/>
           </w:tcPr>
           <w:p>
             <w:pPr>
@@ -2161,17 +2216,18 @@
             </w:pPr>
             <w:r>
               <w:rPr>
-                <w:rFonts w:hint="eastAsia" w:ascii="宋体" w:hAnsi="宋体" w:eastAsia="宋体" w:cs="宋体"/>
+                <w:rFonts w:hint="default" w:ascii="宋体" w:hAnsi="宋体" w:eastAsia="宋体" w:cs="宋体"/>
                 <w:vertAlign w:val="baseline"/>
                 <w:lang w:val="en-US" w:eastAsia="zh-CN"/>
               </w:rPr>
-              <w:t>Control/processing area</w:t>
+              <w:t>Sensor info preview area</w:t>
             </w:r>
           </w:p>
         </w:tc>
         <w:tc>
           <w:tcPr>
             <w:tcW w:w="3901" w:type="dxa"/>
+            <w:vAlign w:val="center"/>
           </w:tcPr>
           <w:p>
             <w:pPr>
@@ -2184,11 +2240,281 @@
             </w:pPr>
             <w:r>
               <w:rPr>
+                <w:rFonts w:hint="default" w:ascii="宋体" w:hAnsi="宋体" w:eastAsia="宋体" w:cs="宋体"/>
+                <w:vertAlign w:val="baseline"/>
+                <w:lang w:val="en-US" w:eastAsia="zh-CN"/>
+              </w:rPr>
+              <w:t>Displays sensor information</w:t>
+            </w:r>
+          </w:p>
+        </w:tc>
+      </w:tr>
+      <w:tr>
+        <w:tblPrEx>
+          <w:tblBorders>
+            <w:top w:val="single" w:color="auto" w:sz="4" w:space="0"/>
+            <w:left w:val="single" w:color="auto" w:sz="4" w:space="0"/>
+            <w:bottom w:val="single" w:color="auto" w:sz="4" w:space="0"/>
+            <w:right w:val="single" w:color="auto" w:sz="4" w:space="0"/>
+            <w:insideH w:val="single" w:color="auto" w:sz="4" w:space="0"/>
+            <w:insideV w:val="single" w:color="auto" w:sz="4" w:space="0"/>
+          </w:tblBorders>
+          <w:tblCellMar>
+            <w:top w:w="0" w:type="dxa"/>
+            <w:left w:w="108" w:type="dxa"/>
+            <w:bottom w:w="0" w:type="dxa"/>
+            <w:right w:w="108" w:type="dxa"/>
+          </w:tblCellMar>
+        </w:tblPrEx>
+        <w:tc>
+          <w:tcPr>
+            <w:tcW w:w="2000" w:type="dxa"/>
+            <w:vAlign w:val="center"/>
+          </w:tcPr>
+          <w:p>
+            <w:pPr>
+              <w:jc w:val="center"/>
+              <w:rPr>
                 <w:rFonts w:hint="eastAsia" w:ascii="宋体" w:hAnsi="宋体" w:eastAsia="宋体" w:cs="宋体"/>
                 <w:vertAlign w:val="baseline"/>
                 <w:lang w:val="en-US" w:eastAsia="zh-CN"/>
               </w:rPr>
-              <w:t>Image processing and control pages</w:t>
+            </w:pPr>
+            <w:r>
+              <w:rPr>
+                <w:rFonts w:hint="default" w:ascii="宋体" w:hAnsi="宋体" w:eastAsia="宋体" w:cs="宋体"/>
+                <w:vertAlign w:val="baseline"/>
+                <w:lang w:val="en-US" w:eastAsia="zh-CN"/>
+              </w:rPr>
+              <w:t>Area 4</w:t>
+            </w:r>
+          </w:p>
+        </w:tc>
+        <w:tc>
+          <w:tcPr>
+            <w:tcW w:w="2621" w:type="dxa"/>
+            <w:vAlign w:val="center"/>
+          </w:tcPr>
+          <w:p>
+            <w:pPr>
+              <w:jc w:val="center"/>
+              <w:rPr>
+                <w:rFonts w:hint="eastAsia" w:ascii="宋体" w:hAnsi="宋体" w:eastAsia="宋体" w:cs="宋体"/>
+                <w:vertAlign w:val="baseline"/>
+                <w:lang w:val="en-US" w:eastAsia="zh-CN"/>
+              </w:rPr>
+            </w:pPr>
+            <w:r>
+              <w:rPr>
+                <w:rFonts w:hint="default" w:ascii="宋体" w:hAnsi="宋体" w:eastAsia="宋体" w:cs="宋体"/>
+                <w:vertAlign w:val="baseline"/>
+                <w:lang w:val="en-US" w:eastAsia="zh-CN"/>
+              </w:rPr>
+              <w:t>VIO test preview area</w:t>
+            </w:r>
+          </w:p>
+        </w:tc>
+        <w:tc>
+          <w:tcPr>
+            <w:tcW w:w="3901" w:type="dxa"/>
+            <w:vAlign w:val="center"/>
+          </w:tcPr>
+          <w:p>
+            <w:pPr>
+              <w:jc w:val="center"/>
+              <w:rPr>
+                <w:rFonts w:hint="eastAsia" w:ascii="宋体" w:hAnsi="宋体" w:eastAsia="宋体" w:cs="宋体"/>
+                <w:vertAlign w:val="baseline"/>
+                <w:lang w:val="en-US" w:eastAsia="zh-CN"/>
+              </w:rPr>
+            </w:pPr>
+            <w:r>
+              <w:rPr>
+                <w:rFonts w:hint="default" w:ascii="宋体" w:hAnsi="宋体" w:eastAsia="宋体" w:cs="宋体"/>
+                <w:vertAlign w:val="baseline"/>
+                <w:lang w:val="en-US" w:eastAsia="zh-CN"/>
+              </w:rPr>
+              <w:t>Renders camera VIO status in 3D</w:t>
+            </w:r>
+          </w:p>
+        </w:tc>
+      </w:tr>
+      <w:tr>
+        <w:tblPrEx>
+          <w:tblBorders>
+            <w:top w:val="single" w:color="auto" w:sz="4" w:space="0"/>
+            <w:left w:val="single" w:color="auto" w:sz="4" w:space="0"/>
+            <w:bottom w:val="single" w:color="auto" w:sz="4" w:space="0"/>
+            <w:right w:val="single" w:color="auto" w:sz="4" w:space="0"/>
+            <w:insideH w:val="single" w:color="auto" w:sz="4" w:space="0"/>
+            <w:insideV w:val="single" w:color="auto" w:sz="4" w:space="0"/>
+          </w:tblBorders>
+          <w:tblCellMar>
+            <w:top w:w="0" w:type="dxa"/>
+            <w:left w:w="108" w:type="dxa"/>
+            <w:bottom w:w="0" w:type="dxa"/>
+            <w:right w:w="108" w:type="dxa"/>
+          </w:tblCellMar>
+        </w:tblPrEx>
+        <w:tc>
+          <w:tcPr>
+            <w:tcW w:w="2000" w:type="dxa"/>
+            <w:vAlign w:val="center"/>
+          </w:tcPr>
+          <w:p>
+            <w:pPr>
+              <w:jc w:val="center"/>
+              <w:rPr>
+                <w:rFonts w:hint="eastAsia" w:ascii="宋体" w:hAnsi="宋体" w:eastAsia="宋体" w:cs="宋体"/>
+                <w:vertAlign w:val="baseline"/>
+                <w:lang w:val="en-US" w:eastAsia="zh-CN"/>
+              </w:rPr>
+            </w:pPr>
+            <w:r>
+              <w:rPr>
+                <w:rFonts w:hint="default" w:ascii="宋体" w:hAnsi="宋体" w:eastAsia="宋体" w:cs="宋体"/>
+                <w:vertAlign w:val="baseline"/>
+                <w:lang w:val="en-US" w:eastAsia="zh-CN"/>
+              </w:rPr>
+              <w:t>Area 5</w:t>
+            </w:r>
+          </w:p>
+        </w:tc>
+        <w:tc>
+          <w:tcPr>
+            <w:tcW w:w="2621" w:type="dxa"/>
+            <w:vAlign w:val="center"/>
+          </w:tcPr>
+          <w:p>
+            <w:pPr>
+              <w:jc w:val="center"/>
+              <w:rPr>
+                <w:rFonts w:hint="eastAsia" w:ascii="宋体" w:hAnsi="宋体" w:eastAsia="宋体" w:cs="宋体"/>
+                <w:vertAlign w:val="baseline"/>
+                <w:lang w:val="en-US" w:eastAsia="zh-CN"/>
+              </w:rPr>
+            </w:pPr>
+            <w:r>
+              <w:rPr>
+                <w:rFonts w:hint="default" w:ascii="宋体" w:hAnsi="宋体" w:eastAsia="宋体" w:cs="宋体"/>
+                <w:vertAlign w:val="baseline"/>
+                <w:lang w:val="en-US" w:eastAsia="zh-CN"/>
+              </w:rPr>
+              <w:t>Camera processing control</w:t>
+            </w:r>
+          </w:p>
+        </w:tc>
+        <w:tc>
+          <w:tcPr>
+            <w:tcW w:w="3901" w:type="dxa"/>
+            <w:vAlign w:val="center"/>
+          </w:tcPr>
+          <w:p>
+            <w:pPr>
+              <w:jc w:val="center"/>
+              <w:rPr>
+                <w:rFonts w:hint="eastAsia" w:ascii="宋体" w:hAnsi="宋体" w:eastAsia="宋体" w:cs="宋体"/>
+                <w:vertAlign w:val="baseline"/>
+                <w:lang w:val="en-US" w:eastAsia="zh-CN"/>
+              </w:rPr>
+            </w:pPr>
+            <w:r>
+              <w:rPr>
+                <w:rFonts w:hint="default" w:ascii="宋体" w:hAnsi="宋体" w:eastAsia="宋体" w:cs="宋体"/>
+                <w:vertAlign w:val="baseline"/>
+                <w:lang w:val="en-US" w:eastAsia="zh-CN"/>
+              </w:rPr>
+              <w:t>Image processing and control page</w:t>
+            </w:r>
+          </w:p>
+        </w:tc>
+      </w:tr>
+      <w:tr>
+        <w:tblPrEx>
+          <w:tblBorders>
+            <w:top w:val="single" w:color="auto" w:sz="4" w:space="0"/>
+            <w:left w:val="single" w:color="auto" w:sz="4" w:space="0"/>
+            <w:bottom w:val="single" w:color="auto" w:sz="4" w:space="0"/>
+            <w:right w:val="single" w:color="auto" w:sz="4" w:space="0"/>
+            <w:insideH w:val="single" w:color="auto" w:sz="4" w:space="0"/>
+            <w:insideV w:val="single" w:color="auto" w:sz="4" w:space="0"/>
+          </w:tblBorders>
+          <w:tblCellMar>
+            <w:top w:w="0" w:type="dxa"/>
+            <w:left w:w="108" w:type="dxa"/>
+            <w:bottom w:w="0" w:type="dxa"/>
+            <w:right w:w="108" w:type="dxa"/>
+          </w:tblCellMar>
+        </w:tblPrEx>
+        <w:tc>
+          <w:tcPr>
+            <w:tcW w:w="2000" w:type="dxa"/>
+            <w:vAlign w:val="center"/>
+          </w:tcPr>
+          <w:p>
+            <w:pPr>
+              <w:jc w:val="center"/>
+              <w:rPr>
+                <w:rFonts w:hint="eastAsia" w:ascii="宋体" w:hAnsi="宋体" w:eastAsia="宋体" w:cs="宋体"/>
+                <w:vertAlign w:val="baseline"/>
+                <w:lang w:val="en-US" w:eastAsia="zh-CN"/>
+              </w:rPr>
+            </w:pPr>
+            <w:r>
+              <w:rPr>
+                <w:rFonts w:hint="default" w:ascii="宋体" w:hAnsi="宋体" w:eastAsia="宋体" w:cs="宋体"/>
+                <w:vertAlign w:val="baseline"/>
+                <w:lang w:val="en-US" w:eastAsia="zh-CN"/>
+              </w:rPr>
+              <w:t>Area 6</w:t>
+            </w:r>
+          </w:p>
+        </w:tc>
+        <w:tc>
+          <w:tcPr>
+            <w:tcW w:w="2621" w:type="dxa"/>
+            <w:vAlign w:val="center"/>
+          </w:tcPr>
+          <w:p>
+            <w:pPr>
+              <w:jc w:val="center"/>
+              <w:rPr>
+                <w:rFonts w:hint="eastAsia" w:ascii="宋体" w:hAnsi="宋体" w:eastAsia="宋体" w:cs="宋体"/>
+                <w:vertAlign w:val="baseline"/>
+                <w:lang w:val="en-US" w:eastAsia="zh-CN"/>
+              </w:rPr>
+            </w:pPr>
+            <w:r>
+              <w:rPr>
+                <w:rFonts w:hint="default" w:ascii="宋体" w:hAnsi="宋体" w:eastAsia="宋体" w:cs="宋体"/>
+                <w:vertAlign w:val="baseline"/>
+                <w:lang w:val="en-US" w:eastAsia="zh-CN"/>
+              </w:rPr>
+              <w:t>IMU data line chart</w:t>
+            </w:r>
+          </w:p>
+        </w:tc>
+        <w:tc>
+          <w:tcPr>
+            <w:tcW w:w="3901" w:type="dxa"/>
+            <w:vAlign w:val="center"/>
+          </w:tcPr>
+          <w:p>
+            <w:pPr>
+              <w:jc w:val="center"/>
+              <w:rPr>
+                <w:rFonts w:hint="eastAsia" w:ascii="宋体" w:hAnsi="宋体" w:eastAsia="宋体" w:cs="宋体"/>
+                <w:vertAlign w:val="baseline"/>
+                <w:lang w:val="en-US" w:eastAsia="zh-CN"/>
+              </w:rPr>
+            </w:pPr>
+            <w:r>
+              <w:rPr>
+                <w:rFonts w:hint="default" w:ascii="宋体" w:hAnsi="宋体" w:eastAsia="宋体" w:cs="宋体"/>
+                <w:vertAlign w:val="baseline"/>
+                <w:lang w:val="en-US" w:eastAsia="zh-CN"/>
+              </w:rPr>
+              <w:t>Real-time line chart of IMU acceleration and gyroscope</w:t>
             </w:r>
           </w:p>
         </w:tc>
@@ -2216,6 +2542,8 @@
         <w:outlineLvl w:val="1"/>
         <w:rPr>
           <w:rFonts w:hint="eastAsia" w:ascii="楷体" w:hAnsi="楷体" w:eastAsia="楷体" w:cs="楷体"/>
+          <w:b/>
+          <w:bCs/>
           <w:sz w:val="32"/>
           <w:szCs w:val="32"/>
           <w:lang w:val="en-US" w:eastAsia="zh-CN"/>
@@ -2225,6 +2553,8 @@
       <w:r>
         <w:rPr>
           <w:rFonts w:hint="eastAsia" w:ascii="楷体" w:hAnsi="楷体" w:eastAsia="楷体" w:cs="楷体"/>
+          <w:b/>
+          <w:bCs/>
           <w:sz w:val="32"/>
           <w:szCs w:val="32"/>
           <w:lang w:val="en-US" w:eastAsia="zh-CN"/>
@@ -2248,7 +2578,7 @@
           <w:szCs w:val="24"/>
           <w:lang w:val="en-US" w:eastAsia="zh-CN"/>
         </w:rPr>
-        <w:t xml:space="preserve">The menu bar is located at the top of the main interface. Buttons from left to right are: </w:t>
+        <w:t xml:space="preserve">The menu bar is located at the top of the main interface. Buttons from left to right: </w:t>
       </w:r>
       <w:r>
         <w:rPr>
@@ -2259,56 +2589,16 @@
           <w:szCs w:val="24"/>
           <w:lang w:val="en-US" w:eastAsia="zh-CN"/>
         </w:rPr>
-        <w:t>File</w:t>
-      </w:r>
-      <w:r>
-        <w:rPr>
-          <w:rFonts w:hint="eastAsia" w:ascii="宋体" w:hAnsi="宋体" w:eastAsia="宋体" w:cs="宋体"/>
-          <w:sz w:val="24"/>
-          <w:szCs w:val="24"/>
-          <w:lang w:val="en-US" w:eastAsia="zh-CN"/>
-        </w:rPr>
-        <w:t xml:space="preserve">, </w:t>
-      </w:r>
-      <w:r>
-        <w:rPr>
-          <w:rFonts w:hint="eastAsia" w:ascii="宋体" w:hAnsi="宋体" w:eastAsia="宋体" w:cs="宋体"/>
-          <w:b/>
-          <w:bCs/>
-          <w:sz w:val="24"/>
-          <w:szCs w:val="24"/>
-          <w:lang w:val="en-US" w:eastAsia="zh-CN"/>
-        </w:rPr>
-        <w:t>View</w:t>
-      </w:r>
-      <w:r>
-        <w:rPr>
-          <w:rFonts w:hint="eastAsia" w:ascii="宋体" w:hAnsi="宋体" w:eastAsia="宋体" w:cs="宋体"/>
-          <w:sz w:val="24"/>
-          <w:szCs w:val="24"/>
-          <w:lang w:val="en-US" w:eastAsia="zh-CN"/>
-        </w:rPr>
-        <w:t xml:space="preserve">, </w:t>
-      </w:r>
-      <w:r>
-        <w:rPr>
-          <w:rFonts w:hint="eastAsia" w:ascii="宋体" w:hAnsi="宋体" w:eastAsia="宋体" w:cs="宋体"/>
-          <w:b/>
-          <w:bCs/>
-          <w:sz w:val="24"/>
-          <w:szCs w:val="24"/>
-          <w:lang w:val="en-US" w:eastAsia="zh-CN"/>
-        </w:rPr>
-        <w:t>Tools</w:t>
-      </w:r>
-      <w:r>
-        <w:rPr>
-          <w:rFonts w:hint="eastAsia" w:ascii="宋体" w:hAnsi="宋体" w:eastAsia="宋体" w:cs="宋体"/>
-          <w:sz w:val="24"/>
-          <w:szCs w:val="24"/>
-          <w:lang w:val="en-US" w:eastAsia="zh-CN"/>
-        </w:rPr>
-        <w:t>.</w:t>
+        <w:t>File,View,Tools</w:t>
+      </w:r>
+      <w:r>
+        <w:rPr>
+          <w:rFonts w:hint="eastAsia" w:ascii="宋体" w:hAnsi="宋体" w:eastAsia="宋体" w:cs="宋体"/>
+          <w:sz w:val="24"/>
+          <w:szCs w:val="24"/>
+          <w:lang w:val="en-US" w:eastAsia="zh-CN"/>
+        </w:rPr>
+        <w:t>. They provide viewer control functions.</w:t>
       </w:r>
     </w:p>
     <w:p>
@@ -2563,7 +2853,7 @@
           <w:szCs w:val="24"/>
           <w:lang w:val="en-US" w:eastAsia="zh-CN"/>
         </w:rPr>
-        <w:t>Allows controlling the visibility of the image window, sensor window, log information area (in Area 2) and Area 3. Click the corresponding window option to toggle visibility.</w:t>
+        <w:t>It is possible to control the display / hiding of each window and area within the region. By clicking the corresponding window option, you can switch between the display and hiding of the respective window.</w:t>
       </w:r>
     </w:p>
     <w:p>
@@ -2581,18 +2871,10 @@
           <w:lang w:val="en-US" w:eastAsia="zh-CN"/>
         </w:rPr>
         <w:drawing>
-          <wp:anchor distT="0" distB="0" distL="114300" distR="114300" simplePos="0" relativeHeight="251662336" behindDoc="0" locked="0" layoutInCell="1" allowOverlap="1">
-            <wp:simplePos x="0" y="0"/>
-            <wp:positionH relativeFrom="column">
-              <wp:posOffset>1677035</wp:posOffset>
-            </wp:positionH>
-            <wp:positionV relativeFrom="paragraph">
-              <wp:posOffset>48895</wp:posOffset>
-            </wp:positionV>
-            <wp:extent cx="1905635" cy="1199515"/>
-            <wp:effectExtent l="0" t="0" r="6985" b="4445"/>
-            <wp:wrapTopAndBottom/>
-            <wp:docPr id="10" name="图片 10" descr="{89A6D705-BDD9-4BCB-A7EF-81666A6B5C87}"/>
+          <wp:inline distT="0" distB="0" distL="114300" distR="114300">
+            <wp:extent cx="2400300" cy="1756410"/>
+            <wp:effectExtent l="0" t="0" r="0" b="3810"/>
+            <wp:docPr id="2" name="图片 2" descr="{257479A3-86D3-4EAE-A113-E67474FA50E6}"/>
             <wp:cNvGraphicFramePr>
               <a:graphicFrameLocks xmlns:a="http://schemas.openxmlformats.org/drawingml/2006/main" noChangeAspect="1"/>
             </wp:cNvGraphicFramePr>
@@ -2600,7 +2882,7 @@
               <a:graphicData uri="http://schemas.openxmlformats.org/drawingml/2006/picture">
                 <pic:pic xmlns:pic="http://schemas.openxmlformats.org/drawingml/2006/picture">
                   <pic:nvPicPr>
-                    <pic:cNvPr id="10" name="图片 10" descr="{89A6D705-BDD9-4BCB-A7EF-81666A6B5C87}"/>
+                    <pic:cNvPr id="2" name="图片 2" descr="{257479A3-86D3-4EAE-A113-E67474FA50E6}"/>
                     <pic:cNvPicPr>
                       <a:picLocks noChangeAspect="1"/>
                     </pic:cNvPicPr>
@@ -2614,7 +2896,7 @@
                   <pic:spPr>
                     <a:xfrm>
                       <a:off x="0" y="0"/>
-                      <a:ext cx="1905635" cy="1199515"/>
+                      <a:ext cx="2400300" cy="1756410"/>
                     </a:xfrm>
                     <a:prstGeom prst="rect">
                       <a:avLst/>
@@ -2623,15 +2905,8 @@
                 </pic:pic>
               </a:graphicData>
             </a:graphic>
-          </wp:anchor>
+          </wp:inline>
         </w:drawing>
-      </w:r>
-      <w:r>
-        <w:rPr>
-          <w:rFonts w:hint="eastAsia" w:ascii="宋体" w:hAnsi="宋体" w:eastAsia="宋体" w:cs="宋体"/>
-          <w:lang w:val="en-US" w:eastAsia="zh-CN"/>
-        </w:rPr>
-        <w:t>Figure 2-4 View functions</w:t>
       </w:r>
     </w:p>
     <w:p>
@@ -2643,77 +2918,82 @@
           <w:lang w:val="en-US" w:eastAsia="zh-CN"/>
         </w:rPr>
       </w:pPr>
-    </w:p>
-    <w:p>
-      <w:pPr>
+      <w:r>
+        <w:rPr>
+          <w:rFonts w:hint="eastAsia" w:ascii="宋体" w:hAnsi="宋体" w:eastAsia="宋体" w:cs="宋体"/>
+          <w:lang w:val="en-US" w:eastAsia="zh-CN"/>
+        </w:rPr>
+        <w:t>Figure 2-4 View functions</w:t>
+      </w:r>
+    </w:p>
+    <w:p>
+      <w:pPr>
+        <w:ind w:leftChars="100" w:firstLine="418" w:firstLineChars="0"/>
+        <w:jc w:val="center"/>
+        <w:rPr>
+          <w:rFonts w:hint="eastAsia" w:ascii="宋体" w:hAnsi="宋体" w:eastAsia="宋体" w:cs="宋体"/>
+          <w:lang w:val="en-US" w:eastAsia="zh-CN"/>
+        </w:rPr>
+      </w:pPr>
+    </w:p>
+    <w:p>
+      <w:pPr>
+        <w:pStyle w:val="5"/>
         <w:numPr>
           <w:ilvl w:val="3"/>
           <w:numId w:val="1"/>
         </w:numPr>
-        <w:ind w:left="0" w:leftChars="0" w:firstLine="0" w:firstLineChars="0"/>
+        <w:bidi w:val="0"/>
+        <w:rPr>
+          <w:rFonts w:hint="eastAsia" w:ascii="宋体" w:hAnsi="宋体" w:eastAsia="宋体" w:cs="宋体"/>
+          <w:lang w:val="en-US" w:eastAsia="zh-CN"/>
+        </w:rPr>
+      </w:pPr>
+      <w:bookmarkStart w:id="8" w:name="_Toc4884"/>
+      <w:r>
+        <w:rPr>
+          <w:rFonts w:hint="eastAsia" w:ascii="宋体" w:hAnsi="宋体" w:eastAsia="宋体" w:cs="宋体"/>
+          <w:lang w:val="en-US" w:eastAsia="zh-CN"/>
+        </w:rPr>
+        <w:t>Log Information Window</w:t>
+      </w:r>
+      <w:bookmarkEnd w:id="8"/>
+    </w:p>
+    <w:p>
+      <w:pPr>
+        <w:numPr>
+          <w:ilvl w:val="0"/>
+          <w:numId w:val="0"/>
+        </w:numPr>
+        <w:ind w:firstLine="420" w:firstLineChars="0"/>
         <w:jc w:val="both"/>
-        <w:outlineLvl w:val="3"/>
-        <w:rPr>
-          <w:rFonts w:hint="eastAsia" w:ascii="宋体" w:hAnsi="宋体" w:eastAsia="宋体" w:cs="宋体"/>
+        <w:rPr>
+          <w:rFonts w:hint="default" w:ascii="宋体" w:hAnsi="宋体" w:eastAsia="宋体" w:cs="宋体"/>
+          <w:lang w:val="en-US" w:eastAsia="zh-CN"/>
+        </w:rPr>
+      </w:pPr>
+      <w:r>
+        <w:rPr>
+          <w:rFonts w:hint="eastAsia" w:ascii="宋体" w:hAnsi="宋体" w:eastAsia="宋体" w:cs="宋体"/>
+          <w:sz w:val="24"/>
+          <w:szCs w:val="24"/>
+          <w:lang w:val="en-US" w:eastAsia="zh-CN"/>
+        </w:rPr>
+        <w:t>Displays background log information for users to view runtime logs. There are **Copy** and **Clear** buttons in the upper‑left corner for debugging convenience.</w:t>
+      </w:r>
+    </w:p>
+    <w:p>
+      <w:pPr>
+        <w:ind w:leftChars="100"/>
+        <w:jc w:val="center"/>
+        <w:rPr>
+          <w:rFonts w:hint="default" w:ascii="宋体" w:hAnsi="宋体" w:eastAsia="宋体" w:cs="宋体"/>
           <w:b/>
           <w:bCs/>
           <w:kern w:val="0"/>
           <w:sz w:val="32"/>
           <w:szCs w:val="32"/>
           <w:lang w:val="en-US" w:eastAsia="zh-CN" w:bidi="ar"/>
-        </w:rPr>
-      </w:pPr>
-      <w:bookmarkStart w:id="8" w:name="_Toc4884"/>
-      <w:r>
-        <w:rPr>
-          <w:rFonts w:hint="eastAsia" w:ascii="宋体" w:hAnsi="宋体" w:eastAsia="宋体" w:cs="宋体"/>
-          <w:b/>
-          <w:bCs/>
-          <w:kern w:val="0"/>
-          <w:sz w:val="32"/>
-          <w:szCs w:val="32"/>
-          <w:lang w:val="en-US" w:eastAsia="zh-CN" w:bidi="ar"/>
-        </w:rPr>
-        <w:t>Log Information Window</w:t>
-      </w:r>
-      <w:bookmarkEnd w:id="8"/>
-    </w:p>
-    <w:p>
-      <w:pPr>
-        <w:numPr>
-          <w:ilvl w:val="0"/>
-          <w:numId w:val="0"/>
-        </w:numPr>
-        <w:ind w:firstLine="420" w:firstLineChars="0"/>
-        <w:jc w:val="both"/>
-        <w:rPr>
-          <w:rFonts w:hint="default" w:ascii="宋体" w:hAnsi="宋体" w:eastAsia="宋体" w:cs="宋体"/>
-          <w:sz w:val="24"/>
-          <w:szCs w:val="24"/>
-          <w:lang w:val="en-US" w:eastAsia="zh-CN"/>
-        </w:rPr>
-      </w:pPr>
-      <w:r>
-        <w:rPr>
-          <w:rFonts w:hint="eastAsia" w:ascii="宋体" w:hAnsi="宋体" w:eastAsia="宋体" w:cs="宋体"/>
-          <w:sz w:val="24"/>
-          <w:szCs w:val="24"/>
-          <w:lang w:val="en-US" w:eastAsia="zh-CN"/>
-        </w:rPr>
-        <w:t>Displays background log information for users to view runtime logs. There are **Copy** and **Clear** buttons in the upper‑left corner for debugging convenience.</w:t>
-      </w:r>
-    </w:p>
-    <w:p>
-      <w:pPr>
-        <w:numPr>
-          <w:ilvl w:val="0"/>
-          <w:numId w:val="0"/>
-        </w:numPr>
-        <w:ind w:leftChars="200"/>
-        <w:jc w:val="both"/>
-        <w:rPr>
-          <w:rFonts w:hint="default" w:ascii="宋体" w:hAnsi="宋体" w:eastAsia="宋体" w:cs="宋体"/>
-          <w:lang w:val="en-US" w:eastAsia="zh-CN"/>
         </w:rPr>
       </w:pPr>
       <w:r>
@@ -2728,7 +3008,7 @@
               <wp:posOffset>3810</wp:posOffset>
             </wp:positionH>
             <wp:positionV relativeFrom="paragraph">
-              <wp:posOffset>3810</wp:posOffset>
+              <wp:posOffset>40005</wp:posOffset>
             </wp:positionV>
             <wp:extent cx="5266690" cy="1172845"/>
             <wp:effectExtent l="0" t="0" r="6350" b="635"/>
@@ -2767,21 +3047,6 @@
           </wp:anchor>
         </w:drawing>
       </w:r>
-    </w:p>
-    <w:p>
-      <w:pPr>
-        <w:ind w:leftChars="100"/>
-        <w:jc w:val="center"/>
-        <w:rPr>
-          <w:rFonts w:hint="default" w:ascii="宋体" w:hAnsi="宋体" w:eastAsia="宋体" w:cs="宋体"/>
-          <w:b/>
-          <w:bCs/>
-          <w:kern w:val="0"/>
-          <w:sz w:val="32"/>
-          <w:szCs w:val="32"/>
-          <w:lang w:val="en-US" w:eastAsia="zh-CN" w:bidi="ar"/>
-        </w:rPr>
-      </w:pPr>
       <w:r>
         <w:rPr>
           <w:rFonts w:hint="eastAsia" w:ascii="宋体" w:hAnsi="宋体" w:eastAsia="宋体" w:cs="宋体"/>
@@ -2855,7 +3120,7 @@
           <w:lang w:val="en-US" w:eastAsia="zh-CN"/>
         </w:rPr>
         <w:drawing>
-          <wp:anchor distT="0" distB="0" distL="114300" distR="114300" simplePos="0" relativeHeight="251663360" behindDoc="0" locked="0" layoutInCell="1" allowOverlap="1">
+          <wp:anchor distT="0" distB="0" distL="114300" distR="114300" simplePos="0" relativeHeight="251662336" behindDoc="0" locked="0" layoutInCell="1" allowOverlap="1">
             <wp:simplePos x="0" y="0"/>
             <wp:positionH relativeFrom="column">
               <wp:posOffset>1553210</wp:posOffset>
@@ -2910,6 +3175,21 @@
     </w:p>
     <w:p>
       <w:pPr>
+        <w:rPr>
+          <w:rFonts w:hint="eastAsia" w:ascii="宋体" w:hAnsi="宋体" w:eastAsia="宋体" w:cs="宋体"/>
+          <w:lang w:val="en-US" w:eastAsia="zh-CN"/>
+        </w:rPr>
+      </w:pPr>
+      <w:r>
+        <w:rPr>
+          <w:rFonts w:hint="eastAsia" w:ascii="宋体" w:hAnsi="宋体" w:eastAsia="宋体" w:cs="宋体"/>
+          <w:lang w:val="en-US" w:eastAsia="zh-CN"/>
+        </w:rPr>
+        <w:br w:type="page"/>
+      </w:r>
+    </w:p>
+    <w:p>
+      <w:pPr>
         <w:pStyle w:val="4"/>
         <w:numPr>
           <w:ilvl w:val="3"/>
@@ -2962,8 +3242,6 @@
         </w:rPr>
         <w:t>The Viewer settings can be configured. Currently, the function of saving test logs is available. The real-time received data will be saved locally once per second.</w:t>
       </w:r>
-      <w:bookmarkStart w:id="18" w:name="_GoBack"/>
-      <w:bookmarkEnd w:id="18"/>
     </w:p>
     <w:p>
       <w:pPr>
@@ -3023,8 +3301,13 @@
         <w:ind w:leftChars="100"/>
         <w:jc w:val="center"/>
         <w:rPr>
-          <w:rFonts w:hint="eastAsia" w:ascii="宋体" w:hAnsi="宋体" w:eastAsia="宋体" w:cs="宋体"/>
-          <w:lang w:val="en-US" w:eastAsia="zh-CN"/>
+          <w:rFonts w:hint="eastAsia" w:ascii="楷体" w:hAnsi="楷体" w:eastAsia="楷体" w:cs="楷体"/>
+          <w:b/>
+          <w:bCs/>
+          <w:kern w:val="0"/>
+          <w:sz w:val="32"/>
+          <w:szCs w:val="32"/>
+          <w:lang w:val="en-US" w:eastAsia="zh-CN" w:bidi="ar"/>
         </w:rPr>
       </w:pPr>
       <w:r>
@@ -3034,18 +3317,19 @@
         </w:rPr>
         <w:t>Figure 2-7 Viewer settings interface</w:t>
       </w:r>
+      <w:bookmarkStart w:id="11" w:name="_Toc29812"/>
     </w:p>
     <w:p>
       <w:pPr>
         <w:pStyle w:val="4"/>
         <w:numPr>
           <w:ilvl w:val="1"/>
-          <w:numId w:val="1"/>
+          <w:numId w:val="0"/>
         </w:numPr>
         <w:bidi w:val="0"/>
         <w:spacing w:line="240" w:lineRule="auto"/>
         <w:ind w:left="0" w:leftChars="0" w:firstLine="0" w:firstLineChars="0"/>
-        <w:outlineLvl w:val="1"/>
+        <w:outlineLvl w:val="2"/>
         <w:rPr>
           <w:rFonts w:hint="eastAsia" w:ascii="楷体" w:hAnsi="楷体" w:eastAsia="楷体" w:cs="楷体"/>
           <w:sz w:val="32"/>
@@ -3053,7 +3337,43 @@
           <w:lang w:val="en-US" w:eastAsia="zh-CN"/>
         </w:rPr>
       </w:pPr>
-      <w:bookmarkStart w:id="11" w:name="_Toc11190"/>
+      <w:r>
+        <w:rPr>
+          <w:rFonts w:hint="eastAsia" w:ascii="楷体" w:hAnsi="楷体" w:eastAsia="楷体" w:cs="楷体"/>
+          <w:b/>
+          <w:bCs/>
+          <w:kern w:val="0"/>
+          <w:sz w:val="32"/>
+          <w:szCs w:val="32"/>
+          <w:lang w:val="en-US" w:eastAsia="zh-CN" w:bidi="ar"/>
+        </w:rPr>
+        <w:t>2</w:t>
+      </w:r>
+      <w:r>
+        <w:rPr>
+          <w:rFonts w:hint="default" w:ascii="楷体" w:hAnsi="楷体" w:eastAsia="楷体" w:cs="楷体"/>
+          <w:b/>
+          <w:bCs/>
+          <w:kern w:val="0"/>
+          <w:sz w:val="32"/>
+          <w:szCs w:val="32"/>
+          <w:lang w:val="en-US" w:eastAsia="zh-CN" w:bidi="ar"/>
+        </w:rPr>
+        <w:t>.</w:t>
+      </w:r>
+      <w:bookmarkEnd w:id="11"/>
+      <w:r>
+        <w:rPr>
+          <w:rFonts w:hint="eastAsia" w:ascii="楷体" w:hAnsi="楷体" w:eastAsia="楷体" w:cs="楷体"/>
+          <w:b/>
+          <w:bCs/>
+          <w:kern w:val="0"/>
+          <w:sz w:val="32"/>
+          <w:szCs w:val="32"/>
+          <w:lang w:val="en-US" w:eastAsia="zh-CN" w:bidi="ar"/>
+        </w:rPr>
+        <w:t xml:space="preserve">3 </w:t>
+      </w:r>
       <w:r>
         <w:rPr>
           <w:rFonts w:hint="eastAsia" w:ascii="楷体" w:hAnsi="楷体" w:eastAsia="楷体" w:cs="楷体"/>
@@ -3061,9 +3381,8 @@
           <w:szCs w:val="32"/>
           <w:lang w:val="en-US" w:eastAsia="zh-CN"/>
         </w:rPr>
-        <w:t>Image Preview Area</w:t>
-      </w:r>
-      <w:bookmarkEnd w:id="11"/>
+        <w:t>Image Preview Area Overview</w:t>
+      </w:r>
     </w:p>
     <w:p>
       <w:pPr>
@@ -3082,7 +3401,7 @@
           <w:szCs w:val="24"/>
           <w:lang w:val="en-US" w:eastAsia="zh-CN"/>
         </w:rPr>
-        <w:t>The image preview area is located on the left side of the Looper Viewer main interface. It is the core display area, used to show the image data read by the program. By default, the window cannot be freely resized or dragged. If the **Lock window movement** option is disabled in the Viewer settings, the window becomes freely resizable and draggable, and the image will adapt to the window size.</w:t>
+        <w:t>Located on the left side of the Looper Viewer main interface, this is the core display area for showing image data read by the application.</w:t>
       </w:r>
     </w:p>
     <w:p>
@@ -3095,25 +3414,14 @@
           <w:lang w:val="en-US" w:eastAsia="zh-CN"/>
         </w:rPr>
       </w:pPr>
-    </w:p>
-    <w:p>
-      <w:pPr>
-        <w:ind w:firstLine="420" w:firstLineChars="0"/>
-        <w:rPr>
-          <w:rFonts w:hint="eastAsia" w:ascii="宋体" w:hAnsi="宋体" w:eastAsia="宋体" w:cs="宋体"/>
-          <w:sz w:val="24"/>
-          <w:szCs w:val="24"/>
-          <w:lang w:val="en-US" w:eastAsia="zh-CN"/>
-        </w:rPr>
-      </w:pPr>
-      <w:r>
-        <w:rPr>
-          <w:rFonts w:hint="eastAsia" w:ascii="宋体" w:hAnsi="宋体" w:eastAsia="宋体" w:cs="宋体"/>
-          <w:sz w:val="24"/>
-          <w:szCs w:val="24"/>
-          <w:lang w:val="en-US" w:eastAsia="zh-CN"/>
-        </w:rPr>
-        <w:t>When the Viewer cannot detect a Looper device, it will display a prompt such as “Camera no connection”. Once a Looper device is connected, it will automatically match and display the image in the corresponding window.</w:t>
+      <w:r>
+        <w:rPr>
+          <w:rFonts w:hint="eastAsia" w:ascii="宋体" w:hAnsi="宋体" w:eastAsia="宋体" w:cs="宋体"/>
+          <w:sz w:val="24"/>
+          <w:szCs w:val="24"/>
+          <w:lang w:val="en-US" w:eastAsia="zh-CN"/>
+        </w:rPr>
+        <w:t>When the Viewer cannot detect a Looper device, it shows prompts like "Camera no connection", and automatically matches and displays images in the corresponding windows once a Looper device is connected.</w:t>
       </w:r>
     </w:p>
     <w:p>
@@ -3135,9 +3443,9 @@
         </w:rPr>
         <w:drawing>
           <wp:inline distT="0" distB="0" distL="114300" distR="114300">
-            <wp:extent cx="4639310" cy="2339340"/>
-            <wp:effectExtent l="0" t="0" r="1270" b="0"/>
-            <wp:docPr id="13" name="图片 13" descr="{FDAC4168-B85A-4643-9C1C-F388FA32E2A3}"/>
+            <wp:extent cx="5059680" cy="5492115"/>
+            <wp:effectExtent l="0" t="0" r="0" b="1905"/>
+            <wp:docPr id="6" name="图片 6" descr="{CB70DFA6-5C18-43B0-A7B7-26BC4DCAB9E7}"/>
             <wp:cNvGraphicFramePr>
               <a:graphicFrameLocks xmlns:a="http://schemas.openxmlformats.org/drawingml/2006/main" noChangeAspect="1"/>
             </wp:cNvGraphicFramePr>
@@ -3145,7 +3453,7 @@
               <a:graphicData uri="http://schemas.openxmlformats.org/drawingml/2006/picture">
                 <pic:pic xmlns:pic="http://schemas.openxmlformats.org/drawingml/2006/picture">
                   <pic:nvPicPr>
-                    <pic:cNvPr id="13" name="图片 13" descr="{FDAC4168-B85A-4643-9C1C-F388FA32E2A3}"/>
+                    <pic:cNvPr id="6" name="图片 6" descr="{CB70DFA6-5C18-43B0-A7B7-26BC4DCAB9E7}"/>
                     <pic:cNvPicPr>
                       <a:picLocks noChangeAspect="1"/>
                     </pic:cNvPicPr>
@@ -3159,7 +3467,7 @@
                   <pic:spPr>
                     <a:xfrm>
                       <a:off x="0" y="0"/>
-                      <a:ext cx="4639310" cy="2339340"/>
+                      <a:ext cx="5059680" cy="5492115"/>
                     </a:xfrm>
                     <a:prstGeom prst="rect">
                       <a:avLst/>
@@ -3174,10 +3482,21 @@
     </w:p>
     <w:p>
       <w:pPr>
+        <w:ind w:firstLine="420" w:firstLineChars="0"/>
+        <w:rPr>
+          <w:rFonts w:hint="eastAsia" w:ascii="宋体" w:hAnsi="宋体" w:eastAsia="宋体" w:cs="宋体"/>
+          <w:sz w:val="24"/>
+          <w:szCs w:val="24"/>
+          <w:lang w:val="en-US" w:eastAsia="zh-CN"/>
+        </w:rPr>
+      </w:pPr>
+    </w:p>
+    <w:p>
+      <w:pPr>
         <w:ind w:leftChars="100"/>
         <w:jc w:val="center"/>
         <w:rPr>
-          <w:rFonts w:hint="default" w:ascii="宋体" w:hAnsi="宋体" w:eastAsia="宋体" w:cs="宋体"/>
+          <w:rFonts w:hint="eastAsia" w:ascii="宋体" w:hAnsi="宋体" w:eastAsia="宋体" w:cs="宋体"/>
           <w:lang w:val="en-US" w:eastAsia="zh-CN"/>
         </w:rPr>
       </w:pPr>
@@ -3196,18 +3515,25 @@
           <w:lang w:val="en-US" w:eastAsia="zh-CN"/>
         </w:rPr>
       </w:pPr>
+      <w:r>
+        <w:rPr>
+          <w:rFonts w:hint="eastAsia" w:ascii="宋体" w:hAnsi="宋体" w:eastAsia="宋体" w:cs="宋体"/>
+          <w:lang w:val="en-US" w:eastAsia="zh-CN"/>
+        </w:rPr>
+        <w:br w:type="page"/>
+      </w:r>
     </w:p>
     <w:p>
       <w:pPr>
         <w:pStyle w:val="4"/>
         <w:numPr>
           <w:ilvl w:val="1"/>
-          <w:numId w:val="1"/>
+          <w:numId w:val="0"/>
         </w:numPr>
         <w:bidi w:val="0"/>
         <w:spacing w:line="240" w:lineRule="auto"/>
         <w:ind w:left="0" w:leftChars="0" w:firstLine="0" w:firstLineChars="0"/>
-        <w:outlineLvl w:val="1"/>
+        <w:outlineLvl w:val="2"/>
         <w:rPr>
           <w:rFonts w:hint="eastAsia" w:ascii="楷体" w:hAnsi="楷体" w:eastAsia="楷体" w:cs="楷体"/>
           <w:sz w:val="32"/>
@@ -3215,7 +3541,42 @@
           <w:lang w:val="en-US" w:eastAsia="zh-CN"/>
         </w:rPr>
       </w:pPr>
-      <w:bookmarkStart w:id="12" w:name="_Toc12448"/>
+      <w:r>
+        <w:rPr>
+          <w:rFonts w:hint="eastAsia" w:ascii="楷体" w:hAnsi="楷体" w:eastAsia="楷体" w:cs="楷体"/>
+          <w:b/>
+          <w:bCs/>
+          <w:kern w:val="0"/>
+          <w:sz w:val="32"/>
+          <w:szCs w:val="32"/>
+          <w:lang w:val="en-US" w:eastAsia="zh-CN" w:bidi="ar"/>
+        </w:rPr>
+        <w:t>2</w:t>
+      </w:r>
+      <w:r>
+        <w:rPr>
+          <w:rFonts w:hint="default" w:ascii="楷体" w:hAnsi="楷体" w:eastAsia="楷体" w:cs="楷体"/>
+          <w:b/>
+          <w:bCs/>
+          <w:kern w:val="0"/>
+          <w:sz w:val="32"/>
+          <w:szCs w:val="32"/>
+          <w:lang w:val="en-US" w:eastAsia="zh-CN" w:bidi="ar"/>
+        </w:rPr>
+        <w:t>.</w:t>
+      </w:r>
+      <w:r>
+        <w:rPr>
+          <w:rFonts w:hint="eastAsia" w:ascii="楷体" w:hAnsi="楷体" w:eastAsia="楷体" w:cs="楷体"/>
+          <w:b/>
+          <w:bCs/>
+          <w:kern w:val="0"/>
+          <w:sz w:val="32"/>
+          <w:szCs w:val="32"/>
+          <w:lang w:val="en-US" w:eastAsia="zh-CN" w:bidi="ar"/>
+        </w:rPr>
+        <w:t xml:space="preserve">4 </w:t>
+      </w:r>
       <w:r>
         <w:rPr>
           <w:rFonts w:hint="eastAsia" w:ascii="楷体" w:hAnsi="楷体" w:eastAsia="楷体" w:cs="楷体"/>
@@ -3223,47 +3584,38 @@
           <w:szCs w:val="32"/>
           <w:lang w:val="en-US" w:eastAsia="zh-CN"/>
         </w:rPr>
-        <w:t>Contol and Processing Area</w:t>
-      </w:r>
-      <w:bookmarkEnd w:id="12"/>
+        <w:t>Sensor Info Preview Area</w:t>
+      </w:r>
     </w:p>
     <w:p>
       <w:pPr>
         <w:ind w:firstLine="420" w:firstLineChars="0"/>
         <w:rPr>
-          <w:rFonts w:hint="eastAsia" w:ascii="宋体" w:hAnsi="宋体" w:eastAsia="宋体" w:cs="宋体"/>
-          <w:sz w:val="24"/>
-          <w:szCs w:val="24"/>
-          <w:lang w:val="en-US" w:eastAsia="zh-CN"/>
-        </w:rPr>
-      </w:pPr>
-      <w:r>
-        <w:rPr>
-          <w:rFonts w:hint="eastAsia" w:ascii="宋体" w:hAnsi="宋体" w:eastAsia="宋体" w:cs="宋体"/>
-          <w:sz w:val="24"/>
-          <w:szCs w:val="24"/>
-          <w:lang w:val="en-US" w:eastAsia="zh-CN"/>
-        </w:rPr>
-        <w:t>The control and processing area is located on the right side of the Looper Viewer main interface. It is the area for camera control. By clicking or dragging the corresponding configuration options and then clicking the **Apply** button below, the corresponding configuration is sent to the Looper device and the Looper camera configuration is modified. The processed image and VIO data are returned. Click the **Reset** button to restore the Looper default configuration. **Close** closes the Camera Setting window.</w:t>
-      </w:r>
-    </w:p>
-    <w:p>
-      <w:pPr>
-        <w:ind w:leftChars="100"/>
-        <w:jc w:val="center"/>
-        <w:rPr>
-          <w:rFonts w:hint="eastAsia" w:ascii="宋体" w:hAnsi="宋体" w:eastAsia="宋体" w:cs="宋体"/>
-        </w:rPr>
-      </w:pPr>
-      <w:r>
-        <w:rPr>
-          <w:rFonts w:hint="eastAsia" w:ascii="宋体" w:hAnsi="宋体" w:eastAsia="宋体" w:cs="宋体"/>
+          <w:rFonts w:hint="eastAsia"/>
+          <w:lang w:val="en-US" w:eastAsia="zh-CN"/>
+        </w:rPr>
+      </w:pPr>
+      <w:r>
+        <w:rPr>
+          <w:rFonts w:hint="eastAsia" w:ascii="宋体" w:hAnsi="宋体" w:eastAsia="宋体" w:cs="宋体"/>
+          <w:b w:val="0"/>
+          <w:bCs w:val="0"/>
+          <w:sz w:val="24"/>
+          <w:szCs w:val="24"/>
+          <w:lang w:val="en-US" w:eastAsia="zh-CN"/>
+        </w:rPr>
+        <w:t>Located at the bottom of the Looper Viewer main interface, it displays received sensor information in real time, including current reception frequency and the frequency displayed on the screen.</w:t>
+      </w:r>
+      <w:r>
+        <w:rPr>
+          <w:rFonts w:hint="eastAsia"/>
+          <w:lang w:val="en-US" w:eastAsia="zh-CN"/>
         </w:rPr>
         <w:drawing>
           <wp:inline distT="0" distB="0" distL="114300" distR="114300">
-            <wp:extent cx="4292600" cy="4675505"/>
-            <wp:effectExtent l="0" t="0" r="5080" b="3175"/>
-            <wp:docPr id="14" name="图片 14" descr="{C601ECDE-192F-4F40-BBF0-6018DA9F890A}"/>
+            <wp:extent cx="5271135" cy="726440"/>
+            <wp:effectExtent l="0" t="0" r="1905" b="5080"/>
+            <wp:docPr id="18" name="图片 18" descr="{CD773A31-F0DA-4374-8492-1F8272B35C15}"/>
             <wp:cNvGraphicFramePr>
               <a:graphicFrameLocks xmlns:a="http://schemas.openxmlformats.org/drawingml/2006/main" noChangeAspect="1"/>
             </wp:cNvGraphicFramePr>
@@ -3271,7 +3623,7 @@
               <a:graphicData uri="http://schemas.openxmlformats.org/drawingml/2006/picture">
                 <pic:pic xmlns:pic="http://schemas.openxmlformats.org/drawingml/2006/picture">
                   <pic:nvPicPr>
-                    <pic:cNvPr id="14" name="图片 14" descr="{C601ECDE-192F-4F40-BBF0-6018DA9F890A}"/>
+                    <pic:cNvPr id="18" name="图片 18" descr="{CD773A31-F0DA-4374-8492-1F8272B35C15}"/>
                     <pic:cNvPicPr>
                       <a:picLocks noChangeAspect="1"/>
                     </pic:cNvPicPr>
@@ -3285,7 +3637,7 @@
                   <pic:spPr>
                     <a:xfrm>
                       <a:off x="0" y="0"/>
-                      <a:ext cx="4292600" cy="4675505"/>
+                      <a:ext cx="5271135" cy="726440"/>
                     </a:xfrm>
                     <a:prstGeom prst="rect">
                       <a:avLst/>
@@ -3310,9 +3662,552 @@
       <w:r>
         <w:rPr>
           <w:rFonts w:hint="eastAsia" w:ascii="宋体" w:hAnsi="宋体" w:eastAsia="宋体" w:cs="宋体"/>
-        </w:rPr>
-        <w:t>Figure 2-9 Control/processing area and function buttons</w:t>
-      </w:r>
+          <w:lang w:val="en-US" w:eastAsia="zh-CN"/>
+        </w:rPr>
+        <w:t>Figure 2-9 Sensor Information Preview Area</w:t>
+      </w:r>
+    </w:p>
+    <w:p>
+      <w:pPr>
+        <w:pStyle w:val="4"/>
+        <w:numPr>
+          <w:ilvl w:val="1"/>
+          <w:numId w:val="0"/>
+        </w:numPr>
+        <w:bidi w:val="0"/>
+        <w:spacing w:line="240" w:lineRule="auto"/>
+        <w:ind w:left="0" w:leftChars="0" w:firstLine="0" w:firstLineChars="0"/>
+        <w:outlineLvl w:val="2"/>
+        <w:rPr>
+          <w:rFonts w:hint="eastAsia" w:ascii="楷体" w:hAnsi="楷体" w:eastAsia="楷体" w:cs="楷体"/>
+          <w:sz w:val="32"/>
+          <w:szCs w:val="32"/>
+          <w:lang w:val="en-US" w:eastAsia="zh-CN"/>
+        </w:rPr>
+      </w:pPr>
+      <w:r>
+        <w:rPr>
+          <w:rFonts w:hint="eastAsia" w:ascii="楷体" w:hAnsi="楷体" w:eastAsia="楷体" w:cs="楷体"/>
+          <w:b/>
+          <w:bCs/>
+          <w:kern w:val="0"/>
+          <w:sz w:val="32"/>
+          <w:szCs w:val="32"/>
+          <w:lang w:val="en-US" w:eastAsia="zh-CN" w:bidi="ar"/>
+        </w:rPr>
+        <w:t>2</w:t>
+      </w:r>
+      <w:r>
+        <w:rPr>
+          <w:rFonts w:hint="default" w:ascii="楷体" w:hAnsi="楷体" w:eastAsia="楷体" w:cs="楷体"/>
+          <w:b/>
+          <w:bCs/>
+          <w:kern w:val="0"/>
+          <w:sz w:val="32"/>
+          <w:szCs w:val="32"/>
+          <w:lang w:val="en-US" w:eastAsia="zh-CN" w:bidi="ar"/>
+        </w:rPr>
+        <w:t>.</w:t>
+      </w:r>
+      <w:r>
+        <w:rPr>
+          <w:rFonts w:hint="eastAsia" w:ascii="楷体" w:hAnsi="楷体" w:eastAsia="楷体" w:cs="楷体"/>
+          <w:b/>
+          <w:bCs/>
+          <w:kern w:val="0"/>
+          <w:sz w:val="32"/>
+          <w:szCs w:val="32"/>
+          <w:lang w:val="en-US" w:eastAsia="zh-CN" w:bidi="ar"/>
+        </w:rPr>
+        <w:t xml:space="preserve">5 </w:t>
+      </w:r>
+      <w:r>
+        <w:rPr>
+          <w:rFonts w:hint="eastAsia" w:ascii="楷体" w:hAnsi="楷体" w:eastAsia="楷体" w:cs="楷体"/>
+          <w:sz w:val="32"/>
+          <w:szCs w:val="32"/>
+          <w:lang w:val="en-US" w:eastAsia="zh-CN"/>
+        </w:rPr>
+        <w:t>VIO Test Preview Area</w:t>
+      </w:r>
+    </w:p>
+    <w:p>
+      <w:pPr>
+        <w:ind w:firstLine="420" w:firstLineChars="0"/>
+        <w:rPr>
+          <w:rFonts w:hint="eastAsia" w:ascii="宋体" w:hAnsi="宋体" w:eastAsia="宋体" w:cs="宋体"/>
+          <w:sz w:val="24"/>
+          <w:szCs w:val="24"/>
+          <w:lang w:val="en-US" w:eastAsia="zh-CN"/>
+        </w:rPr>
+      </w:pPr>
+      <w:r>
+        <w:rPr>
+          <w:rFonts w:hint="eastAsia" w:ascii="宋体" w:hAnsi="宋体" w:eastAsia="宋体" w:cs="宋体"/>
+          <w:sz w:val="24"/>
+          <w:szCs w:val="24"/>
+          <w:lang w:val="en-US" w:eastAsia="zh-CN"/>
+        </w:rPr>
+        <w:t>Provides real-time 3D rendering of VIO motion information, allowing developers to verify VIO data accuracy. It offers features such as 3D trajectory display and camera orientation. You can hide/show the trajectory, axes, and reference plane via the options, and reset the trajectory with the Reset button.</w:t>
+      </w:r>
+    </w:p>
+    <w:p>
+      <w:pPr>
+        <w:ind w:firstLine="420" w:firstLineChars="0"/>
+        <w:rPr>
+          <w:rFonts w:hint="eastAsia" w:ascii="宋体" w:hAnsi="宋体" w:eastAsia="宋体" w:cs="宋体"/>
+          <w:sz w:val="24"/>
+          <w:szCs w:val="24"/>
+          <w:lang w:val="en-US" w:eastAsia="zh-CN"/>
+        </w:rPr>
+      </w:pPr>
+      <w:r>
+        <w:rPr>
+          <w:rFonts w:hint="eastAsia" w:ascii="宋体" w:hAnsi="宋体" w:eastAsia="宋体" w:cs="宋体"/>
+          <w:sz w:val="24"/>
+          <w:szCs w:val="24"/>
+          <w:lang w:val="en-US" w:eastAsia="zh-CN"/>
+        </w:rPr>
+        <w:drawing>
+          <wp:anchor distT="0" distB="0" distL="114300" distR="114300" simplePos="0" relativeHeight="251665408" behindDoc="0" locked="0" layoutInCell="1" allowOverlap="1">
+            <wp:simplePos x="0" y="0"/>
+            <wp:positionH relativeFrom="column">
+              <wp:posOffset>1046480</wp:posOffset>
+            </wp:positionH>
+            <wp:positionV relativeFrom="paragraph">
+              <wp:posOffset>53340</wp:posOffset>
+            </wp:positionV>
+            <wp:extent cx="3181350" cy="2663190"/>
+            <wp:effectExtent l="0" t="0" r="3810" b="3810"/>
+            <wp:wrapTopAndBottom/>
+            <wp:docPr id="19" name="图片 19" descr="{BE512847-F124-4397-AA7A-842B424F1D52}"/>
+            <wp:cNvGraphicFramePr>
+              <a:graphicFrameLocks xmlns:a="http://schemas.openxmlformats.org/drawingml/2006/main" noChangeAspect="1"/>
+            </wp:cNvGraphicFramePr>
+            <a:graphic xmlns:a="http://schemas.openxmlformats.org/drawingml/2006/main">
+              <a:graphicData uri="http://schemas.openxmlformats.org/drawingml/2006/picture">
+                <pic:pic xmlns:pic="http://schemas.openxmlformats.org/drawingml/2006/picture">
+                  <pic:nvPicPr>
+                    <pic:cNvPr id="19" name="图片 19" descr="{BE512847-F124-4397-AA7A-842B424F1D52}"/>
+                    <pic:cNvPicPr>
+                      <a:picLocks noChangeAspect="1"/>
+                    </pic:cNvPicPr>
+                  </pic:nvPicPr>
+                  <pic:blipFill>
+                    <a:blip r:embed="rId13"/>
+                    <a:stretch>
+                      <a:fillRect/>
+                    </a:stretch>
+                  </pic:blipFill>
+                  <pic:spPr>
+                    <a:xfrm>
+                      <a:off x="0" y="0"/>
+                      <a:ext cx="3181350" cy="2663190"/>
+                    </a:xfrm>
+                    <a:prstGeom prst="rect">
+                      <a:avLst/>
+                    </a:prstGeom>
+                  </pic:spPr>
+                </pic:pic>
+              </a:graphicData>
+            </a:graphic>
+          </wp:anchor>
+        </w:drawing>
+      </w:r>
+    </w:p>
+    <w:p>
+      <w:pPr>
+        <w:ind w:leftChars="100"/>
+        <w:jc w:val="center"/>
+        <w:rPr>
+          <w:rFonts w:hint="eastAsia" w:ascii="宋体" w:hAnsi="宋体" w:eastAsia="宋体" w:cs="宋体"/>
+          <w:lang w:val="en-US" w:eastAsia="zh-CN"/>
+        </w:rPr>
+      </w:pPr>
+      <w:r>
+        <w:rPr>
+          <w:rFonts w:hint="eastAsia" w:ascii="宋体" w:hAnsi="宋体" w:eastAsia="宋体" w:cs="宋体"/>
+          <w:lang w:val="en-US" w:eastAsia="zh-CN"/>
+        </w:rPr>
+        <w:t>Figure 2-10 VIO test preview area</w:t>
+      </w:r>
+    </w:p>
+    <w:p>
+      <w:pPr>
+        <w:rPr>
+          <w:rFonts w:hint="eastAsia" w:ascii="宋体" w:hAnsi="宋体" w:eastAsia="宋体" w:cs="宋体"/>
+          <w:sz w:val="24"/>
+          <w:szCs w:val="24"/>
+          <w:lang w:val="en-US" w:eastAsia="zh-CN"/>
+        </w:rPr>
+      </w:pPr>
+      <w:r>
+        <w:rPr>
+          <w:rFonts w:hint="eastAsia" w:ascii="宋体" w:hAnsi="宋体" w:eastAsia="宋体" w:cs="宋体"/>
+          <w:sz w:val="24"/>
+          <w:szCs w:val="24"/>
+          <w:lang w:val="en-US" w:eastAsia="zh-CN"/>
+        </w:rPr>
+        <w:br w:type="page"/>
+      </w:r>
+    </w:p>
+    <w:p>
+      <w:pPr>
+        <w:pStyle w:val="4"/>
+        <w:numPr>
+          <w:ilvl w:val="1"/>
+          <w:numId w:val="0"/>
+        </w:numPr>
+        <w:bidi w:val="0"/>
+        <w:spacing w:line="240" w:lineRule="auto"/>
+        <w:ind w:left="0" w:leftChars="0" w:firstLine="0" w:firstLineChars="0"/>
+        <w:outlineLvl w:val="2"/>
+        <w:rPr>
+          <w:rFonts w:hint="eastAsia" w:ascii="楷体" w:hAnsi="楷体" w:eastAsia="楷体" w:cs="楷体"/>
+          <w:sz w:val="32"/>
+          <w:szCs w:val="32"/>
+          <w:lang w:val="en-US" w:eastAsia="zh-CN"/>
+        </w:rPr>
+      </w:pPr>
+      <w:r>
+        <w:rPr>
+          <w:rFonts w:hint="eastAsia" w:ascii="楷体" w:hAnsi="楷体" w:eastAsia="楷体" w:cs="楷体"/>
+          <w:b/>
+          <w:bCs/>
+          <w:kern w:val="0"/>
+          <w:sz w:val="32"/>
+          <w:szCs w:val="32"/>
+          <w:lang w:val="en-US" w:eastAsia="zh-CN" w:bidi="ar"/>
+        </w:rPr>
+        <w:t>2</w:t>
+      </w:r>
+      <w:r>
+        <w:rPr>
+          <w:rFonts w:hint="default" w:ascii="楷体" w:hAnsi="楷体" w:eastAsia="楷体" w:cs="楷体"/>
+          <w:b/>
+          <w:bCs/>
+          <w:kern w:val="0"/>
+          <w:sz w:val="32"/>
+          <w:szCs w:val="32"/>
+          <w:lang w:val="en-US" w:eastAsia="zh-CN" w:bidi="ar"/>
+        </w:rPr>
+        <w:t>.</w:t>
+      </w:r>
+      <w:r>
+        <w:rPr>
+          <w:rFonts w:hint="eastAsia" w:ascii="楷体" w:hAnsi="楷体" w:eastAsia="楷体" w:cs="楷体"/>
+          <w:b/>
+          <w:bCs/>
+          <w:kern w:val="0"/>
+          <w:sz w:val="32"/>
+          <w:szCs w:val="32"/>
+          <w:lang w:val="en-US" w:eastAsia="zh-CN" w:bidi="ar"/>
+        </w:rPr>
+        <w:t xml:space="preserve">6 </w:t>
+      </w:r>
+      <w:r>
+        <w:rPr>
+          <w:rFonts w:hint="eastAsia" w:ascii="楷体" w:hAnsi="楷体" w:eastAsia="楷体" w:cs="楷体"/>
+          <w:kern w:val="2"/>
+          <w:sz w:val="32"/>
+          <w:szCs w:val="32"/>
+        </w:rPr>
+        <w:t>Control Panel Overview</w:t>
+      </w:r>
+    </w:p>
+    <w:p>
+      <w:pPr>
+        <w:ind w:firstLine="420" w:firstLineChars="0"/>
+        <w:rPr>
+          <w:rFonts w:hint="eastAsia" w:ascii="宋体" w:hAnsi="宋体" w:eastAsia="宋体" w:cs="宋体"/>
+          <w:sz w:val="24"/>
+          <w:szCs w:val="24"/>
+          <w:lang w:val="en-US" w:eastAsia="zh-CN"/>
+        </w:rPr>
+      </w:pPr>
+      <w:r>
+        <w:rPr>
+          <w:rFonts w:hint="eastAsia" w:ascii="宋体" w:hAnsi="宋体" w:eastAsia="宋体" w:cs="宋体"/>
+          <w:sz w:val="24"/>
+          <w:szCs w:val="24"/>
+          <w:lang w:val="en-US" w:eastAsia="zh-CN"/>
+        </w:rPr>
+        <w:t>Located on the right side of the Looper Viewer main interface, this is the area for camera control. After clicking and dragging configuration options, click the Apply button below to send the configuration to the Looper and modify the camera settings; the processed image and VIO data are then returned. Click Reset to restore default Looper configuration. Close closes the Camera Setting window.</w:t>
+      </w:r>
+    </w:p>
+    <w:p>
+      <w:pPr>
+        <w:ind w:leftChars="100" w:firstLine="418" w:firstLineChars="0"/>
+        <w:jc w:val="center"/>
+        <w:rPr>
+          <w:rFonts w:hint="eastAsia" w:ascii="宋体" w:hAnsi="宋体" w:eastAsia="宋体" w:cs="宋体"/>
+          <w:sz w:val="24"/>
+          <w:szCs w:val="24"/>
+          <w:lang w:val="en-US" w:eastAsia="zh-CN"/>
+        </w:rPr>
+      </w:pPr>
+      <w:r>
+        <w:rPr>
+          <w:rFonts w:hint="eastAsia" w:ascii="宋体" w:hAnsi="宋体" w:eastAsia="宋体" w:cs="宋体"/>
+          <w:sz w:val="24"/>
+          <w:szCs w:val="24"/>
+          <w:lang w:val="en-US" w:eastAsia="zh-CN"/>
+        </w:rPr>
+        <w:drawing>
+          <wp:inline distT="0" distB="0" distL="114300" distR="114300">
+            <wp:extent cx="4293870" cy="4678680"/>
+            <wp:effectExtent l="0" t="0" r="3810" b="0"/>
+            <wp:docPr id="20" name="图片 20" descr="image"/>
+            <wp:cNvGraphicFramePr>
+              <a:graphicFrameLocks xmlns:a="http://schemas.openxmlformats.org/drawingml/2006/main" noChangeAspect="1"/>
+            </wp:cNvGraphicFramePr>
+            <a:graphic xmlns:a="http://schemas.openxmlformats.org/drawingml/2006/main">
+              <a:graphicData uri="http://schemas.openxmlformats.org/drawingml/2006/picture">
+                <pic:pic xmlns:pic="http://schemas.openxmlformats.org/drawingml/2006/picture">
+                  <pic:nvPicPr>
+                    <pic:cNvPr id="20" name="图片 20" descr="image"/>
+                    <pic:cNvPicPr>
+                      <a:picLocks noChangeAspect="1"/>
+                    </pic:cNvPicPr>
+                  </pic:nvPicPr>
+                  <pic:blipFill>
+                    <a:blip r:embed="rId14"/>
+                    <a:stretch>
+                      <a:fillRect/>
+                    </a:stretch>
+                  </pic:blipFill>
+                  <pic:spPr>
+                    <a:xfrm>
+                      <a:off x="0" y="0"/>
+                      <a:ext cx="4293870" cy="4678680"/>
+                    </a:xfrm>
+                    <a:prstGeom prst="rect">
+                      <a:avLst/>
+                    </a:prstGeom>
+                  </pic:spPr>
+                </pic:pic>
+              </a:graphicData>
+            </a:graphic>
+          </wp:inline>
+        </w:drawing>
+      </w:r>
+    </w:p>
+    <w:p>
+      <w:pPr>
+        <w:ind w:leftChars="100" w:firstLine="418" w:firstLineChars="0"/>
+        <w:jc w:val="center"/>
+        <w:rPr>
+          <w:rFonts w:hint="eastAsia" w:ascii="宋体" w:hAnsi="宋体" w:eastAsia="宋体" w:cs="宋体"/>
+          <w:lang w:val="en-US" w:eastAsia="zh-CN"/>
+        </w:rPr>
+      </w:pPr>
+      <w:r>
+        <w:rPr>
+          <w:rFonts w:hint="eastAsia" w:ascii="宋体" w:hAnsi="宋体" w:eastAsia="宋体" w:cs="宋体"/>
+          <w:lang w:val="en-US" w:eastAsia="zh-CN"/>
+        </w:rPr>
+        <w:t>Figure 2-11 Control panel</w:t>
+      </w:r>
+    </w:p>
+    <w:p>
+      <w:pPr>
+        <w:rPr>
+          <w:rFonts w:hint="eastAsia" w:ascii="楷体" w:hAnsi="楷体" w:eastAsia="楷体" w:cs="楷体"/>
+          <w:b/>
+          <w:bCs/>
+          <w:kern w:val="0"/>
+          <w:sz w:val="32"/>
+          <w:szCs w:val="32"/>
+          <w:lang w:val="en-US" w:eastAsia="zh-CN" w:bidi="ar"/>
+        </w:rPr>
+      </w:pPr>
+      <w:r>
+        <w:rPr>
+          <w:rFonts w:hint="eastAsia" w:ascii="楷体" w:hAnsi="楷体" w:eastAsia="楷体" w:cs="楷体"/>
+          <w:b/>
+          <w:bCs/>
+          <w:kern w:val="0"/>
+          <w:sz w:val="32"/>
+          <w:szCs w:val="32"/>
+          <w:lang w:val="en-US" w:eastAsia="zh-CN" w:bidi="ar"/>
+        </w:rPr>
+        <w:br w:type="page"/>
+      </w:r>
+    </w:p>
+    <w:p>
+      <w:pPr>
+        <w:pStyle w:val="4"/>
+        <w:numPr>
+          <w:ilvl w:val="1"/>
+          <w:numId w:val="0"/>
+        </w:numPr>
+        <w:bidi w:val="0"/>
+        <w:spacing w:line="240" w:lineRule="auto"/>
+        <w:ind w:left="0" w:leftChars="0" w:firstLine="0" w:firstLineChars="0"/>
+        <w:outlineLvl w:val="2"/>
+        <w:rPr>
+          <w:rFonts w:hint="eastAsia" w:ascii="楷体" w:hAnsi="楷体" w:eastAsia="楷体" w:cs="楷体"/>
+          <w:sz w:val="32"/>
+          <w:szCs w:val="32"/>
+          <w:lang w:val="en-US" w:eastAsia="zh-CN"/>
+        </w:rPr>
+      </w:pPr>
+      <w:r>
+        <w:rPr>
+          <w:rFonts w:hint="eastAsia" w:ascii="楷体" w:hAnsi="楷体" w:eastAsia="楷体" w:cs="楷体"/>
+          <w:b/>
+          <w:bCs/>
+          <w:kern w:val="0"/>
+          <w:sz w:val="32"/>
+          <w:szCs w:val="32"/>
+          <w:lang w:val="en-US" w:eastAsia="zh-CN" w:bidi="ar"/>
+        </w:rPr>
+        <w:t>2</w:t>
+      </w:r>
+      <w:r>
+        <w:rPr>
+          <w:rFonts w:hint="default" w:ascii="楷体" w:hAnsi="楷体" w:eastAsia="楷体" w:cs="楷体"/>
+          <w:b/>
+          <w:bCs/>
+          <w:kern w:val="0"/>
+          <w:sz w:val="32"/>
+          <w:szCs w:val="32"/>
+          <w:lang w:val="en-US" w:eastAsia="zh-CN" w:bidi="ar"/>
+        </w:rPr>
+        <w:t>.</w:t>
+      </w:r>
+      <w:r>
+        <w:rPr>
+          <w:rFonts w:hint="eastAsia" w:ascii="楷体" w:hAnsi="楷体" w:eastAsia="楷体" w:cs="楷体"/>
+          <w:b/>
+          <w:bCs/>
+          <w:kern w:val="0"/>
+          <w:sz w:val="32"/>
+          <w:szCs w:val="32"/>
+          <w:lang w:val="en-US" w:eastAsia="zh-CN" w:bidi="ar"/>
+        </w:rPr>
+        <w:t xml:space="preserve">7 </w:t>
+      </w:r>
+      <w:r>
+        <w:rPr>
+          <w:rFonts w:hint="eastAsia" w:ascii="楷体" w:hAnsi="楷体" w:eastAsia="楷体" w:cs="楷体"/>
+          <w:sz w:val="32"/>
+          <w:szCs w:val="32"/>
+          <w:lang w:val="en-US" w:eastAsia="zh-CN"/>
+        </w:rPr>
+        <w:t>IMU Data Line Chart</w:t>
+      </w:r>
+    </w:p>
+    <w:p>
+      <w:pPr>
+        <w:ind w:firstLine="420" w:firstLineChars="0"/>
+        <w:rPr>
+          <w:rFonts w:hint="eastAsia" w:ascii="宋体" w:hAnsi="宋体" w:eastAsia="宋体" w:cs="宋体"/>
+          <w:sz w:val="24"/>
+          <w:szCs w:val="24"/>
+          <w:lang w:val="en-US" w:eastAsia="zh-CN"/>
+        </w:rPr>
+      </w:pPr>
+      <w:r>
+        <w:rPr>
+          <w:rFonts w:hint="eastAsia" w:ascii="宋体" w:hAnsi="宋体" w:eastAsia="宋体" w:cs="宋体"/>
+          <w:sz w:val="24"/>
+          <w:szCs w:val="24"/>
+          <w:lang w:val="en-US" w:eastAsia="zh-CN"/>
+        </w:rPr>
+        <w:drawing>
+          <wp:anchor distT="0" distB="0" distL="114300" distR="114300" simplePos="0" relativeHeight="251666432" behindDoc="0" locked="0" layoutInCell="1" allowOverlap="1">
+            <wp:simplePos x="0" y="0"/>
+            <wp:positionH relativeFrom="column">
+              <wp:posOffset>942340</wp:posOffset>
+            </wp:positionH>
+            <wp:positionV relativeFrom="paragraph">
+              <wp:posOffset>1105535</wp:posOffset>
+            </wp:positionV>
+            <wp:extent cx="3440430" cy="1845310"/>
+            <wp:effectExtent l="0" t="0" r="3810" b="6350"/>
+            <wp:wrapTopAndBottom/>
+            <wp:docPr id="21" name="图片 21" descr="{AF3B659C-65DE-47AC-A1E0-D744EEAC8984}"/>
+            <wp:cNvGraphicFramePr>
+              <a:graphicFrameLocks xmlns:a="http://schemas.openxmlformats.org/drawingml/2006/main" noChangeAspect="1"/>
+            </wp:cNvGraphicFramePr>
+            <a:graphic xmlns:a="http://schemas.openxmlformats.org/drawingml/2006/main">
+              <a:graphicData uri="http://schemas.openxmlformats.org/drawingml/2006/picture">
+                <pic:pic xmlns:pic="http://schemas.openxmlformats.org/drawingml/2006/picture">
+                  <pic:nvPicPr>
+                    <pic:cNvPr id="21" name="图片 21" descr="{AF3B659C-65DE-47AC-A1E0-D744EEAC8984}"/>
+                    <pic:cNvPicPr>
+                      <a:picLocks noChangeAspect="1"/>
+                    </pic:cNvPicPr>
+                  </pic:nvPicPr>
+                  <pic:blipFill>
+                    <a:blip r:embed="rId15"/>
+                    <a:stretch>
+                      <a:fillRect/>
+                    </a:stretch>
+                  </pic:blipFill>
+                  <pic:spPr>
+                    <a:xfrm>
+                      <a:off x="0" y="0"/>
+                      <a:ext cx="3440430" cy="1845310"/>
+                    </a:xfrm>
+                    <a:prstGeom prst="rect">
+                      <a:avLst/>
+                    </a:prstGeom>
+                  </pic:spPr>
+                </pic:pic>
+              </a:graphicData>
+            </a:graphic>
+          </wp:anchor>
+        </w:drawing>
+      </w:r>
+      <w:r>
+        <w:rPr>
+          <w:rFonts w:hint="eastAsia" w:ascii="宋体" w:hAnsi="宋体" w:eastAsia="宋体" w:cs="宋体"/>
+          <w:sz w:val="24"/>
+          <w:szCs w:val="24"/>
+          <w:lang w:val="en-US" w:eastAsia="zh-CN"/>
+        </w:rPr>
+        <w:t>Displays received IMU information more intuitively via a line chart, facilitating developers to verify IMU data accuracy. Switch between Acceleration and Gyroscope to view different IMU data. Toggle Auto-scroll to pause scrolling. Use the mouse wheel to zoom in/out for detailed data inspection.</w:t>
+      </w:r>
+    </w:p>
+    <w:p>
+      <w:pPr>
+        <w:ind w:leftChars="100" w:firstLine="418" w:firstLineChars="0"/>
+        <w:jc w:val="center"/>
+        <w:rPr>
+          <w:rFonts w:hint="eastAsia" w:ascii="宋体" w:hAnsi="宋体" w:eastAsia="宋体" w:cs="宋体"/>
+          <w:sz w:val="24"/>
+          <w:szCs w:val="24"/>
+          <w:lang w:val="en-US" w:eastAsia="zh-CN"/>
+        </w:rPr>
+      </w:pPr>
+      <w:r>
+        <w:rPr>
+          <w:rFonts w:hint="eastAsia" w:ascii="宋体" w:hAnsi="宋体" w:eastAsia="宋体" w:cs="宋体"/>
+          <w:lang w:val="en-US" w:eastAsia="zh-CN"/>
+        </w:rPr>
+        <w:t>Figure 2-12</w:t>
+      </w:r>
+      <w:bookmarkStart w:id="17" w:name="_GoBack"/>
+      <w:bookmarkEnd w:id="17"/>
+      <w:r>
+        <w:rPr>
+          <w:rFonts w:hint="eastAsia" w:ascii="宋体" w:hAnsi="宋体" w:eastAsia="宋体" w:cs="宋体"/>
+          <w:lang w:val="en-US" w:eastAsia="zh-CN"/>
+        </w:rPr>
+        <w:t xml:space="preserve"> IMU data line chart</w:t>
+      </w:r>
+    </w:p>
+    <w:p>
+      <w:pPr>
+        <w:ind w:leftChars="100"/>
+        <w:jc w:val="center"/>
+        <w:rPr>
+          <w:rFonts w:hint="eastAsia" w:ascii="宋体" w:hAnsi="宋体" w:eastAsia="宋体" w:cs="宋体"/>
+          <w:lang w:val="en-US" w:eastAsia="zh-CN"/>
+        </w:rPr>
+      </w:pPr>
       <w:r>
         <w:rPr>
           <w:rFonts w:hint="eastAsia" w:ascii="宋体" w:hAnsi="宋体" w:eastAsia="宋体" w:cs="宋体"/>
@@ -3354,7 +4249,7 @@
           <w:lang w:val="en-US" w:eastAsia="zh-CN"/>
         </w:rPr>
       </w:pPr>
-      <w:bookmarkStart w:id="13" w:name="_Toc17743"/>
+      <w:bookmarkStart w:id="12" w:name="_Toc17743"/>
       <w:r>
         <w:rPr>
           <w:rFonts w:hint="eastAsia" w:ascii="黑体" w:hAnsi="黑体" w:eastAsia="黑体" w:cs="黑体"/>
@@ -3366,7 +4261,7 @@
         </w:rPr>
         <w:t>Download &amp; Installation</w:t>
       </w:r>
-      <w:bookmarkEnd w:id="13"/>
+      <w:bookmarkEnd w:id="12"/>
     </w:p>
     <w:p>
       <w:pPr>
@@ -3385,7 +4280,7 @@
           <w:lang w:val="en-US" w:eastAsia="zh-CN"/>
         </w:rPr>
       </w:pPr>
-      <w:bookmarkStart w:id="14" w:name="_Toc31085"/>
+      <w:bookmarkStart w:id="13" w:name="_Toc31085"/>
       <w:r>
         <w:rPr>
           <w:rFonts w:hint="eastAsia" w:ascii="楷体" w:hAnsi="楷体" w:eastAsia="楷体" w:cs="楷体"/>
@@ -3395,7 +4290,7 @@
         </w:rPr>
         <w:t>Download</w:t>
       </w:r>
-      <w:bookmarkEnd w:id="14"/>
+      <w:bookmarkEnd w:id="13"/>
     </w:p>
     <w:p>
       <w:pPr>
@@ -3468,7 +4363,7 @@
       </w:r>
       <w:r>
         <w:rPr>
-          <w:rStyle w:val="16"/>
+          <w:rStyle w:val="17"/>
           <w:rFonts w:hint="eastAsia" w:ascii="宋体" w:hAnsi="宋体" w:eastAsia="宋体" w:cs="宋体"/>
           <w:kern w:val="2"/>
           <w:sz w:val="24"/>
@@ -3532,7 +4427,7 @@
     <w:p>
       <w:pPr>
         <w:rPr>
-          <w:rStyle w:val="16"/>
+          <w:rStyle w:val="17"/>
           <w:rFonts w:hint="eastAsia" w:ascii="宋体" w:hAnsi="宋体" w:eastAsia="宋体" w:cs="宋体"/>
           <w:kern w:val="2"/>
           <w:sz w:val="24"/>
@@ -3542,7 +4437,7 @@
       </w:pPr>
       <w:r>
         <w:rPr>
-          <w:rStyle w:val="16"/>
+          <w:rStyle w:val="17"/>
           <w:rFonts w:hint="eastAsia" w:ascii="宋体" w:hAnsi="宋体" w:eastAsia="宋体" w:cs="宋体"/>
           <w:kern w:val="2"/>
           <w:sz w:val="24"/>
@@ -3553,7 +4448,7 @@
       </w:r>
       <w:r>
         <w:rPr>
-          <w:rStyle w:val="16"/>
+          <w:rStyle w:val="17"/>
           <w:rFonts w:hint="eastAsia" w:ascii="宋体" w:hAnsi="宋体" w:eastAsia="宋体" w:cs="宋体"/>
           <w:kern w:val="2"/>
           <w:sz w:val="24"/>
@@ -3564,7 +4459,7 @@
       </w:r>
       <w:r>
         <w:rPr>
-          <w:rStyle w:val="16"/>
+          <w:rStyle w:val="17"/>
           <w:rFonts w:hint="eastAsia" w:ascii="宋体" w:hAnsi="宋体" w:eastAsia="宋体" w:cs="宋体"/>
           <w:kern w:val="2"/>
           <w:sz w:val="24"/>
@@ -3575,7 +4470,7 @@
       </w:r>
       <w:r>
         <w:rPr>
-          <w:rStyle w:val="16"/>
+          <w:rStyle w:val="17"/>
           <w:rFonts w:hint="eastAsia" w:ascii="宋体" w:hAnsi="宋体" w:eastAsia="宋体" w:cs="宋体"/>
           <w:kern w:val="2"/>
           <w:sz w:val="24"/>
@@ -3586,7 +4481,7 @@
       </w:r>
       <w:r>
         <w:rPr>
-          <w:rStyle w:val="16"/>
+          <w:rStyle w:val="17"/>
           <w:rFonts w:hint="eastAsia" w:ascii="宋体" w:hAnsi="宋体" w:eastAsia="宋体" w:cs="宋体"/>
           <w:kern w:val="2"/>
           <w:sz w:val="24"/>
@@ -3599,7 +4494,7 @@
     <w:p>
       <w:pPr>
         <w:rPr>
-          <w:rStyle w:val="16"/>
+          <w:rStyle w:val="17"/>
           <w:rFonts w:hint="eastAsia" w:ascii="宋体" w:hAnsi="宋体" w:eastAsia="宋体" w:cs="宋体"/>
           <w:kern w:val="2"/>
           <w:sz w:val="24"/>
@@ -3625,7 +4520,7 @@
           <w:lang w:val="en-US" w:eastAsia="zh-CN"/>
         </w:rPr>
       </w:pPr>
-      <w:bookmarkStart w:id="15" w:name="_Toc12609"/>
+      <w:bookmarkStart w:id="14" w:name="_Toc12609"/>
       <w:r>
         <w:rPr>
           <w:rFonts w:hint="eastAsia" w:ascii="楷体" w:hAnsi="楷体" w:eastAsia="楷体" w:cs="楷体"/>
@@ -3635,7 +4530,7 @@
         </w:rPr>
         <w:t>Installation</w:t>
       </w:r>
-      <w:bookmarkEnd w:id="15"/>
+      <w:bookmarkEnd w:id="14"/>
     </w:p>
     <w:p>
       <w:pPr>
@@ -3655,7 +4550,7 @@
           <w:lang w:val="en-US" w:eastAsia="zh-CN"/>
         </w:rPr>
       </w:pPr>
-      <w:bookmarkStart w:id="16" w:name="_Toc19752"/>
+      <w:bookmarkStart w:id="15" w:name="_Toc19752"/>
       <w:r>
         <w:rPr>
           <w:rFonts w:hint="eastAsia" w:ascii="宋体" w:hAnsi="宋体" w:eastAsia="宋体" w:cs="宋体"/>
@@ -3665,7 +4560,7 @@
         </w:rPr>
         <w:t>Windows</w:t>
       </w:r>
-      <w:bookmarkEnd w:id="16"/>
+      <w:bookmarkEnd w:id="15"/>
     </w:p>
     <w:p>
       <w:pPr>
@@ -3720,7 +4615,7 @@
                     </pic:cNvPicPr>
                   </pic:nvPicPr>
                   <pic:blipFill>
-                    <a:blip r:embed="rId13"/>
+                    <a:blip r:embed="rId16"/>
                     <a:stretch>
                       <a:fillRect/>
                     </a:stretch>
@@ -3823,7 +4718,7 @@
           <w:lang w:val="en-US" w:eastAsia="zh-CN"/>
         </w:rPr>
       </w:pPr>
-      <w:bookmarkStart w:id="17" w:name="_Toc12158"/>
+      <w:bookmarkStart w:id="16" w:name="_Toc12158"/>
       <w:r>
         <w:rPr>
           <w:rFonts w:hint="eastAsia" w:ascii="宋体" w:hAnsi="宋体" w:eastAsia="宋体" w:cs="宋体"/>
@@ -3833,7 +4728,7 @@
         </w:rPr>
         <w:t>Linux</w:t>
       </w:r>
-      <w:bookmarkEnd w:id="17"/>
+      <w:bookmarkEnd w:id="16"/>
     </w:p>
     <w:p>
       <w:pPr>
@@ -3888,7 +4783,7 @@
                     </pic:cNvPicPr>
                   </pic:nvPicPr>
                   <pic:blipFill>
-                    <a:blip r:embed="rId14"/>
+                    <a:blip r:embed="rId17"/>
                     <a:stretch>
                       <a:fillRect/>
                     </a:stretch>
@@ -3987,7 +4882,7 @@
           <w:lang w:val="en-US" w:eastAsia="zh-CN" w:bidi="ar"/>
         </w:rPr>
         <w:drawing>
-          <wp:anchor distT="0" distB="0" distL="114300" distR="114300" simplePos="0" relativeHeight="251664384" behindDoc="0" locked="0" layoutInCell="1" allowOverlap="1">
+          <wp:anchor distT="0" distB="0" distL="114300" distR="114300" simplePos="0" relativeHeight="251663360" behindDoc="0" locked="0" layoutInCell="1" allowOverlap="1">
             <wp:simplePos x="0" y="0"/>
             <wp:positionH relativeFrom="column">
               <wp:posOffset>5080</wp:posOffset>
@@ -4012,7 +4907,7 @@
                     </pic:cNvPicPr>
                   </pic:nvPicPr>
                   <pic:blipFill>
-                    <a:blip r:embed="rId15"/>
+                    <a:blip r:embed="rId18"/>
                     <a:stretch>
                       <a:fillRect/>
                     </a:stretch>
@@ -4241,7 +5136,7 @@
     <w:lsdException w:qFormat="1" w:uiPriority="0" w:semiHidden="0" w:name="heading 2"/>
     <w:lsdException w:qFormat="1" w:uiPriority="0" w:semiHidden="0" w:name="heading 3"/>
     <w:lsdException w:qFormat="1" w:uiPriority="0" w:semiHidden="0" w:name="heading 4"/>
-    <w:lsdException w:qFormat="1" w:uiPriority="0" w:name="heading 5"/>
+    <w:lsdException w:qFormat="1" w:uiPriority="0" w:semiHidden="0" w:name="heading 5"/>
     <w:lsdException w:qFormat="1" w:uiPriority="0" w:name="heading 6"/>
     <w:lsdException w:qFormat="1" w:uiPriority="0" w:name="heading 7"/>
     <w:lsdException w:qFormat="1" w:uiPriority="0" w:name="heading 8"/>
@@ -4258,7 +5153,7 @@
     <w:lsdException w:qFormat="1" w:unhideWhenUsed="0" w:uiPriority="0" w:semiHidden="0" w:name="toc 1"/>
     <w:lsdException w:qFormat="1" w:unhideWhenUsed="0" w:uiPriority="0" w:semiHidden="0" w:name="toc 2"/>
     <w:lsdException w:qFormat="1" w:unhideWhenUsed="0" w:uiPriority="0" w:semiHidden="0" w:name="toc 3"/>
-    <w:lsdException w:unhideWhenUsed="0" w:uiPriority="0" w:semiHidden="0" w:name="toc 4"/>
+    <w:lsdException w:qFormat="1" w:unhideWhenUsed="0" w:uiPriority="0" w:semiHidden="0" w:name="toc 4"/>
     <w:lsdException w:unhideWhenUsed="0" w:uiPriority="0" w:semiHidden="0" w:name="toc 5"/>
     <w:lsdException w:unhideWhenUsed="0" w:uiPriority="0" w:semiHidden="0" w:name="toc 6"/>
     <w:lsdException w:unhideWhenUsed="0" w:uiPriority="0" w:semiHidden="0" w:name="toc 7"/>
@@ -4544,7 +5439,7 @@
     <w:name w:val="heading 3"/>
     <w:basedOn w:val="1"/>
     <w:next w:val="1"/>
-    <w:link w:val="18"/>
+    <w:link w:val="19"/>
     <w:unhideWhenUsed/>
     <w:qFormat/>
     <w:uiPriority w:val="0"/>
@@ -4581,13 +5476,31 @@
       <w:sz w:val="28"/>
     </w:rPr>
   </w:style>
-  <w:style w:type="character" w:default="1" w:styleId="13">
+  <w:style w:type="paragraph" w:styleId="6">
+    <w:name w:val="heading 5"/>
+    <w:basedOn w:val="1"/>
+    <w:next w:val="1"/>
+    <w:unhideWhenUsed/>
+    <w:qFormat/>
+    <w:uiPriority w:val="0"/>
+    <w:pPr>
+      <w:keepNext/>
+      <w:keepLines/>
+      <w:spacing w:before="280" w:beforeLines="0" w:beforeAutospacing="0" w:after="290" w:afterLines="0" w:afterAutospacing="0" w:line="372" w:lineRule="auto"/>
+      <w:outlineLvl w:val="4"/>
+    </w:pPr>
+    <w:rPr>
+      <w:b/>
+      <w:sz w:val="28"/>
+    </w:rPr>
+  </w:style>
+  <w:style w:type="character" w:default="1" w:styleId="14">
     <w:name w:val="Default Paragraph Font"/>
     <w:semiHidden/>
     <w:qFormat/>
     <w:uiPriority w:val="0"/>
   </w:style>
-  <w:style w:type="table" w:default="1" w:styleId="11">
+  <w:style w:type="table" w:default="1" w:styleId="12">
     <w:name w:val="Normal Table"/>
     <w:semiHidden/>
     <w:qFormat/>
@@ -4601,7 +5514,7 @@
       </w:tblCellMar>
     </w:tblPr>
   </w:style>
-  <w:style w:type="paragraph" w:styleId="6">
+  <w:style w:type="paragraph" w:styleId="7">
     <w:name w:val="toc 3"/>
     <w:basedOn w:val="1"/>
     <w:next w:val="1"/>
@@ -4611,23 +5524,24 @@
       <w:ind w:left="840" w:leftChars="400"/>
     </w:pPr>
   </w:style>
-  <w:style w:type="paragraph" w:styleId="7">
+  <w:style w:type="paragraph" w:styleId="8">
     <w:name w:val="toc 1"/>
     <w:basedOn w:val="1"/>
     <w:next w:val="1"/>
     <w:qFormat/>
     <w:uiPriority w:val="0"/>
   </w:style>
-  <w:style w:type="paragraph" w:styleId="8">
+  <w:style w:type="paragraph" w:styleId="9">
     <w:name w:val="toc 4"/>
     <w:basedOn w:val="1"/>
     <w:next w:val="1"/>
+    <w:qFormat/>
     <w:uiPriority w:val="0"/>
     <w:pPr>
       <w:ind w:left="1260" w:leftChars="600"/>
     </w:pPr>
   </w:style>
-  <w:style w:type="paragraph" w:styleId="9">
+  <w:style w:type="paragraph" w:styleId="10">
     <w:name w:val="toc 2"/>
     <w:basedOn w:val="1"/>
     <w:next w:val="1"/>
@@ -4637,7 +5551,7 @@
       <w:ind w:left="420" w:leftChars="200"/>
     </w:pPr>
   </w:style>
-  <w:style w:type="paragraph" w:styleId="10">
+  <w:style w:type="paragraph" w:styleId="11">
     <w:name w:val="Normal (Web)"/>
     <w:basedOn w:val="1"/>
     <w:qFormat/>
@@ -4646,9 +5560,9 @@
       <w:sz w:val="24"/>
     </w:rPr>
   </w:style>
-  <w:style w:type="table" w:styleId="12">
+  <w:style w:type="table" w:styleId="13">
     <w:name w:val="Table Grid"/>
-    <w:basedOn w:val="11"/>
+    <w:basedOn w:val="12"/>
     <w:qFormat/>
     <w:uiPriority w:val="0"/>
     <w:pPr>
@@ -4666,27 +5580,27 @@
       </w:tblBorders>
     </w:tblPr>
   </w:style>
-  <w:style w:type="character" w:styleId="14">
+  <w:style w:type="character" w:styleId="15">
     <w:name w:val="Strong"/>
-    <w:basedOn w:val="13"/>
+    <w:basedOn w:val="14"/>
     <w:qFormat/>
     <w:uiPriority w:val="0"/>
     <w:rPr>
       <w:b/>
     </w:rPr>
   </w:style>
-  <w:style w:type="character" w:styleId="15">
+  <w:style w:type="character" w:styleId="16">
     <w:name w:val="Emphasis"/>
-    <w:basedOn w:val="13"/>
+    <w:basedOn w:val="14"/>
     <w:qFormat/>
     <w:uiPriority w:val="0"/>
     <w:rPr>
       <w:i/>
     </w:rPr>
   </w:style>
-  <w:style w:type="character" w:styleId="16">
+  <w:style w:type="character" w:styleId="17">
     <w:name w:val="Hyperlink"/>
-    <w:basedOn w:val="13"/>
+    <w:basedOn w:val="14"/>
     <w:qFormat/>
     <w:uiPriority w:val="0"/>
     <w:rPr>
@@ -4694,9 +5608,9 @@
       <w:u w:val="single"/>
     </w:rPr>
   </w:style>
-  <w:style w:type="character" w:styleId="17">
+  <w:style w:type="character" w:styleId="18">
     <w:name w:val="HTML Code"/>
-    <w:basedOn w:val="13"/>
+    <w:basedOn w:val="14"/>
     <w:qFormat/>
     <w:uiPriority w:val="0"/>
     <w:rPr>
@@ -4704,7 +5618,7 @@
       <w:sz w:val="20"/>
     </w:rPr>
   </w:style>
-  <w:style w:type="character" w:customStyle="1" w:styleId="18">
+  <w:style w:type="character" w:customStyle="1" w:styleId="19">
     <w:name w:val="标题 3 Char"/>
     <w:link w:val="4"/>
     <w:qFormat/>

--- a/Looper Viewer User Manual.docx
+++ b/Looper Viewer User Manual.docx
@@ -125,96 +125,14 @@
             <w:ind w:left="0" w:leftChars="0" w:right="0" w:rightChars="0" w:firstLine="0" w:firstLineChars="0"/>
             <w:jc w:val="center"/>
           </w:pPr>
+          <w:bookmarkStart w:id="22" w:name="_GoBack"/>
+          <w:bookmarkEnd w:id="22"/>
           <w:r>
             <w:rPr>
               <w:rFonts w:hint="eastAsia" w:ascii="宋体" w:hAnsi="宋体" w:eastAsia="宋体"/>
               <w:sz w:val="21"/>
             </w:rPr>
             <w:t>Document Table of Contents</w:t>
-          </w:r>
-        </w:p>
-        <w:p>
-          <w:pPr>
-            <w:pStyle w:val="8"/>
-            <w:tabs>
-              <w:tab w:val="right" w:leader="dot" w:pos="8306"/>
-            </w:tabs>
-          </w:pPr>
-          <w:r>
-            <w:rPr>
-              <w:rFonts w:hint="eastAsia" w:ascii="宋体" w:hAnsi="宋体" w:eastAsia="宋体" w:cs="宋体"/>
-            </w:rPr>
-            <w:fldChar w:fldCharType="begin"/>
-          </w:r>
-          <w:r>
-            <w:rPr>
-              <w:rFonts w:hint="eastAsia" w:ascii="宋体" w:hAnsi="宋体" w:eastAsia="宋体" w:cs="宋体"/>
-            </w:rPr>
-            <w:instrText xml:space="preserve">TOC \o "1-9" \h \u </w:instrText>
-          </w:r>
-          <w:r>
-            <w:rPr>
-              <w:rFonts w:hint="eastAsia" w:ascii="宋体" w:hAnsi="宋体" w:eastAsia="宋体" w:cs="宋体"/>
-            </w:rPr>
-            <w:fldChar w:fldCharType="separate"/>
-          </w:r>
-          <w:r>
-            <w:rPr>
-              <w:rFonts w:hint="eastAsia" w:ascii="宋体" w:hAnsi="宋体" w:eastAsia="宋体" w:cs="宋体"/>
-            </w:rPr>
-            <w:fldChar w:fldCharType="begin"/>
-          </w:r>
-          <w:r>
-            <w:rPr>
-              <w:rFonts w:hint="eastAsia" w:ascii="宋体" w:hAnsi="宋体" w:eastAsia="宋体" w:cs="宋体"/>
-            </w:rPr>
-            <w:instrText xml:space="preserve"> HYPERLINK \l _Toc4086 </w:instrText>
-          </w:r>
-          <w:r>
-            <w:rPr>
-              <w:rFonts w:hint="eastAsia" w:ascii="宋体" w:hAnsi="宋体" w:eastAsia="宋体" w:cs="宋体"/>
-            </w:rPr>
-            <w:fldChar w:fldCharType="separate"/>
-          </w:r>
-          <w:r>
-            <w:rPr>
-              <w:rFonts w:hint="default" w:ascii="楷体" w:hAnsi="楷体" w:eastAsia="楷体" w:cs="楷体"/>
-              <w:szCs w:val="32"/>
-            </w:rPr>
-            <w:t xml:space="preserve">1 </w:t>
-          </w:r>
-          <w:r>
-            <w:rPr>
-              <w:rFonts w:hint="eastAsia" w:ascii="黑体" w:hAnsi="黑体" w:eastAsia="黑体" w:cs="黑体"/>
-              <w:bCs/>
-              <w:szCs w:val="32"/>
-              <w:lang w:val="en-US" w:eastAsia="zh-CN"/>
-            </w:rPr>
-            <w:t>Background &amp; Introduction</w:t>
-          </w:r>
-          <w:r>
-            <w:tab/>
-          </w:r>
-          <w:r>
-            <w:fldChar w:fldCharType="begin"/>
-          </w:r>
-          <w:r>
-            <w:instrText xml:space="preserve"> PAGEREF _Toc4086 \h </w:instrText>
-          </w:r>
-          <w:r>
-            <w:fldChar w:fldCharType="separate"/>
-          </w:r>
-          <w:r>
-            <w:t>3</w:t>
-          </w:r>
-          <w:r>
-            <w:fldChar w:fldCharType="end"/>
-          </w:r>
-          <w:r>
-            <w:rPr>
-              <w:rFonts w:hint="eastAsia" w:ascii="宋体" w:hAnsi="宋体" w:eastAsia="宋体" w:cs="宋体"/>
-            </w:rPr>
-            <w:fldChar w:fldCharType="end"/>
           </w:r>
         </w:p>
         <w:p>
@@ -234,7 +152,7 @@
             <w:rPr>
               <w:rFonts w:hint="eastAsia" w:ascii="宋体" w:hAnsi="宋体" w:eastAsia="宋体" w:cs="宋体"/>
             </w:rPr>
-            <w:instrText xml:space="preserve"> HYPERLINK \l _Toc25802 </w:instrText>
+            <w:instrText xml:space="preserve">TOC \o "1-9" \h \u </w:instrText>
           </w:r>
           <w:r>
             <w:rPr>
@@ -244,17 +162,34 @@
           </w:r>
           <w:r>
             <w:rPr>
-              <w:rFonts w:hint="default" w:ascii="楷体" w:hAnsi="楷体" w:eastAsia="楷体" w:cs="楷体"/>
-              <w:szCs w:val="32"/>
-            </w:rPr>
-            <w:t xml:space="preserve">1.1 </w:t>
-          </w:r>
-          <w:r>
-            <w:rPr>
-              <w:rFonts w:hint="eastAsia" w:ascii="楷体" w:hAnsi="楷体" w:eastAsia="楷体" w:cs="楷体"/>
-              <w:szCs w:val="32"/>
-            </w:rPr>
-            <w:t>Background</w:t>
+              <w:rFonts w:hint="eastAsia" w:ascii="宋体" w:hAnsi="宋体" w:eastAsia="宋体" w:cs="宋体"/>
+            </w:rPr>
+            <w:fldChar w:fldCharType="begin"/>
+          </w:r>
+          <w:r>
+            <w:rPr>
+              <w:rFonts w:hint="eastAsia" w:ascii="宋体" w:hAnsi="宋体" w:eastAsia="宋体" w:cs="宋体"/>
+            </w:rPr>
+            <w:instrText xml:space="preserve"> HYPERLINK \l _Toc26413 </w:instrText>
+          </w:r>
+          <w:r>
+            <w:rPr>
+              <w:rFonts w:hint="eastAsia" w:ascii="宋体" w:hAnsi="宋体" w:eastAsia="宋体" w:cs="宋体"/>
+            </w:rPr>
+            <w:fldChar w:fldCharType="separate"/>
+          </w:r>
+          <w:r>
+            <w:rPr>
+              <w:rFonts w:hint="default" w:ascii="黑体" w:hAnsi="黑体" w:eastAsia="黑体" w:cs="黑体"/>
+            </w:rPr>
+            <w:t xml:space="preserve">1 </w:t>
+          </w:r>
+          <w:r>
+            <w:rPr>
+              <w:rFonts w:hint="eastAsia" w:ascii="黑体" w:hAnsi="黑体" w:eastAsia="黑体" w:cs="黑体"/>
+              <w:lang w:val="en-US" w:eastAsia="zh-CN"/>
+            </w:rPr>
+            <w:t>Background &amp; Introduction</w:t>
           </w:r>
           <w:r>
             <w:tab/>
@@ -263,7 +198,7 @@
             <w:fldChar w:fldCharType="begin"/>
           </w:r>
           <w:r>
-            <w:instrText xml:space="preserve"> PAGEREF _Toc25802 \h </w:instrText>
+            <w:instrText xml:space="preserve"> PAGEREF _Toc26413 \h </w:instrText>
           </w:r>
           <w:r>
             <w:fldChar w:fldCharType="separate"/>
@@ -298,7 +233,7 @@
             <w:rPr>
               <w:rFonts w:hint="eastAsia" w:ascii="宋体" w:hAnsi="宋体" w:eastAsia="宋体" w:cs="宋体"/>
             </w:rPr>
-            <w:instrText xml:space="preserve"> HYPERLINK \l _Toc7109 </w:instrText>
+            <w:instrText xml:space="preserve"> HYPERLINK \l _Toc28917 </w:instrText>
           </w:r>
           <w:r>
             <w:rPr>
@@ -310,17 +245,15 @@
             <w:rPr>
               <w:rFonts w:hint="default" w:ascii="楷体" w:hAnsi="楷体" w:eastAsia="楷体" w:cs="楷体"/>
               <w:szCs w:val="32"/>
-              <w:lang w:val="en-US" w:eastAsia="zh-CN"/>
-            </w:rPr>
-            <w:t xml:space="preserve">1.2 </w:t>
+            </w:rPr>
+            <w:t xml:space="preserve">1.1 </w:t>
           </w:r>
           <w:r>
             <w:rPr>
               <w:rFonts w:hint="eastAsia" w:ascii="楷体" w:hAnsi="楷体" w:eastAsia="楷体" w:cs="楷体"/>
               <w:szCs w:val="32"/>
-              <w:lang w:val="en-US" w:eastAsia="zh-CN"/>
-            </w:rPr>
-            <w:t>Introduction</w:t>
+            </w:rPr>
+            <w:t>Background</w:t>
           </w:r>
           <w:r>
             <w:tab/>
@@ -329,7 +262,7 @@
             <w:fldChar w:fldCharType="begin"/>
           </w:r>
           <w:r>
-            <w:instrText xml:space="preserve"> PAGEREF _Toc7109 \h </w:instrText>
+            <w:instrText xml:space="preserve"> PAGEREF _Toc28917 \h </w:instrText>
           </w:r>
           <w:r>
             <w:fldChar w:fldCharType="separate"/>
@@ -364,7 +297,73 @@
             <w:rPr>
               <w:rFonts w:hint="eastAsia" w:ascii="宋体" w:hAnsi="宋体" w:eastAsia="宋体" w:cs="宋体"/>
             </w:rPr>
-            <w:instrText xml:space="preserve"> HYPERLINK \l _Toc7203 </w:instrText>
+            <w:instrText xml:space="preserve"> HYPERLINK \l _Toc29235 </w:instrText>
+          </w:r>
+          <w:r>
+            <w:rPr>
+              <w:rFonts w:hint="eastAsia" w:ascii="宋体" w:hAnsi="宋体" w:eastAsia="宋体" w:cs="宋体"/>
+            </w:rPr>
+            <w:fldChar w:fldCharType="separate"/>
+          </w:r>
+          <w:r>
+            <w:rPr>
+              <w:rFonts w:hint="default" w:ascii="楷体" w:hAnsi="楷体" w:eastAsia="楷体" w:cs="楷体"/>
+              <w:szCs w:val="32"/>
+              <w:lang w:val="en-US" w:eastAsia="zh-CN"/>
+            </w:rPr>
+            <w:t xml:space="preserve">1.2 </w:t>
+          </w:r>
+          <w:r>
+            <w:rPr>
+              <w:rFonts w:hint="eastAsia" w:ascii="楷体" w:hAnsi="楷体" w:eastAsia="楷体" w:cs="楷体"/>
+              <w:szCs w:val="32"/>
+              <w:lang w:val="en-US" w:eastAsia="zh-CN"/>
+            </w:rPr>
+            <w:t>Introduction</w:t>
+          </w:r>
+          <w:r>
+            <w:tab/>
+          </w:r>
+          <w:r>
+            <w:fldChar w:fldCharType="begin"/>
+          </w:r>
+          <w:r>
+            <w:instrText xml:space="preserve"> PAGEREF _Toc29235 \h </w:instrText>
+          </w:r>
+          <w:r>
+            <w:fldChar w:fldCharType="separate"/>
+          </w:r>
+          <w:r>
+            <w:t>3</w:t>
+          </w:r>
+          <w:r>
+            <w:fldChar w:fldCharType="end"/>
+          </w:r>
+          <w:r>
+            <w:rPr>
+              <w:rFonts w:hint="eastAsia" w:ascii="宋体" w:hAnsi="宋体" w:eastAsia="宋体" w:cs="宋体"/>
+            </w:rPr>
+            <w:fldChar w:fldCharType="end"/>
+          </w:r>
+        </w:p>
+        <w:p>
+          <w:pPr>
+            <w:pStyle w:val="10"/>
+            <w:tabs>
+              <w:tab w:val="right" w:leader="dot" w:pos="8306"/>
+            </w:tabs>
+          </w:pPr>
+          <w:r>
+            <w:rPr>
+              <w:rFonts w:hint="eastAsia" w:ascii="宋体" w:hAnsi="宋体" w:eastAsia="宋体" w:cs="宋体"/>
+            </w:rPr>
+            <w:fldChar w:fldCharType="begin"/>
+          </w:r>
+          <w:r>
+            <w:rPr>
+              <w:rFonts w:hint="eastAsia" w:ascii="宋体" w:hAnsi="宋体" w:eastAsia="宋体" w:cs="宋体"/>
+            </w:rPr>
+            <w:instrText xml:space="preserve"> HYPERLINK \l _Toc5871 </w:instrText>
           </w:r>
           <w:r>
             <w:rPr>
@@ -396,7 +395,7 @@
             <w:fldChar w:fldCharType="begin"/>
           </w:r>
           <w:r>
-            <w:instrText xml:space="preserve"> PAGEREF _Toc7203 \h </w:instrText>
+            <w:instrText xml:space="preserve"> PAGEREF _Toc5871 \h </w:instrText>
           </w:r>
           <w:r>
             <w:fldChar w:fldCharType="separate"/>
@@ -431,7 +430,7 @@
             <w:rPr>
               <w:rFonts w:hint="eastAsia" w:ascii="宋体" w:hAnsi="宋体" w:eastAsia="宋体" w:cs="宋体"/>
             </w:rPr>
-            <w:instrText xml:space="preserve"> HYPERLINK \l _Toc6666 </w:instrText>
+            <w:instrText xml:space="preserve"> HYPERLINK \l _Toc25288 </w:instrText>
           </w:r>
           <w:r>
             <w:rPr>
@@ -462,7 +461,7 @@
             <w:fldChar w:fldCharType="begin"/>
           </w:r>
           <w:r>
-            <w:instrText xml:space="preserve"> PAGEREF _Toc6666 \h </w:instrText>
+            <w:instrText xml:space="preserve"> PAGEREF _Toc25288 \h </w:instrText>
           </w:r>
           <w:r>
             <w:fldChar w:fldCharType="separate"/>
@@ -497,7 +496,7 @@
             <w:rPr>
               <w:rFonts w:hint="eastAsia" w:ascii="宋体" w:hAnsi="宋体" w:eastAsia="宋体" w:cs="宋体"/>
             </w:rPr>
-            <w:instrText xml:space="preserve"> HYPERLINK \l _Toc5758 </w:instrText>
+            <w:instrText xml:space="preserve"> HYPERLINK \l _Toc30402 </w:instrText>
           </w:r>
           <w:r>
             <w:rPr>
@@ -508,6 +507,7 @@
           <w:r>
             <w:rPr>
               <w:rFonts w:hint="default" w:ascii="楷体" w:hAnsi="楷体" w:eastAsia="楷体" w:cs="楷体"/>
+              <w:bCs/>
               <w:szCs w:val="32"/>
               <w:lang w:val="en-US" w:eastAsia="zh-CN"/>
             </w:rPr>
@@ -516,6 +516,7 @@
           <w:r>
             <w:rPr>
               <w:rFonts w:hint="eastAsia" w:ascii="楷体" w:hAnsi="楷体" w:eastAsia="楷体" w:cs="楷体"/>
+              <w:bCs/>
               <w:szCs w:val="32"/>
               <w:lang w:val="en-US" w:eastAsia="zh-CN"/>
             </w:rPr>
@@ -528,7 +529,7 @@
             <w:fldChar w:fldCharType="begin"/>
           </w:r>
           <w:r>
-            <w:instrText xml:space="preserve"> PAGEREF _Toc5758 \h </w:instrText>
+            <w:instrText xml:space="preserve"> PAGEREF _Toc30402 \h </w:instrText>
           </w:r>
           <w:r>
             <w:fldChar w:fldCharType="separate"/>
@@ -563,7 +564,7 @@
             <w:rPr>
               <w:rFonts w:hint="eastAsia" w:ascii="宋体" w:hAnsi="宋体" w:eastAsia="宋体" w:cs="宋体"/>
             </w:rPr>
-            <w:instrText xml:space="preserve"> HYPERLINK \l _Toc9501 </w:instrText>
+            <w:instrText xml:space="preserve"> HYPERLINK \l _Toc9009 </w:instrText>
           </w:r>
           <w:r>
             <w:rPr>
@@ -594,7 +595,7 @@
             <w:fldChar w:fldCharType="begin"/>
           </w:r>
           <w:r>
-            <w:instrText xml:space="preserve"> PAGEREF _Toc9501 \h </w:instrText>
+            <w:instrText xml:space="preserve"> PAGEREF _Toc9009 \h </w:instrText>
           </w:r>
           <w:r>
             <w:fldChar w:fldCharType="separate"/>
@@ -629,7 +630,7 @@
             <w:rPr>
               <w:rFonts w:hint="eastAsia" w:ascii="宋体" w:hAnsi="宋体" w:eastAsia="宋体" w:cs="宋体"/>
             </w:rPr>
-            <w:instrText xml:space="preserve"> HYPERLINK \l _Toc31229 </w:instrText>
+            <w:instrText xml:space="preserve"> HYPERLINK \l _Toc14339 </w:instrText>
           </w:r>
           <w:r>
             <w:rPr>
@@ -660,7 +661,7 @@
             <w:fldChar w:fldCharType="begin"/>
           </w:r>
           <w:r>
-            <w:instrText xml:space="preserve"> PAGEREF _Toc31229 \h </w:instrText>
+            <w:instrText xml:space="preserve"> PAGEREF _Toc14339 \h </w:instrText>
           </w:r>
           <w:r>
             <w:fldChar w:fldCharType="separate"/>
@@ -695,7 +696,7 @@
             <w:rPr>
               <w:rFonts w:hint="eastAsia" w:ascii="宋体" w:hAnsi="宋体" w:eastAsia="宋体" w:cs="宋体"/>
             </w:rPr>
-            <w:instrText xml:space="preserve"> HYPERLINK \l _Toc4884 </w:instrText>
+            <w:instrText xml:space="preserve"> HYPERLINK \l _Toc29088 </w:instrText>
           </w:r>
           <w:r>
             <w:rPr>
@@ -706,20 +707,14 @@
           <w:r>
             <w:rPr>
               <w:rFonts w:hint="default" w:ascii="宋体" w:hAnsi="宋体" w:eastAsia="宋体" w:cs="宋体"/>
-              <w:bCs/>
-              <w:kern w:val="0"/>
-              <w:szCs w:val="32"/>
-              <w:lang w:val="en-US" w:eastAsia="zh-CN" w:bidi="ar"/>
+              <w:lang w:val="en-US" w:eastAsia="zh-CN"/>
             </w:rPr>
             <w:t xml:space="preserve">2.2.2.1 </w:t>
           </w:r>
           <w:r>
             <w:rPr>
               <w:rFonts w:hint="eastAsia" w:ascii="宋体" w:hAnsi="宋体" w:eastAsia="宋体" w:cs="宋体"/>
-              <w:bCs/>
-              <w:kern w:val="0"/>
-              <w:szCs w:val="32"/>
-              <w:lang w:val="en-US" w:eastAsia="zh-CN" w:bidi="ar"/>
+              <w:lang w:val="en-US" w:eastAsia="zh-CN"/>
             </w:rPr>
             <w:t>Log Information Window</w:t>
           </w:r>
@@ -730,7 +725,7 @@
             <w:fldChar w:fldCharType="begin"/>
           </w:r>
           <w:r>
-            <w:instrText xml:space="preserve"> PAGEREF _Toc4884 \h </w:instrText>
+            <w:instrText xml:space="preserve"> PAGEREF _Toc29088 \h </w:instrText>
           </w:r>
           <w:r>
             <w:fldChar w:fldCharType="separate"/>
@@ -765,7 +760,7 @@
             <w:rPr>
               <w:rFonts w:hint="eastAsia" w:ascii="宋体" w:hAnsi="宋体" w:eastAsia="宋体" w:cs="宋体"/>
             </w:rPr>
-            <w:instrText xml:space="preserve"> HYPERLINK \l _Toc29403 </w:instrText>
+            <w:instrText xml:space="preserve"> HYPERLINK \l _Toc18751 </w:instrText>
           </w:r>
           <w:r>
             <w:rPr>
@@ -796,7 +791,7 @@
             <w:fldChar w:fldCharType="begin"/>
           </w:r>
           <w:r>
-            <w:instrText xml:space="preserve"> PAGEREF _Toc29403 \h </w:instrText>
+            <w:instrText xml:space="preserve"> PAGEREF _Toc18751 \h </w:instrText>
           </w:r>
           <w:r>
             <w:fldChar w:fldCharType="separate"/>
@@ -831,7 +826,7 @@
             <w:rPr>
               <w:rFonts w:hint="eastAsia" w:ascii="宋体" w:hAnsi="宋体" w:eastAsia="宋体" w:cs="宋体"/>
             </w:rPr>
-            <w:instrText xml:space="preserve"> HYPERLINK \l _Toc15314 </w:instrText>
+            <w:instrText xml:space="preserve"> HYPERLINK \l _Toc12016 </w:instrText>
           </w:r>
           <w:r>
             <w:rPr>
@@ -862,13 +857,13 @@
             <w:fldChar w:fldCharType="begin"/>
           </w:r>
           <w:r>
-            <w:instrText xml:space="preserve"> PAGEREF _Toc15314 \h </w:instrText>
+            <w:instrText xml:space="preserve"> PAGEREF _Toc12016 \h </w:instrText>
           </w:r>
           <w:r>
             <w:fldChar w:fldCharType="separate"/>
           </w:r>
           <w:r>
-            <w:t>5</w:t>
+            <w:t>6</w:t>
           </w:r>
           <w:r>
             <w:fldChar w:fldCharType="end"/>
@@ -897,7 +892,7 @@
             <w:rPr>
               <w:rFonts w:hint="eastAsia" w:ascii="宋体" w:hAnsi="宋体" w:eastAsia="宋体" w:cs="宋体"/>
             </w:rPr>
-            <w:instrText xml:space="preserve"> HYPERLINK \l _Toc11190 </w:instrText>
+            <w:instrText xml:space="preserve"> HYPERLINK \l _Toc2657 </w:instrText>
           </w:r>
           <w:r>
             <w:rPr>
@@ -907,11 +902,33 @@
           </w:r>
           <w:r>
             <w:rPr>
+              <w:rFonts w:hint="eastAsia" w:ascii="楷体" w:hAnsi="楷体" w:eastAsia="楷体" w:cs="楷体"/>
+              <w:bCs/>
+              <w:kern w:val="0"/>
+              <w:szCs w:val="32"/>
+              <w:lang w:val="en-US" w:eastAsia="zh-CN" w:bidi="ar"/>
+            </w:rPr>
+            <w:t>2</w:t>
+          </w:r>
+          <w:r>
+            <w:rPr>
               <w:rFonts w:hint="default" w:ascii="楷体" w:hAnsi="楷体" w:eastAsia="楷体" w:cs="楷体"/>
+              <w:bCs/>
+              <w:kern w:val="0"/>
               <w:szCs w:val="32"/>
-              <w:lang w:val="en-US" w:eastAsia="zh-CN"/>
-            </w:rPr>
-            <w:t xml:space="preserve">2.3 </w:t>
+              <w:lang w:val="en-US" w:eastAsia="zh-CN" w:bidi="ar"/>
+            </w:rPr>
+            <w:t>.</w:t>
+          </w:r>
+          <w:r>
+            <w:rPr>
+              <w:rFonts w:hint="eastAsia" w:ascii="楷体" w:hAnsi="楷体" w:eastAsia="楷体" w:cs="楷体"/>
+              <w:bCs/>
+              <w:kern w:val="0"/>
+              <w:szCs w:val="32"/>
+              <w:lang w:val="en-US" w:eastAsia="zh-CN" w:bidi="ar"/>
+            </w:rPr>
+            <w:t xml:space="preserve">3 </w:t>
           </w:r>
           <w:r>
             <w:rPr>
@@ -919,7 +936,7 @@
               <w:szCs w:val="32"/>
               <w:lang w:val="en-US" w:eastAsia="zh-CN"/>
             </w:rPr>
-            <w:t>Image Preview Area</w:t>
+            <w:t>Image Preview Area Overview</w:t>
           </w:r>
           <w:r>
             <w:tab/>
@@ -928,7 +945,7 @@
             <w:fldChar w:fldCharType="begin"/>
           </w:r>
           <w:r>
-            <w:instrText xml:space="preserve"> PAGEREF _Toc11190 \h </w:instrText>
+            <w:instrText xml:space="preserve"> PAGEREF _Toc2657 \h </w:instrText>
           </w:r>
           <w:r>
             <w:fldChar w:fldCharType="separate"/>
@@ -963,7 +980,7 @@
             <w:rPr>
               <w:rFonts w:hint="eastAsia" w:ascii="宋体" w:hAnsi="宋体" w:eastAsia="宋体" w:cs="宋体"/>
             </w:rPr>
-            <w:instrText xml:space="preserve"> HYPERLINK \l _Toc12448 </w:instrText>
+            <w:instrText xml:space="preserve"> HYPERLINK \l _Toc7154 </w:instrText>
           </w:r>
           <w:r>
             <w:rPr>
@@ -973,11 +990,33 @@
           </w:r>
           <w:r>
             <w:rPr>
+              <w:rFonts w:hint="eastAsia" w:ascii="楷体" w:hAnsi="楷体" w:eastAsia="楷体" w:cs="楷体"/>
+              <w:bCs/>
+              <w:kern w:val="0"/>
+              <w:szCs w:val="32"/>
+              <w:lang w:val="en-US" w:eastAsia="zh-CN" w:bidi="ar"/>
+            </w:rPr>
+            <w:t>2</w:t>
+          </w:r>
+          <w:r>
+            <w:rPr>
               <w:rFonts w:hint="default" w:ascii="楷体" w:hAnsi="楷体" w:eastAsia="楷体" w:cs="楷体"/>
+              <w:bCs/>
+              <w:kern w:val="0"/>
               <w:szCs w:val="32"/>
-              <w:lang w:val="en-US" w:eastAsia="zh-CN"/>
-            </w:rPr>
-            <w:t xml:space="preserve">2.4 </w:t>
+              <w:lang w:val="en-US" w:eastAsia="zh-CN" w:bidi="ar"/>
+            </w:rPr>
+            <w:t>.</w:t>
+          </w:r>
+          <w:r>
+            <w:rPr>
+              <w:rFonts w:hint="eastAsia" w:ascii="楷体" w:hAnsi="楷体" w:eastAsia="楷体" w:cs="楷体"/>
+              <w:bCs/>
+              <w:kern w:val="0"/>
+              <w:szCs w:val="32"/>
+              <w:lang w:val="en-US" w:eastAsia="zh-CN" w:bidi="ar"/>
+            </w:rPr>
+            <w:t xml:space="preserve">4 </w:t>
           </w:r>
           <w:r>
             <w:rPr>
@@ -985,7 +1024,7 @@
               <w:szCs w:val="32"/>
               <w:lang w:val="en-US" w:eastAsia="zh-CN"/>
             </w:rPr>
-            <w:t>Contol and Processing Area</w:t>
+            <w:t>Sensor Info Preview Area</w:t>
           </w:r>
           <w:r>
             <w:tab/>
@@ -994,13 +1033,277 @@
             <w:fldChar w:fldCharType="begin"/>
           </w:r>
           <w:r>
-            <w:instrText xml:space="preserve"> PAGEREF _Toc12448 \h </w:instrText>
+            <w:instrText xml:space="preserve"> PAGEREF _Toc7154 \h </w:instrText>
           </w:r>
           <w:r>
             <w:fldChar w:fldCharType="separate"/>
           </w:r>
           <w:r>
-            <w:t>7</w:t>
+            <w:t>8</w:t>
+          </w:r>
+          <w:r>
+            <w:fldChar w:fldCharType="end"/>
+          </w:r>
+          <w:r>
+            <w:rPr>
+              <w:rFonts w:hint="eastAsia" w:ascii="宋体" w:hAnsi="宋体" w:eastAsia="宋体" w:cs="宋体"/>
+            </w:rPr>
+            <w:fldChar w:fldCharType="end"/>
+          </w:r>
+        </w:p>
+        <w:p>
+          <w:pPr>
+            <w:pStyle w:val="7"/>
+            <w:tabs>
+              <w:tab w:val="right" w:leader="dot" w:pos="8306"/>
+            </w:tabs>
+          </w:pPr>
+          <w:r>
+            <w:rPr>
+              <w:rFonts w:hint="eastAsia" w:ascii="宋体" w:hAnsi="宋体" w:eastAsia="宋体" w:cs="宋体"/>
+            </w:rPr>
+            <w:fldChar w:fldCharType="begin"/>
+          </w:r>
+          <w:r>
+            <w:rPr>
+              <w:rFonts w:hint="eastAsia" w:ascii="宋体" w:hAnsi="宋体" w:eastAsia="宋体" w:cs="宋体"/>
+            </w:rPr>
+            <w:instrText xml:space="preserve"> HYPERLINK \l _Toc24384 </w:instrText>
+          </w:r>
+          <w:r>
+            <w:rPr>
+              <w:rFonts w:hint="eastAsia" w:ascii="宋体" w:hAnsi="宋体" w:eastAsia="宋体" w:cs="宋体"/>
+            </w:rPr>
+            <w:fldChar w:fldCharType="separate"/>
+          </w:r>
+          <w:r>
+            <w:rPr>
+              <w:rFonts w:hint="eastAsia" w:ascii="楷体" w:hAnsi="楷体" w:eastAsia="楷体" w:cs="楷体"/>
+              <w:bCs/>
+              <w:kern w:val="0"/>
+              <w:szCs w:val="32"/>
+              <w:lang w:val="en-US" w:eastAsia="zh-CN" w:bidi="ar"/>
+            </w:rPr>
+            <w:t>2</w:t>
+          </w:r>
+          <w:r>
+            <w:rPr>
+              <w:rFonts w:hint="default" w:ascii="楷体" w:hAnsi="楷体" w:eastAsia="楷体" w:cs="楷体"/>
+              <w:bCs/>
+              <w:kern w:val="0"/>
+              <w:szCs w:val="32"/>
+              <w:lang w:val="en-US" w:eastAsia="zh-CN" w:bidi="ar"/>
+            </w:rPr>
+            <w:t>.</w:t>
+          </w:r>
+          <w:r>
+            <w:rPr>
+              <w:rFonts w:hint="eastAsia" w:ascii="楷体" w:hAnsi="楷体" w:eastAsia="楷体" w:cs="楷体"/>
+              <w:bCs/>
+              <w:kern w:val="0"/>
+              <w:szCs w:val="32"/>
+              <w:lang w:val="en-US" w:eastAsia="zh-CN" w:bidi="ar"/>
+            </w:rPr>
+            <w:t xml:space="preserve">5 </w:t>
+          </w:r>
+          <w:r>
+            <w:rPr>
+              <w:rFonts w:hint="eastAsia" w:ascii="楷体" w:hAnsi="楷体" w:eastAsia="楷体" w:cs="楷体"/>
+              <w:szCs w:val="32"/>
+              <w:lang w:val="en-US" w:eastAsia="zh-CN"/>
+            </w:rPr>
+            <w:t>VIO Test Preview Area</w:t>
+          </w:r>
+          <w:r>
+            <w:tab/>
+          </w:r>
+          <w:r>
+            <w:fldChar w:fldCharType="begin"/>
+          </w:r>
+          <w:r>
+            <w:instrText xml:space="preserve"> PAGEREF _Toc24384 \h </w:instrText>
+          </w:r>
+          <w:r>
+            <w:fldChar w:fldCharType="separate"/>
+          </w:r>
+          <w:r>
+            <w:t>8</w:t>
+          </w:r>
+          <w:r>
+            <w:fldChar w:fldCharType="end"/>
+          </w:r>
+          <w:r>
+            <w:rPr>
+              <w:rFonts w:hint="eastAsia" w:ascii="宋体" w:hAnsi="宋体" w:eastAsia="宋体" w:cs="宋体"/>
+            </w:rPr>
+            <w:fldChar w:fldCharType="end"/>
+          </w:r>
+        </w:p>
+        <w:p>
+          <w:pPr>
+            <w:pStyle w:val="7"/>
+            <w:tabs>
+              <w:tab w:val="right" w:leader="dot" w:pos="8306"/>
+            </w:tabs>
+          </w:pPr>
+          <w:r>
+            <w:rPr>
+              <w:rFonts w:hint="eastAsia" w:ascii="宋体" w:hAnsi="宋体" w:eastAsia="宋体" w:cs="宋体"/>
+            </w:rPr>
+            <w:fldChar w:fldCharType="begin"/>
+          </w:r>
+          <w:r>
+            <w:rPr>
+              <w:rFonts w:hint="eastAsia" w:ascii="宋体" w:hAnsi="宋体" w:eastAsia="宋体" w:cs="宋体"/>
+            </w:rPr>
+            <w:instrText xml:space="preserve"> HYPERLINK \l _Toc16964 </w:instrText>
+          </w:r>
+          <w:r>
+            <w:rPr>
+              <w:rFonts w:hint="eastAsia" w:ascii="宋体" w:hAnsi="宋体" w:eastAsia="宋体" w:cs="宋体"/>
+            </w:rPr>
+            <w:fldChar w:fldCharType="separate"/>
+          </w:r>
+          <w:r>
+            <w:rPr>
+              <w:rFonts w:hint="eastAsia" w:ascii="楷体" w:hAnsi="楷体" w:eastAsia="楷体" w:cs="楷体"/>
+              <w:bCs/>
+              <w:kern w:val="0"/>
+              <w:szCs w:val="32"/>
+              <w:lang w:val="en-US" w:eastAsia="zh-CN" w:bidi="ar"/>
+            </w:rPr>
+            <w:t>2</w:t>
+          </w:r>
+          <w:r>
+            <w:rPr>
+              <w:rFonts w:hint="default" w:ascii="楷体" w:hAnsi="楷体" w:eastAsia="楷体" w:cs="楷体"/>
+              <w:bCs/>
+              <w:kern w:val="0"/>
+              <w:szCs w:val="32"/>
+              <w:lang w:val="en-US" w:eastAsia="zh-CN" w:bidi="ar"/>
+            </w:rPr>
+            <w:t>.</w:t>
+          </w:r>
+          <w:r>
+            <w:rPr>
+              <w:rFonts w:hint="eastAsia" w:ascii="楷体" w:hAnsi="楷体" w:eastAsia="楷体" w:cs="楷体"/>
+              <w:bCs/>
+              <w:kern w:val="0"/>
+              <w:szCs w:val="32"/>
+              <w:lang w:val="en-US" w:eastAsia="zh-CN" w:bidi="ar"/>
+            </w:rPr>
+            <w:t xml:space="preserve">6 </w:t>
+          </w:r>
+          <w:r>
+            <w:rPr>
+              <w:rFonts w:hint="eastAsia" w:ascii="楷体" w:hAnsi="楷体" w:eastAsia="楷体" w:cs="楷体"/>
+              <w:kern w:val="2"/>
+              <w:szCs w:val="32"/>
+            </w:rPr>
+            <w:t>Control Panel Overview</w:t>
+          </w:r>
+          <w:r>
+            <w:tab/>
+          </w:r>
+          <w:r>
+            <w:fldChar w:fldCharType="begin"/>
+          </w:r>
+          <w:r>
+            <w:instrText xml:space="preserve"> PAGEREF _Toc16964 \h </w:instrText>
+          </w:r>
+          <w:r>
+            <w:fldChar w:fldCharType="separate"/>
+          </w:r>
+          <w:r>
+            <w:t>9</w:t>
+          </w:r>
+          <w:r>
+            <w:fldChar w:fldCharType="end"/>
+          </w:r>
+          <w:r>
+            <w:rPr>
+              <w:rFonts w:hint="eastAsia" w:ascii="宋体" w:hAnsi="宋体" w:eastAsia="宋体" w:cs="宋体"/>
+            </w:rPr>
+            <w:fldChar w:fldCharType="end"/>
+          </w:r>
+        </w:p>
+        <w:p>
+          <w:pPr>
+            <w:pStyle w:val="7"/>
+            <w:tabs>
+              <w:tab w:val="right" w:leader="dot" w:pos="8306"/>
+            </w:tabs>
+          </w:pPr>
+          <w:r>
+            <w:rPr>
+              <w:rFonts w:hint="eastAsia" w:ascii="宋体" w:hAnsi="宋体" w:eastAsia="宋体" w:cs="宋体"/>
+            </w:rPr>
+            <w:fldChar w:fldCharType="begin"/>
+          </w:r>
+          <w:r>
+            <w:rPr>
+              <w:rFonts w:hint="eastAsia" w:ascii="宋体" w:hAnsi="宋体" w:eastAsia="宋体" w:cs="宋体"/>
+            </w:rPr>
+            <w:instrText xml:space="preserve"> HYPERLINK \l _Toc5022 </w:instrText>
+          </w:r>
+          <w:r>
+            <w:rPr>
+              <w:rFonts w:hint="eastAsia" w:ascii="宋体" w:hAnsi="宋体" w:eastAsia="宋体" w:cs="宋体"/>
+            </w:rPr>
+            <w:fldChar w:fldCharType="separate"/>
+          </w:r>
+          <w:r>
+            <w:rPr>
+              <w:rFonts w:hint="eastAsia" w:ascii="楷体" w:hAnsi="楷体" w:eastAsia="楷体" w:cs="楷体"/>
+              <w:bCs/>
+              <w:kern w:val="0"/>
+              <w:szCs w:val="32"/>
+              <w:lang w:val="en-US" w:eastAsia="zh-CN" w:bidi="ar"/>
+            </w:rPr>
+            <w:t>2</w:t>
+          </w:r>
+          <w:r>
+            <w:rPr>
+              <w:rFonts w:hint="default" w:ascii="楷体" w:hAnsi="楷体" w:eastAsia="楷体" w:cs="楷体"/>
+              <w:bCs/>
+              <w:kern w:val="0"/>
+              <w:szCs w:val="32"/>
+              <w:lang w:val="en-US" w:eastAsia="zh-CN" w:bidi="ar"/>
+            </w:rPr>
+            <w:t>.</w:t>
+          </w:r>
+          <w:r>
+            <w:rPr>
+              <w:rFonts w:hint="eastAsia" w:ascii="楷体" w:hAnsi="楷体" w:eastAsia="楷体" w:cs="楷体"/>
+              <w:bCs/>
+              <w:kern w:val="0"/>
+              <w:szCs w:val="32"/>
+              <w:lang w:val="en-US" w:eastAsia="zh-CN" w:bidi="ar"/>
+            </w:rPr>
+            <w:t xml:space="preserve">7 </w:t>
+          </w:r>
+          <w:r>
+            <w:rPr>
+              <w:rFonts w:hint="eastAsia" w:ascii="楷体" w:hAnsi="楷体" w:eastAsia="楷体" w:cs="楷体"/>
+              <w:szCs w:val="32"/>
+              <w:lang w:val="en-US" w:eastAsia="zh-CN"/>
+            </w:rPr>
+            <w:t>IMU Data Line Chart</w:t>
+          </w:r>
+          <w:r>
+            <w:tab/>
+          </w:r>
+          <w:r>
+            <w:fldChar w:fldCharType="begin"/>
+          </w:r>
+          <w:r>
+            <w:instrText xml:space="preserve"> PAGEREF _Toc5022 \h </w:instrText>
+          </w:r>
+          <w:r>
+            <w:fldChar w:fldCharType="separate"/>
+          </w:r>
+          <w:r>
+            <w:t>10</w:t>
           </w:r>
           <w:r>
             <w:fldChar w:fldCharType="end"/>
@@ -1029,7 +1332,7 @@
             <w:rPr>
               <w:rFonts w:hint="eastAsia" w:ascii="宋体" w:hAnsi="宋体" w:eastAsia="宋体" w:cs="宋体"/>
             </w:rPr>
-            <w:instrText xml:space="preserve"> HYPERLINK \l _Toc17743 </w:instrText>
+            <w:instrText xml:space="preserve"> HYPERLINK \l _Toc27857 </w:instrText>
           </w:r>
           <w:r>
             <w:rPr>
@@ -1062,13 +1365,13 @@
             <w:fldChar w:fldCharType="begin"/>
           </w:r>
           <w:r>
-            <w:instrText xml:space="preserve"> PAGEREF _Toc17743 \h </w:instrText>
+            <w:instrText xml:space="preserve"> PAGEREF _Toc27857 \h </w:instrText>
           </w:r>
           <w:r>
             <w:fldChar w:fldCharType="separate"/>
           </w:r>
           <w:r>
-            <w:t>8</w:t>
+            <w:t>11</w:t>
           </w:r>
           <w:r>
             <w:fldChar w:fldCharType="end"/>
@@ -1097,7 +1400,7 @@
             <w:rPr>
               <w:rFonts w:hint="eastAsia" w:ascii="宋体" w:hAnsi="宋体" w:eastAsia="宋体" w:cs="宋体"/>
             </w:rPr>
-            <w:instrText xml:space="preserve"> HYPERLINK \l _Toc31085 </w:instrText>
+            <w:instrText xml:space="preserve"> HYPERLINK \l _Toc1056 </w:instrText>
           </w:r>
           <w:r>
             <w:rPr>
@@ -1128,13 +1431,13 @@
             <w:fldChar w:fldCharType="begin"/>
           </w:r>
           <w:r>
-            <w:instrText xml:space="preserve"> PAGEREF _Toc31085 \h </w:instrText>
+            <w:instrText xml:space="preserve"> PAGEREF _Toc1056 \h </w:instrText>
           </w:r>
           <w:r>
             <w:fldChar w:fldCharType="separate"/>
           </w:r>
           <w:r>
-            <w:t>8</w:t>
+            <w:t>11</w:t>
           </w:r>
           <w:r>
             <w:fldChar w:fldCharType="end"/>
@@ -1163,7 +1466,7 @@
             <w:rPr>
               <w:rFonts w:hint="eastAsia" w:ascii="宋体" w:hAnsi="宋体" w:eastAsia="宋体" w:cs="宋体"/>
             </w:rPr>
-            <w:instrText xml:space="preserve"> HYPERLINK \l _Toc12609 </w:instrText>
+            <w:instrText xml:space="preserve"> HYPERLINK \l _Toc30061 </w:instrText>
           </w:r>
           <w:r>
             <w:rPr>
@@ -1194,13 +1497,13 @@
             <w:fldChar w:fldCharType="begin"/>
           </w:r>
           <w:r>
-            <w:instrText xml:space="preserve"> PAGEREF _Toc12609 \h </w:instrText>
+            <w:instrText xml:space="preserve"> PAGEREF _Toc30061 \h </w:instrText>
           </w:r>
           <w:r>
             <w:fldChar w:fldCharType="separate"/>
           </w:r>
           <w:r>
-            <w:t>8</w:t>
+            <w:t>11</w:t>
           </w:r>
           <w:r>
             <w:fldChar w:fldCharType="end"/>
@@ -1229,7 +1532,7 @@
             <w:rPr>
               <w:rFonts w:hint="eastAsia" w:ascii="宋体" w:hAnsi="宋体" w:eastAsia="宋体" w:cs="宋体"/>
             </w:rPr>
-            <w:instrText xml:space="preserve"> HYPERLINK \l _Toc19752 </w:instrText>
+            <w:instrText xml:space="preserve"> HYPERLINK \l _Toc23559 </w:instrText>
           </w:r>
           <w:r>
             <w:rPr>
@@ -1260,13 +1563,13 @@
             <w:fldChar w:fldCharType="begin"/>
           </w:r>
           <w:r>
-            <w:instrText xml:space="preserve"> PAGEREF _Toc19752 \h </w:instrText>
+            <w:instrText xml:space="preserve"> PAGEREF _Toc23559 \h </w:instrText>
           </w:r>
           <w:r>
             <w:fldChar w:fldCharType="separate"/>
           </w:r>
           <w:r>
-            <w:t>8</w:t>
+            <w:t>11</w:t>
           </w:r>
           <w:r>
             <w:fldChar w:fldCharType="end"/>
@@ -1295,7 +1598,7 @@
             <w:rPr>
               <w:rFonts w:hint="eastAsia" w:ascii="宋体" w:hAnsi="宋体" w:eastAsia="宋体" w:cs="宋体"/>
             </w:rPr>
-            <w:instrText xml:space="preserve"> HYPERLINK \l _Toc12158 </w:instrText>
+            <w:instrText xml:space="preserve"> HYPERLINK \l _Toc6182 </w:instrText>
           </w:r>
           <w:r>
             <w:rPr>
@@ -1326,13 +1629,13 @@
             <w:fldChar w:fldCharType="begin"/>
           </w:r>
           <w:r>
-            <w:instrText xml:space="preserve"> PAGEREF _Toc12158 \h </w:instrText>
+            <w:instrText xml:space="preserve"> PAGEREF _Toc6182 \h </w:instrText>
           </w:r>
           <w:r>
             <w:fldChar w:fldCharType="separate"/>
           </w:r>
           <w:r>
-            <w:t>8</w:t>
+            <w:t>11</w:t>
           </w:r>
           <w:r>
             <w:fldChar w:fldCharType="end"/>
@@ -1407,7 +1710,7 @@
           <w:rFonts w:hint="eastAsia" w:ascii="黑体" w:hAnsi="黑体" w:eastAsia="黑体" w:cs="黑体"/>
         </w:rPr>
       </w:pPr>
-      <w:bookmarkStart w:id="0" w:name="_Toc4086"/>
+      <w:bookmarkStart w:id="0" w:name="_Toc26413"/>
       <w:r>
         <w:rPr>
           <w:rFonts w:hint="eastAsia" w:ascii="黑体" w:hAnsi="黑体" w:eastAsia="黑体" w:cs="黑体"/>
@@ -1432,7 +1735,7 @@
           <w:szCs w:val="32"/>
         </w:rPr>
       </w:pPr>
-      <w:bookmarkStart w:id="1" w:name="_Toc25802"/>
+      <w:bookmarkStart w:id="1" w:name="_Toc28917"/>
       <w:r>
         <w:rPr>
           <w:rStyle w:val="19"/>
@@ -1498,7 +1801,7 @@
           <w:lang w:val="en-US" w:eastAsia="zh-CN"/>
         </w:rPr>
       </w:pPr>
-      <w:bookmarkStart w:id="2" w:name="_Toc7109"/>
+      <w:bookmarkStart w:id="2" w:name="_Toc29235"/>
       <w:r>
         <w:rPr>
           <w:rStyle w:val="19"/>
@@ -1576,7 +1879,7 @@
           <w:lang w:val="en-US" w:eastAsia="zh-CN"/>
         </w:rPr>
       </w:pPr>
-      <w:bookmarkStart w:id="3" w:name="_Toc7203"/>
+      <w:bookmarkStart w:id="3" w:name="_Toc5871"/>
       <w:r>
         <w:rPr>
           <w:rFonts w:hint="eastAsia" w:ascii="黑体" w:hAnsi="黑体" w:eastAsia="黑体" w:cs="黑体"/>
@@ -1608,7 +1911,7 @@
           <w:lang w:val="en-US" w:eastAsia="zh-CN"/>
         </w:rPr>
       </w:pPr>
-      <w:bookmarkStart w:id="4" w:name="_Toc6666"/>
+      <w:bookmarkStart w:id="4" w:name="_Toc25288"/>
       <w:r>
         <w:rPr>
           <w:rFonts w:hint="eastAsia" w:ascii="楷体" w:hAnsi="楷体" w:eastAsia="楷体" w:cs="楷体"/>
@@ -2549,7 +2852,7 @@
           <w:lang w:val="en-US" w:eastAsia="zh-CN"/>
         </w:rPr>
       </w:pPr>
-      <w:bookmarkStart w:id="5" w:name="_Toc5758"/>
+      <w:bookmarkStart w:id="5" w:name="_Toc30402"/>
       <w:r>
         <w:rPr>
           <w:rFonts w:hint="eastAsia" w:ascii="楷体" w:hAnsi="楷体" w:eastAsia="楷体" w:cs="楷体"/>
@@ -2687,7 +2990,7 @@
           <w:lang w:val="en-US" w:eastAsia="zh-CN"/>
         </w:rPr>
       </w:pPr>
-      <w:bookmarkStart w:id="6" w:name="_Toc9501"/>
+      <w:bookmarkStart w:id="6" w:name="_Toc9009"/>
       <w:r>
         <w:rPr>
           <w:rFonts w:hint="eastAsia" w:ascii="宋体" w:hAnsi="宋体" w:eastAsia="宋体" w:cs="宋体"/>
@@ -2823,7 +3126,7 @@
           <w:lang w:val="en-US" w:eastAsia="zh-CN"/>
         </w:rPr>
       </w:pPr>
-      <w:bookmarkStart w:id="7" w:name="_Toc31229"/>
+      <w:bookmarkStart w:id="7" w:name="_Toc14339"/>
       <w:r>
         <w:rPr>
           <w:rFonts w:hint="eastAsia" w:ascii="宋体" w:hAnsi="宋体" w:eastAsia="宋体" w:cs="宋体"/>
@@ -2949,7 +3252,7 @@
           <w:lang w:val="en-US" w:eastAsia="zh-CN"/>
         </w:rPr>
       </w:pPr>
-      <w:bookmarkStart w:id="8" w:name="_Toc4884"/>
+      <w:bookmarkStart w:id="8" w:name="_Toc29088"/>
       <w:r>
         <w:rPr>
           <w:rFonts w:hint="eastAsia" w:ascii="宋体" w:hAnsi="宋体" w:eastAsia="宋体" w:cs="宋体"/>
@@ -3073,7 +3376,7 @@
           <w:lang w:val="en-US" w:eastAsia="zh-CN"/>
         </w:rPr>
       </w:pPr>
-      <w:bookmarkStart w:id="9" w:name="_Toc29403"/>
+      <w:bookmarkStart w:id="9" w:name="_Toc18751"/>
       <w:r>
         <w:rPr>
           <w:rFonts w:hint="eastAsia" w:ascii="宋体" w:hAnsi="宋体" w:eastAsia="宋体" w:cs="宋体"/>
@@ -3206,7 +3509,7 @@
           <w:lang w:val="en-US" w:eastAsia="zh-CN"/>
         </w:rPr>
       </w:pPr>
-      <w:bookmarkStart w:id="10" w:name="_Toc15314"/>
+      <w:bookmarkStart w:id="10" w:name="_Toc12016"/>
       <w:r>
         <w:rPr>
           <w:rFonts w:hint="eastAsia" w:ascii="宋体" w:hAnsi="宋体" w:eastAsia="宋体" w:cs="宋体"/>
@@ -3337,6 +3640,7 @@
           <w:lang w:val="en-US" w:eastAsia="zh-CN"/>
         </w:rPr>
       </w:pPr>
+      <w:bookmarkStart w:id="12" w:name="_Toc2657"/>
       <w:r>
         <w:rPr>
           <w:rFonts w:hint="eastAsia" w:ascii="楷体" w:hAnsi="楷体" w:eastAsia="楷体" w:cs="楷体"/>
@@ -3383,6 +3687,7 @@
         </w:rPr>
         <w:t>Image Preview Area Overview</w:t>
       </w:r>
+      <w:bookmarkEnd w:id="12"/>
     </w:p>
     <w:p>
       <w:pPr>
@@ -3541,6 +3846,7 @@
           <w:lang w:val="en-US" w:eastAsia="zh-CN"/>
         </w:rPr>
       </w:pPr>
+      <w:bookmarkStart w:id="13" w:name="_Toc7154"/>
       <w:r>
         <w:rPr>
           <w:rFonts w:hint="eastAsia" w:ascii="楷体" w:hAnsi="楷体" w:eastAsia="楷体" w:cs="楷体"/>
@@ -3586,6 +3892,7 @@
         </w:rPr>
         <w:t>Sensor Info Preview Area</w:t>
       </w:r>
+      <w:bookmarkEnd w:id="13"/>
     </w:p>
     <w:p>
       <w:pPr>
@@ -3685,6 +3992,7 @@
           <w:lang w:val="en-US" w:eastAsia="zh-CN"/>
         </w:rPr>
       </w:pPr>
+      <w:bookmarkStart w:id="14" w:name="_Toc24384"/>
       <w:r>
         <w:rPr>
           <w:rFonts w:hint="eastAsia" w:ascii="楷体" w:hAnsi="楷体" w:eastAsia="楷体" w:cs="楷体"/>
@@ -3730,6 +4038,7 @@
         </w:rPr>
         <w:t>VIO Test Preview Area</w:t>
       </w:r>
+      <w:bookmarkEnd w:id="14"/>
     </w:p>
     <w:p>
       <w:pPr>
@@ -3869,6 +4178,7 @@
           <w:lang w:val="en-US" w:eastAsia="zh-CN"/>
         </w:rPr>
       </w:pPr>
+      <w:bookmarkStart w:id="15" w:name="_Toc16964"/>
       <w:r>
         <w:rPr>
           <w:rFonts w:hint="eastAsia" w:ascii="楷体" w:hAnsi="楷体" w:eastAsia="楷体" w:cs="楷体"/>
@@ -3914,6 +4224,7 @@
         </w:rPr>
         <w:t>Control Panel Overview</w:t>
       </w:r>
+      <w:bookmarkEnd w:id="15"/>
     </w:p>
     <w:p>
       <w:pPr>
@@ -4052,6 +4363,7 @@
           <w:lang w:val="en-US" w:eastAsia="zh-CN"/>
         </w:rPr>
       </w:pPr>
+      <w:bookmarkStart w:id="16" w:name="_Toc5022"/>
       <w:r>
         <w:rPr>
           <w:rFonts w:hint="eastAsia" w:ascii="楷体" w:hAnsi="楷体" w:eastAsia="楷体" w:cs="楷体"/>
@@ -4097,6 +4409,7 @@
         </w:rPr>
         <w:t>IMU Data Line Chart</w:t>
       </w:r>
+      <w:bookmarkEnd w:id="16"/>
     </w:p>
     <w:p>
       <w:pPr>
@@ -4187,16 +4500,7 @@
           <w:rFonts w:hint="eastAsia" w:ascii="宋体" w:hAnsi="宋体" w:eastAsia="宋体" w:cs="宋体"/>
           <w:lang w:val="en-US" w:eastAsia="zh-CN"/>
         </w:rPr>
-        <w:t>Figure 2-12</w:t>
-      </w:r>
-      <w:bookmarkStart w:id="17" w:name="_GoBack"/>
-      <w:bookmarkEnd w:id="17"/>
-      <w:r>
-        <w:rPr>
-          <w:rFonts w:hint="eastAsia" w:ascii="宋体" w:hAnsi="宋体" w:eastAsia="宋体" w:cs="宋体"/>
-          <w:lang w:val="en-US" w:eastAsia="zh-CN"/>
-        </w:rPr>
-        <w:t xml:space="preserve"> IMU data line chart</w:t>
+        <w:t>Figure 2-12 IMU data line chart</w:t>
       </w:r>
     </w:p>
     <w:p>
@@ -4249,7 +4553,7 @@
           <w:lang w:val="en-US" w:eastAsia="zh-CN"/>
         </w:rPr>
       </w:pPr>
-      <w:bookmarkStart w:id="12" w:name="_Toc17743"/>
+      <w:bookmarkStart w:id="17" w:name="_Toc27857"/>
       <w:r>
         <w:rPr>
           <w:rFonts w:hint="eastAsia" w:ascii="黑体" w:hAnsi="黑体" w:eastAsia="黑体" w:cs="黑体"/>
@@ -4261,7 +4565,7 @@
         </w:rPr>
         <w:t>Download &amp; Installation</w:t>
       </w:r>
-      <w:bookmarkEnd w:id="12"/>
+      <w:bookmarkEnd w:id="17"/>
     </w:p>
     <w:p>
       <w:pPr>
@@ -4280,7 +4584,7 @@
           <w:lang w:val="en-US" w:eastAsia="zh-CN"/>
         </w:rPr>
       </w:pPr>
-      <w:bookmarkStart w:id="13" w:name="_Toc31085"/>
+      <w:bookmarkStart w:id="18" w:name="_Toc1056"/>
       <w:r>
         <w:rPr>
           <w:rFonts w:hint="eastAsia" w:ascii="楷体" w:hAnsi="楷体" w:eastAsia="楷体" w:cs="楷体"/>
@@ -4290,7 +4594,7 @@
         </w:rPr>
         <w:t>Download</w:t>
       </w:r>
-      <w:bookmarkEnd w:id="13"/>
+      <w:bookmarkEnd w:id="18"/>
     </w:p>
     <w:p>
       <w:pPr>
@@ -4520,7 +4824,7 @@
           <w:lang w:val="en-US" w:eastAsia="zh-CN"/>
         </w:rPr>
       </w:pPr>
-      <w:bookmarkStart w:id="14" w:name="_Toc12609"/>
+      <w:bookmarkStart w:id="19" w:name="_Toc30061"/>
       <w:r>
         <w:rPr>
           <w:rFonts w:hint="eastAsia" w:ascii="楷体" w:hAnsi="楷体" w:eastAsia="楷体" w:cs="楷体"/>
@@ -4530,7 +4834,7 @@
         </w:rPr>
         <w:t>Installation</w:t>
       </w:r>
-      <w:bookmarkEnd w:id="14"/>
+      <w:bookmarkEnd w:id="19"/>
     </w:p>
     <w:p>
       <w:pPr>
@@ -4550,7 +4854,7 @@
           <w:lang w:val="en-US" w:eastAsia="zh-CN"/>
         </w:rPr>
       </w:pPr>
-      <w:bookmarkStart w:id="15" w:name="_Toc19752"/>
+      <w:bookmarkStart w:id="20" w:name="_Toc23559"/>
       <w:r>
         <w:rPr>
           <w:rFonts w:hint="eastAsia" w:ascii="宋体" w:hAnsi="宋体" w:eastAsia="宋体" w:cs="宋体"/>
@@ -4560,7 +4864,7 @@
         </w:rPr>
         <w:t>Windows</w:t>
       </w:r>
-      <w:bookmarkEnd w:id="15"/>
+      <w:bookmarkEnd w:id="20"/>
     </w:p>
     <w:p>
       <w:pPr>
@@ -4718,7 +5022,7 @@
           <w:lang w:val="en-US" w:eastAsia="zh-CN"/>
         </w:rPr>
       </w:pPr>
-      <w:bookmarkStart w:id="16" w:name="_Toc12158"/>
+      <w:bookmarkStart w:id="21" w:name="_Toc6182"/>
       <w:r>
         <w:rPr>
           <w:rFonts w:hint="eastAsia" w:ascii="宋体" w:hAnsi="宋体" w:eastAsia="宋体" w:cs="宋体"/>
@@ -4728,7 +5032,7 @@
         </w:rPr>
         <w:t>Linux</w:t>
       </w:r>
-      <w:bookmarkEnd w:id="16"/>
+      <w:bookmarkEnd w:id="21"/>
     </w:p>
     <w:p>
       <w:pPr>

--- a/Looper Viewer User Manual.docx
+++ b/Looper Viewer User Manual.docx
@@ -125,8 +125,8 @@
             <w:ind w:left="0" w:leftChars="0" w:right="0" w:rightChars="0" w:firstLine="0" w:firstLineChars="0"/>
             <w:jc w:val="center"/>
           </w:pPr>
-          <w:bookmarkStart w:id="22" w:name="_GoBack"/>
-          <w:bookmarkEnd w:id="22"/>
+          <w:bookmarkStart w:id="24" w:name="_GoBack"/>
+          <w:bookmarkEnd w:id="24"/>
           <w:r>
             <w:rPr>
               <w:rFonts w:hint="eastAsia" w:ascii="宋体" w:hAnsi="宋体" w:eastAsia="宋体"/>
@@ -170,7 +170,7 @@
             <w:rPr>
               <w:rFonts w:hint="eastAsia" w:ascii="宋体" w:hAnsi="宋体" w:eastAsia="宋体" w:cs="宋体"/>
             </w:rPr>
-            <w:instrText xml:space="preserve"> HYPERLINK \l _Toc26413 </w:instrText>
+            <w:instrText xml:space="preserve"> HYPERLINK \l _Toc24160 </w:instrText>
           </w:r>
           <w:r>
             <w:rPr>
@@ -198,7 +198,7 @@
             <w:fldChar w:fldCharType="begin"/>
           </w:r>
           <w:r>
-            <w:instrText xml:space="preserve"> PAGEREF _Toc26413 \h </w:instrText>
+            <w:instrText xml:space="preserve"> PAGEREF _Toc24160 \h </w:instrText>
           </w:r>
           <w:r>
             <w:fldChar w:fldCharType="separate"/>
@@ -233,7 +233,7 @@
             <w:rPr>
               <w:rFonts w:hint="eastAsia" w:ascii="宋体" w:hAnsi="宋体" w:eastAsia="宋体" w:cs="宋体"/>
             </w:rPr>
-            <w:instrText xml:space="preserve"> HYPERLINK \l _Toc28917 </w:instrText>
+            <w:instrText xml:space="preserve"> HYPERLINK \l _Toc15297 </w:instrText>
           </w:r>
           <w:r>
             <w:rPr>
@@ -262,7 +262,7 @@
             <w:fldChar w:fldCharType="begin"/>
           </w:r>
           <w:r>
-            <w:instrText xml:space="preserve"> PAGEREF _Toc28917 \h </w:instrText>
+            <w:instrText xml:space="preserve"> PAGEREF _Toc15297 \h </w:instrText>
           </w:r>
           <w:r>
             <w:fldChar w:fldCharType="separate"/>
@@ -297,7 +297,7 @@
             <w:rPr>
               <w:rFonts w:hint="eastAsia" w:ascii="宋体" w:hAnsi="宋体" w:eastAsia="宋体" w:cs="宋体"/>
             </w:rPr>
-            <w:instrText xml:space="preserve"> HYPERLINK \l _Toc29235 </w:instrText>
+            <w:instrText xml:space="preserve"> HYPERLINK \l _Toc1558 </w:instrText>
           </w:r>
           <w:r>
             <w:rPr>
@@ -328,7 +328,7 @@
             <w:fldChar w:fldCharType="begin"/>
           </w:r>
           <w:r>
-            <w:instrText xml:space="preserve"> PAGEREF _Toc29235 \h </w:instrText>
+            <w:instrText xml:space="preserve"> PAGEREF _Toc1558 \h </w:instrText>
           </w:r>
           <w:r>
             <w:fldChar w:fldCharType="separate"/>
@@ -363,7 +363,7 @@
             <w:rPr>
               <w:rFonts w:hint="eastAsia" w:ascii="宋体" w:hAnsi="宋体" w:eastAsia="宋体" w:cs="宋体"/>
             </w:rPr>
-            <w:instrText xml:space="preserve"> HYPERLINK \l _Toc5871 </w:instrText>
+            <w:instrText xml:space="preserve"> HYPERLINK \l _Toc11804 </w:instrText>
           </w:r>
           <w:r>
             <w:rPr>
@@ -395,7 +395,7 @@
             <w:fldChar w:fldCharType="begin"/>
           </w:r>
           <w:r>
-            <w:instrText xml:space="preserve"> PAGEREF _Toc5871 \h </w:instrText>
+            <w:instrText xml:space="preserve"> PAGEREF _Toc11804 \h </w:instrText>
           </w:r>
           <w:r>
             <w:fldChar w:fldCharType="separate"/>
@@ -430,7 +430,7 @@
             <w:rPr>
               <w:rFonts w:hint="eastAsia" w:ascii="宋体" w:hAnsi="宋体" w:eastAsia="宋体" w:cs="宋体"/>
             </w:rPr>
-            <w:instrText xml:space="preserve"> HYPERLINK \l _Toc25288 </w:instrText>
+            <w:instrText xml:space="preserve"> HYPERLINK \l _Toc21931 </w:instrText>
           </w:r>
           <w:r>
             <w:rPr>
@@ -461,7 +461,7 @@
             <w:fldChar w:fldCharType="begin"/>
           </w:r>
           <w:r>
-            <w:instrText xml:space="preserve"> PAGEREF _Toc25288 \h </w:instrText>
+            <w:instrText xml:space="preserve"> PAGEREF _Toc21931 \h </w:instrText>
           </w:r>
           <w:r>
             <w:fldChar w:fldCharType="separate"/>
@@ -496,7 +496,7 @@
             <w:rPr>
               <w:rFonts w:hint="eastAsia" w:ascii="宋体" w:hAnsi="宋体" w:eastAsia="宋体" w:cs="宋体"/>
             </w:rPr>
-            <w:instrText xml:space="preserve"> HYPERLINK \l _Toc30402 </w:instrText>
+            <w:instrText xml:space="preserve"> HYPERLINK \l _Toc8718 </w:instrText>
           </w:r>
           <w:r>
             <w:rPr>
@@ -529,7 +529,7 @@
             <w:fldChar w:fldCharType="begin"/>
           </w:r>
           <w:r>
-            <w:instrText xml:space="preserve"> PAGEREF _Toc30402 \h </w:instrText>
+            <w:instrText xml:space="preserve"> PAGEREF _Toc8718 \h </w:instrText>
           </w:r>
           <w:r>
             <w:fldChar w:fldCharType="separate"/>
@@ -564,7 +564,7 @@
             <w:rPr>
               <w:rFonts w:hint="eastAsia" w:ascii="宋体" w:hAnsi="宋体" w:eastAsia="宋体" w:cs="宋体"/>
             </w:rPr>
-            <w:instrText xml:space="preserve"> HYPERLINK \l _Toc9009 </w:instrText>
+            <w:instrText xml:space="preserve"> HYPERLINK \l _Toc19937 </w:instrText>
           </w:r>
           <w:r>
             <w:rPr>
@@ -595,7 +595,7 @@
             <w:fldChar w:fldCharType="begin"/>
           </w:r>
           <w:r>
-            <w:instrText xml:space="preserve"> PAGEREF _Toc9009 \h </w:instrText>
+            <w:instrText xml:space="preserve"> PAGEREF _Toc19937 \h </w:instrText>
           </w:r>
           <w:r>
             <w:fldChar w:fldCharType="separate"/>
@@ -630,7 +630,7 @@
             <w:rPr>
               <w:rFonts w:hint="eastAsia" w:ascii="宋体" w:hAnsi="宋体" w:eastAsia="宋体" w:cs="宋体"/>
             </w:rPr>
-            <w:instrText xml:space="preserve"> HYPERLINK \l _Toc14339 </w:instrText>
+            <w:instrText xml:space="preserve"> HYPERLINK \l _Toc18655 </w:instrText>
           </w:r>
           <w:r>
             <w:rPr>
@@ -661,7 +661,7 @@
             <w:fldChar w:fldCharType="begin"/>
           </w:r>
           <w:r>
-            <w:instrText xml:space="preserve"> PAGEREF _Toc14339 \h </w:instrText>
+            <w:instrText xml:space="preserve"> PAGEREF _Toc18655 \h </w:instrText>
           </w:r>
           <w:r>
             <w:fldChar w:fldCharType="separate"/>
@@ -696,7 +696,7 @@
             <w:rPr>
               <w:rFonts w:hint="eastAsia" w:ascii="宋体" w:hAnsi="宋体" w:eastAsia="宋体" w:cs="宋体"/>
             </w:rPr>
-            <w:instrText xml:space="preserve"> HYPERLINK \l _Toc29088 </w:instrText>
+            <w:instrText xml:space="preserve"> HYPERLINK \l _Toc2095 </w:instrText>
           </w:r>
           <w:r>
             <w:rPr>
@@ -725,7 +725,7 @@
             <w:fldChar w:fldCharType="begin"/>
           </w:r>
           <w:r>
-            <w:instrText xml:space="preserve"> PAGEREF _Toc29088 \h </w:instrText>
+            <w:instrText xml:space="preserve"> PAGEREF _Toc2095 \h </w:instrText>
           </w:r>
           <w:r>
             <w:fldChar w:fldCharType="separate"/>
@@ -760,7 +760,7 @@
             <w:rPr>
               <w:rFonts w:hint="eastAsia" w:ascii="宋体" w:hAnsi="宋体" w:eastAsia="宋体" w:cs="宋体"/>
             </w:rPr>
-            <w:instrText xml:space="preserve"> HYPERLINK \l _Toc18751 </w:instrText>
+            <w:instrText xml:space="preserve"> HYPERLINK \l _Toc30288 </w:instrText>
           </w:r>
           <w:r>
             <w:rPr>
@@ -791,7 +791,7 @@
             <w:fldChar w:fldCharType="begin"/>
           </w:r>
           <w:r>
-            <w:instrText xml:space="preserve"> PAGEREF _Toc18751 \h </w:instrText>
+            <w:instrText xml:space="preserve"> PAGEREF _Toc30288 \h </w:instrText>
           </w:r>
           <w:r>
             <w:fldChar w:fldCharType="separate"/>
@@ -826,7 +826,7 @@
             <w:rPr>
               <w:rFonts w:hint="eastAsia" w:ascii="宋体" w:hAnsi="宋体" w:eastAsia="宋体" w:cs="宋体"/>
             </w:rPr>
-            <w:instrText xml:space="preserve"> HYPERLINK \l _Toc12016 </w:instrText>
+            <w:instrText xml:space="preserve"> HYPERLINK \l _Toc12523 </w:instrText>
           </w:r>
           <w:r>
             <w:rPr>
@@ -857,7 +857,7 @@
             <w:fldChar w:fldCharType="begin"/>
           </w:r>
           <w:r>
-            <w:instrText xml:space="preserve"> PAGEREF _Toc12016 \h </w:instrText>
+            <w:instrText xml:space="preserve"> PAGEREF _Toc12523 \h </w:instrText>
           </w:r>
           <w:r>
             <w:fldChar w:fldCharType="separate"/>
@@ -892,7 +892,7 @@
             <w:rPr>
               <w:rFonts w:hint="eastAsia" w:ascii="宋体" w:hAnsi="宋体" w:eastAsia="宋体" w:cs="宋体"/>
             </w:rPr>
-            <w:instrText xml:space="preserve"> HYPERLINK \l _Toc2657 </w:instrText>
+            <w:instrText xml:space="preserve"> HYPERLINK \l _Toc5775 </w:instrText>
           </w:r>
           <w:r>
             <w:rPr>
@@ -902,41 +902,19 @@
           </w:r>
           <w:r>
             <w:rPr>
-              <w:rFonts w:hint="eastAsia" w:ascii="楷体" w:hAnsi="楷体" w:eastAsia="楷体" w:cs="楷体"/>
-              <w:bCs/>
-              <w:kern w:val="0"/>
-              <w:szCs w:val="32"/>
-              <w:lang w:val="en-US" w:eastAsia="zh-CN" w:bidi="ar"/>
-            </w:rPr>
-            <w:t>2</w:t>
-          </w:r>
-          <w:r>
-            <w:rPr>
-              <w:rFonts w:hint="default" w:ascii="楷体" w:hAnsi="楷体" w:eastAsia="楷体" w:cs="楷体"/>
-              <w:bCs/>
-              <w:kern w:val="0"/>
-              <w:szCs w:val="32"/>
-              <w:lang w:val="en-US" w:eastAsia="zh-CN" w:bidi="ar"/>
-            </w:rPr>
-            <w:t>.</w:t>
-          </w:r>
-          <w:r>
-            <w:rPr>
-              <w:rFonts w:hint="eastAsia" w:ascii="楷体" w:hAnsi="楷体" w:eastAsia="楷体" w:cs="楷体"/>
-              <w:bCs/>
-              <w:kern w:val="0"/>
-              <w:szCs w:val="32"/>
-              <w:lang w:val="en-US" w:eastAsia="zh-CN" w:bidi="ar"/>
-            </w:rPr>
-            <w:t xml:space="preserve">3 </w:t>
-          </w:r>
-          <w:r>
-            <w:rPr>
-              <w:rFonts w:hint="eastAsia" w:ascii="楷体" w:hAnsi="楷体" w:eastAsia="楷体" w:cs="楷体"/>
+              <w:rFonts w:hint="default" w:ascii="宋体" w:hAnsi="宋体" w:eastAsia="宋体" w:cs="宋体"/>
               <w:szCs w:val="32"/>
               <w:lang w:val="en-US" w:eastAsia="zh-CN"/>
             </w:rPr>
-            <w:t>Image Preview Area Overview</w:t>
+            <w:t xml:space="preserve">2.2.3.1.1 </w:t>
+          </w:r>
+          <w:r>
+            <w:rPr>
+              <w:rFonts w:hint="eastAsia" w:ascii="宋体" w:hAnsi="宋体" w:eastAsia="宋体" w:cs="宋体"/>
+              <w:szCs w:val="32"/>
+              <w:lang w:val="en-US" w:eastAsia="zh-CN"/>
+            </w:rPr>
+            <w:t>Recording &amp; Saving Interface</w:t>
           </w:r>
           <w:r>
             <w:tab/>
@@ -945,7 +923,7 @@
             <w:fldChar w:fldCharType="begin"/>
           </w:r>
           <w:r>
-            <w:instrText xml:space="preserve"> PAGEREF _Toc2657 \h </w:instrText>
+            <w:instrText xml:space="preserve"> PAGEREF _Toc5775 \h </w:instrText>
           </w:r>
           <w:r>
             <w:fldChar w:fldCharType="separate"/>
@@ -980,7 +958,7 @@
             <w:rPr>
               <w:rFonts w:hint="eastAsia" w:ascii="宋体" w:hAnsi="宋体" w:eastAsia="宋体" w:cs="宋体"/>
             </w:rPr>
-            <w:instrText xml:space="preserve"> HYPERLINK \l _Toc7154 </w:instrText>
+            <w:instrText xml:space="preserve"> HYPERLINK \l _Toc30710 </w:instrText>
           </w:r>
           <w:r>
             <w:rPr>
@@ -990,41 +968,11 @@
           </w:r>
           <w:r>
             <w:rPr>
-              <w:rFonts w:hint="eastAsia" w:ascii="楷体" w:hAnsi="楷体" w:eastAsia="楷体" w:cs="楷体"/>
-              <w:bCs/>
-              <w:kern w:val="0"/>
-              <w:szCs w:val="32"/>
-              <w:lang w:val="en-US" w:eastAsia="zh-CN" w:bidi="ar"/>
-            </w:rPr>
-            <w:t>2</w:t>
-          </w:r>
-          <w:r>
-            <w:rPr>
-              <w:rFonts w:hint="default" w:ascii="楷体" w:hAnsi="楷体" w:eastAsia="楷体" w:cs="楷体"/>
-              <w:bCs/>
-              <w:kern w:val="0"/>
-              <w:szCs w:val="32"/>
-              <w:lang w:val="en-US" w:eastAsia="zh-CN" w:bidi="ar"/>
-            </w:rPr>
-            <w:t>.</w:t>
-          </w:r>
-          <w:r>
-            <w:rPr>
-              <w:rFonts w:hint="eastAsia" w:ascii="楷体" w:hAnsi="楷体" w:eastAsia="楷体" w:cs="楷体"/>
-              <w:bCs/>
-              <w:kern w:val="0"/>
-              <w:szCs w:val="32"/>
-              <w:lang w:val="en-US" w:eastAsia="zh-CN" w:bidi="ar"/>
-            </w:rPr>
-            <w:t xml:space="preserve">4 </w:t>
-          </w:r>
-          <w:r>
-            <w:rPr>
-              <w:rFonts w:hint="eastAsia" w:ascii="楷体" w:hAnsi="楷体" w:eastAsia="楷体" w:cs="楷体"/>
+              <w:rFonts w:hint="default" w:ascii="宋体" w:hAnsi="宋体" w:eastAsia="宋体" w:cs="宋体"/>
               <w:szCs w:val="32"/>
               <w:lang w:val="en-US" w:eastAsia="zh-CN"/>
             </w:rPr>
-            <w:t>Sensor Info Preview Area</w:t>
+            <w:t>2.2.3.1.2 Performance interface</w:t>
           </w:r>
           <w:r>
             <w:tab/>
@@ -1033,13 +981,13 @@
             <w:fldChar w:fldCharType="begin"/>
           </w:r>
           <w:r>
-            <w:instrText xml:space="preserve"> PAGEREF _Toc7154 \h </w:instrText>
+            <w:instrText xml:space="preserve"> PAGEREF _Toc30710 \h </w:instrText>
           </w:r>
           <w:r>
             <w:fldChar w:fldCharType="separate"/>
           </w:r>
           <w:r>
-            <w:t>8</w:t>
+            <w:t>7</w:t>
           </w:r>
           <w:r>
             <w:fldChar w:fldCharType="end"/>
@@ -1068,7 +1016,7 @@
             <w:rPr>
               <w:rFonts w:hint="eastAsia" w:ascii="宋体" w:hAnsi="宋体" w:eastAsia="宋体" w:cs="宋体"/>
             </w:rPr>
-            <w:instrText xml:space="preserve"> HYPERLINK \l _Toc24384 </w:instrText>
+            <w:instrText xml:space="preserve"> HYPERLINK \l _Toc25790 </w:instrText>
           </w:r>
           <w:r>
             <w:rPr>
@@ -1104,7 +1052,7 @@
               <w:szCs w:val="32"/>
               <w:lang w:val="en-US" w:eastAsia="zh-CN" w:bidi="ar"/>
             </w:rPr>
-            <w:t xml:space="preserve">5 </w:t>
+            <w:t xml:space="preserve">3 </w:t>
           </w:r>
           <w:r>
             <w:rPr>
@@ -1112,7 +1060,7 @@
               <w:szCs w:val="32"/>
               <w:lang w:val="en-US" w:eastAsia="zh-CN"/>
             </w:rPr>
-            <w:t>VIO Test Preview Area</w:t>
+            <w:t>Image Preview Area Overview</w:t>
           </w:r>
           <w:r>
             <w:tab/>
@@ -1121,7 +1069,7 @@
             <w:fldChar w:fldCharType="begin"/>
           </w:r>
           <w:r>
-            <w:instrText xml:space="preserve"> PAGEREF _Toc24384 \h </w:instrText>
+            <w:instrText xml:space="preserve"> PAGEREF _Toc25790 \h </w:instrText>
           </w:r>
           <w:r>
             <w:fldChar w:fldCharType="separate"/>
@@ -1156,7 +1104,7 @@
             <w:rPr>
               <w:rFonts w:hint="eastAsia" w:ascii="宋体" w:hAnsi="宋体" w:eastAsia="宋体" w:cs="宋体"/>
             </w:rPr>
-            <w:instrText xml:space="preserve"> HYPERLINK \l _Toc16964 </w:instrText>
+            <w:instrText xml:space="preserve"> HYPERLINK \l _Toc21408 </w:instrText>
           </w:r>
           <w:r>
             <w:rPr>
@@ -1192,15 +1140,15 @@
               <w:szCs w:val="32"/>
               <w:lang w:val="en-US" w:eastAsia="zh-CN" w:bidi="ar"/>
             </w:rPr>
-            <w:t xml:space="preserve">6 </w:t>
+            <w:t xml:space="preserve">4 </w:t>
           </w:r>
           <w:r>
             <w:rPr>
               <w:rFonts w:hint="eastAsia" w:ascii="楷体" w:hAnsi="楷体" w:eastAsia="楷体" w:cs="楷体"/>
-              <w:kern w:val="2"/>
               <w:szCs w:val="32"/>
-            </w:rPr>
-            <w:t>Control Panel Overview</w:t>
+              <w:lang w:val="en-US" w:eastAsia="zh-CN"/>
+            </w:rPr>
+            <w:t>Sensor Info Preview Area</w:t>
           </w:r>
           <w:r>
             <w:tab/>
@@ -1209,7 +1157,7 @@
             <w:fldChar w:fldCharType="begin"/>
           </w:r>
           <w:r>
-            <w:instrText xml:space="preserve"> PAGEREF _Toc16964 \h </w:instrText>
+            <w:instrText xml:space="preserve"> PAGEREF _Toc21408 \h </w:instrText>
           </w:r>
           <w:r>
             <w:fldChar w:fldCharType="separate"/>
@@ -1244,7 +1192,7 @@
             <w:rPr>
               <w:rFonts w:hint="eastAsia" w:ascii="宋体" w:hAnsi="宋体" w:eastAsia="宋体" w:cs="宋体"/>
             </w:rPr>
-            <w:instrText xml:space="preserve"> HYPERLINK \l _Toc5022 </w:instrText>
+            <w:instrText xml:space="preserve"> HYPERLINK \l _Toc28345 </w:instrText>
           </w:r>
           <w:r>
             <w:rPr>
@@ -1280,7 +1228,7 @@
               <w:szCs w:val="32"/>
               <w:lang w:val="en-US" w:eastAsia="zh-CN" w:bidi="ar"/>
             </w:rPr>
-            <w:t xml:space="preserve">7 </w:t>
+            <w:t xml:space="preserve">5 </w:t>
           </w:r>
           <w:r>
             <w:rPr>
@@ -1288,6 +1236,182 @@
               <w:szCs w:val="32"/>
               <w:lang w:val="en-US" w:eastAsia="zh-CN"/>
             </w:rPr>
+            <w:t>VIO Test Preview Area</w:t>
+          </w:r>
+          <w:r>
+            <w:tab/>
+          </w:r>
+          <w:r>
+            <w:fldChar w:fldCharType="begin"/>
+          </w:r>
+          <w:r>
+            <w:instrText xml:space="preserve"> PAGEREF _Toc28345 \h </w:instrText>
+          </w:r>
+          <w:r>
+            <w:fldChar w:fldCharType="separate"/>
+          </w:r>
+          <w:r>
+            <w:t>9</w:t>
+          </w:r>
+          <w:r>
+            <w:fldChar w:fldCharType="end"/>
+          </w:r>
+          <w:r>
+            <w:rPr>
+              <w:rFonts w:hint="eastAsia" w:ascii="宋体" w:hAnsi="宋体" w:eastAsia="宋体" w:cs="宋体"/>
+            </w:rPr>
+            <w:fldChar w:fldCharType="end"/>
+          </w:r>
+        </w:p>
+        <w:p>
+          <w:pPr>
+            <w:pStyle w:val="7"/>
+            <w:tabs>
+              <w:tab w:val="right" w:leader="dot" w:pos="8306"/>
+            </w:tabs>
+          </w:pPr>
+          <w:r>
+            <w:rPr>
+              <w:rFonts w:hint="eastAsia" w:ascii="宋体" w:hAnsi="宋体" w:eastAsia="宋体" w:cs="宋体"/>
+            </w:rPr>
+            <w:fldChar w:fldCharType="begin"/>
+          </w:r>
+          <w:r>
+            <w:rPr>
+              <w:rFonts w:hint="eastAsia" w:ascii="宋体" w:hAnsi="宋体" w:eastAsia="宋体" w:cs="宋体"/>
+            </w:rPr>
+            <w:instrText xml:space="preserve"> HYPERLINK \l _Toc4064 </w:instrText>
+          </w:r>
+          <w:r>
+            <w:rPr>
+              <w:rFonts w:hint="eastAsia" w:ascii="宋体" w:hAnsi="宋体" w:eastAsia="宋体" w:cs="宋体"/>
+            </w:rPr>
+            <w:fldChar w:fldCharType="separate"/>
+          </w:r>
+          <w:r>
+            <w:rPr>
+              <w:rFonts w:hint="eastAsia" w:ascii="楷体" w:hAnsi="楷体" w:eastAsia="楷体" w:cs="楷体"/>
+              <w:bCs/>
+              <w:kern w:val="0"/>
+              <w:szCs w:val="32"/>
+              <w:lang w:val="en-US" w:eastAsia="zh-CN" w:bidi="ar"/>
+            </w:rPr>
+            <w:t>2</w:t>
+          </w:r>
+          <w:r>
+            <w:rPr>
+              <w:rFonts w:hint="default" w:ascii="楷体" w:hAnsi="楷体" w:eastAsia="楷体" w:cs="楷体"/>
+              <w:bCs/>
+              <w:kern w:val="0"/>
+              <w:szCs w:val="32"/>
+              <w:lang w:val="en-US" w:eastAsia="zh-CN" w:bidi="ar"/>
+            </w:rPr>
+            <w:t>.</w:t>
+          </w:r>
+          <w:r>
+            <w:rPr>
+              <w:rFonts w:hint="eastAsia" w:ascii="楷体" w:hAnsi="楷体" w:eastAsia="楷体" w:cs="楷体"/>
+              <w:bCs/>
+              <w:kern w:val="0"/>
+              <w:szCs w:val="32"/>
+              <w:lang w:val="en-US" w:eastAsia="zh-CN" w:bidi="ar"/>
+            </w:rPr>
+            <w:t xml:space="preserve">6 </w:t>
+          </w:r>
+          <w:r>
+            <w:rPr>
+              <w:rFonts w:hint="eastAsia" w:ascii="楷体" w:hAnsi="楷体" w:eastAsia="楷体" w:cs="楷体"/>
+              <w:kern w:val="2"/>
+              <w:szCs w:val="32"/>
+            </w:rPr>
+            <w:t>Control Panel Overview</w:t>
+          </w:r>
+          <w:r>
+            <w:tab/>
+          </w:r>
+          <w:r>
+            <w:fldChar w:fldCharType="begin"/>
+          </w:r>
+          <w:r>
+            <w:instrText xml:space="preserve"> PAGEREF _Toc4064 \h </w:instrText>
+          </w:r>
+          <w:r>
+            <w:fldChar w:fldCharType="separate"/>
+          </w:r>
+          <w:r>
+            <w:t>10</w:t>
+          </w:r>
+          <w:r>
+            <w:fldChar w:fldCharType="end"/>
+          </w:r>
+          <w:r>
+            <w:rPr>
+              <w:rFonts w:hint="eastAsia" w:ascii="宋体" w:hAnsi="宋体" w:eastAsia="宋体" w:cs="宋体"/>
+            </w:rPr>
+            <w:fldChar w:fldCharType="end"/>
+          </w:r>
+        </w:p>
+        <w:p>
+          <w:pPr>
+            <w:pStyle w:val="7"/>
+            <w:tabs>
+              <w:tab w:val="right" w:leader="dot" w:pos="8306"/>
+            </w:tabs>
+          </w:pPr>
+          <w:r>
+            <w:rPr>
+              <w:rFonts w:hint="eastAsia" w:ascii="宋体" w:hAnsi="宋体" w:eastAsia="宋体" w:cs="宋体"/>
+            </w:rPr>
+            <w:fldChar w:fldCharType="begin"/>
+          </w:r>
+          <w:r>
+            <w:rPr>
+              <w:rFonts w:hint="eastAsia" w:ascii="宋体" w:hAnsi="宋体" w:eastAsia="宋体" w:cs="宋体"/>
+            </w:rPr>
+            <w:instrText xml:space="preserve"> HYPERLINK \l _Toc6144 </w:instrText>
+          </w:r>
+          <w:r>
+            <w:rPr>
+              <w:rFonts w:hint="eastAsia" w:ascii="宋体" w:hAnsi="宋体" w:eastAsia="宋体" w:cs="宋体"/>
+            </w:rPr>
+            <w:fldChar w:fldCharType="separate"/>
+          </w:r>
+          <w:r>
+            <w:rPr>
+              <w:rFonts w:hint="eastAsia" w:ascii="楷体" w:hAnsi="楷体" w:eastAsia="楷体" w:cs="楷体"/>
+              <w:bCs/>
+              <w:kern w:val="0"/>
+              <w:szCs w:val="32"/>
+              <w:lang w:val="en-US" w:eastAsia="zh-CN" w:bidi="ar"/>
+            </w:rPr>
+            <w:t>2</w:t>
+          </w:r>
+          <w:r>
+            <w:rPr>
+              <w:rFonts w:hint="default" w:ascii="楷体" w:hAnsi="楷体" w:eastAsia="楷体" w:cs="楷体"/>
+              <w:bCs/>
+              <w:kern w:val="0"/>
+              <w:szCs w:val="32"/>
+              <w:lang w:val="en-US" w:eastAsia="zh-CN" w:bidi="ar"/>
+            </w:rPr>
+            <w:t>.</w:t>
+          </w:r>
+          <w:r>
+            <w:rPr>
+              <w:rFonts w:hint="eastAsia" w:ascii="楷体" w:hAnsi="楷体" w:eastAsia="楷体" w:cs="楷体"/>
+              <w:bCs/>
+              <w:kern w:val="0"/>
+              <w:szCs w:val="32"/>
+              <w:lang w:val="en-US" w:eastAsia="zh-CN" w:bidi="ar"/>
+            </w:rPr>
+            <w:t xml:space="preserve">7 </w:t>
+          </w:r>
+          <w:r>
+            <w:rPr>
+              <w:rFonts w:hint="eastAsia" w:ascii="楷体" w:hAnsi="楷体" w:eastAsia="楷体" w:cs="楷体"/>
+              <w:szCs w:val="32"/>
+              <w:lang w:val="en-US" w:eastAsia="zh-CN"/>
+            </w:rPr>
             <w:t>IMU Data Line Chart</w:t>
           </w:r>
           <w:r>
@@ -1297,13 +1421,13 @@
             <w:fldChar w:fldCharType="begin"/>
           </w:r>
           <w:r>
-            <w:instrText xml:space="preserve"> PAGEREF _Toc5022 \h </w:instrText>
+            <w:instrText xml:space="preserve"> PAGEREF _Toc6144 \h </w:instrText>
           </w:r>
           <w:r>
             <w:fldChar w:fldCharType="separate"/>
           </w:r>
           <w:r>
-            <w:t>10</w:t>
+            <w:t>11</w:t>
           </w:r>
           <w:r>
             <w:fldChar w:fldCharType="end"/>
@@ -1332,7 +1456,7 @@
             <w:rPr>
               <w:rFonts w:hint="eastAsia" w:ascii="宋体" w:hAnsi="宋体" w:eastAsia="宋体" w:cs="宋体"/>
             </w:rPr>
-            <w:instrText xml:space="preserve"> HYPERLINK \l _Toc27857 </w:instrText>
+            <w:instrText xml:space="preserve"> HYPERLINK \l _Toc13333 </w:instrText>
           </w:r>
           <w:r>
             <w:rPr>
@@ -1365,13 +1489,13 @@
             <w:fldChar w:fldCharType="begin"/>
           </w:r>
           <w:r>
-            <w:instrText xml:space="preserve"> PAGEREF _Toc27857 \h </w:instrText>
+            <w:instrText xml:space="preserve"> PAGEREF _Toc13333 \h </w:instrText>
           </w:r>
           <w:r>
             <w:fldChar w:fldCharType="separate"/>
           </w:r>
           <w:r>
-            <w:t>11</w:t>
+            <w:t>12</w:t>
           </w:r>
           <w:r>
             <w:fldChar w:fldCharType="end"/>
@@ -1400,7 +1524,7 @@
             <w:rPr>
               <w:rFonts w:hint="eastAsia" w:ascii="宋体" w:hAnsi="宋体" w:eastAsia="宋体" w:cs="宋体"/>
             </w:rPr>
-            <w:instrText xml:space="preserve"> HYPERLINK \l _Toc1056 </w:instrText>
+            <w:instrText xml:space="preserve"> HYPERLINK \l _Toc7401 </w:instrText>
           </w:r>
           <w:r>
             <w:rPr>
@@ -1431,13 +1555,13 @@
             <w:fldChar w:fldCharType="begin"/>
           </w:r>
           <w:r>
-            <w:instrText xml:space="preserve"> PAGEREF _Toc1056 \h </w:instrText>
+            <w:instrText xml:space="preserve"> PAGEREF _Toc7401 \h </w:instrText>
           </w:r>
           <w:r>
             <w:fldChar w:fldCharType="separate"/>
           </w:r>
           <w:r>
-            <w:t>11</w:t>
+            <w:t>12</w:t>
           </w:r>
           <w:r>
             <w:fldChar w:fldCharType="end"/>
@@ -1466,7 +1590,7 @@
             <w:rPr>
               <w:rFonts w:hint="eastAsia" w:ascii="宋体" w:hAnsi="宋体" w:eastAsia="宋体" w:cs="宋体"/>
             </w:rPr>
-            <w:instrText xml:space="preserve"> HYPERLINK \l _Toc30061 </w:instrText>
+            <w:instrText xml:space="preserve"> HYPERLINK \l _Toc23520 </w:instrText>
           </w:r>
           <w:r>
             <w:rPr>
@@ -1497,13 +1621,13 @@
             <w:fldChar w:fldCharType="begin"/>
           </w:r>
           <w:r>
-            <w:instrText xml:space="preserve"> PAGEREF _Toc30061 \h </w:instrText>
+            <w:instrText xml:space="preserve"> PAGEREF _Toc23520 \h </w:instrText>
           </w:r>
           <w:r>
             <w:fldChar w:fldCharType="separate"/>
           </w:r>
           <w:r>
-            <w:t>11</w:t>
+            <w:t>12</w:t>
           </w:r>
           <w:r>
             <w:fldChar w:fldCharType="end"/>
@@ -1532,7 +1656,7 @@
             <w:rPr>
               <w:rFonts w:hint="eastAsia" w:ascii="宋体" w:hAnsi="宋体" w:eastAsia="宋体" w:cs="宋体"/>
             </w:rPr>
-            <w:instrText xml:space="preserve"> HYPERLINK \l _Toc23559 </w:instrText>
+            <w:instrText xml:space="preserve"> HYPERLINK \l _Toc24723 </w:instrText>
           </w:r>
           <w:r>
             <w:rPr>
@@ -1563,13 +1687,13 @@
             <w:fldChar w:fldCharType="begin"/>
           </w:r>
           <w:r>
-            <w:instrText xml:space="preserve"> PAGEREF _Toc23559 \h </w:instrText>
+            <w:instrText xml:space="preserve"> PAGEREF _Toc24723 \h </w:instrText>
           </w:r>
           <w:r>
             <w:fldChar w:fldCharType="separate"/>
           </w:r>
           <w:r>
-            <w:t>11</w:t>
+            <w:t>12</w:t>
           </w:r>
           <w:r>
             <w:fldChar w:fldCharType="end"/>
@@ -1598,7 +1722,7 @@
             <w:rPr>
               <w:rFonts w:hint="eastAsia" w:ascii="宋体" w:hAnsi="宋体" w:eastAsia="宋体" w:cs="宋体"/>
             </w:rPr>
-            <w:instrText xml:space="preserve"> HYPERLINK \l _Toc6182 </w:instrText>
+            <w:instrText xml:space="preserve"> HYPERLINK \l _Toc17380 </w:instrText>
           </w:r>
           <w:r>
             <w:rPr>
@@ -1629,13 +1753,13 @@
             <w:fldChar w:fldCharType="begin"/>
           </w:r>
           <w:r>
-            <w:instrText xml:space="preserve"> PAGEREF _Toc6182 \h </w:instrText>
+            <w:instrText xml:space="preserve"> PAGEREF _Toc17380 \h </w:instrText>
           </w:r>
           <w:r>
             <w:fldChar w:fldCharType="separate"/>
           </w:r>
           <w:r>
-            <w:t>11</w:t>
+            <w:t>12</w:t>
           </w:r>
           <w:r>
             <w:fldChar w:fldCharType="end"/>
@@ -1710,7 +1834,7 @@
           <w:rFonts w:hint="eastAsia" w:ascii="黑体" w:hAnsi="黑体" w:eastAsia="黑体" w:cs="黑体"/>
         </w:rPr>
       </w:pPr>
-      <w:bookmarkStart w:id="0" w:name="_Toc26413"/>
+      <w:bookmarkStart w:id="0" w:name="_Toc24160"/>
       <w:r>
         <w:rPr>
           <w:rFonts w:hint="eastAsia" w:ascii="黑体" w:hAnsi="黑体" w:eastAsia="黑体" w:cs="黑体"/>
@@ -1735,7 +1859,7 @@
           <w:szCs w:val="32"/>
         </w:rPr>
       </w:pPr>
-      <w:bookmarkStart w:id="1" w:name="_Toc28917"/>
+      <w:bookmarkStart w:id="1" w:name="_Toc15297"/>
       <w:r>
         <w:rPr>
           <w:rStyle w:val="19"/>
@@ -1801,7 +1925,7 @@
           <w:lang w:val="en-US" w:eastAsia="zh-CN"/>
         </w:rPr>
       </w:pPr>
-      <w:bookmarkStart w:id="2" w:name="_Toc29235"/>
+      <w:bookmarkStart w:id="2" w:name="_Toc1558"/>
       <w:r>
         <w:rPr>
           <w:rStyle w:val="19"/>
@@ -1879,7 +2003,7 @@
           <w:lang w:val="en-US" w:eastAsia="zh-CN"/>
         </w:rPr>
       </w:pPr>
-      <w:bookmarkStart w:id="3" w:name="_Toc5871"/>
+      <w:bookmarkStart w:id="3" w:name="_Toc11804"/>
       <w:r>
         <w:rPr>
           <w:rFonts w:hint="eastAsia" w:ascii="黑体" w:hAnsi="黑体" w:eastAsia="黑体" w:cs="黑体"/>
@@ -1911,7 +2035,7 @@
           <w:lang w:val="en-US" w:eastAsia="zh-CN"/>
         </w:rPr>
       </w:pPr>
-      <w:bookmarkStart w:id="4" w:name="_Toc25288"/>
+      <w:bookmarkStart w:id="4" w:name="_Toc21931"/>
       <w:r>
         <w:rPr>
           <w:rFonts w:hint="eastAsia" w:ascii="楷体" w:hAnsi="楷体" w:eastAsia="楷体" w:cs="楷体"/>
@@ -2205,12 +2329,6 @@
             <w:insideH w:val="single" w:color="auto" w:sz="4" w:space="0"/>
             <w:insideV w:val="single" w:color="auto" w:sz="4" w:space="0"/>
           </w:tblBorders>
-          <w:tblCellMar>
-            <w:top w:w="0" w:type="dxa"/>
-            <w:left w:w="108" w:type="dxa"/>
-            <w:bottom w:w="0" w:type="dxa"/>
-            <w:right w:w="108" w:type="dxa"/>
-          </w:tblCellMar>
         </w:tblPrEx>
         <w:tc>
           <w:tcPr>
@@ -2852,7 +2970,7 @@
           <w:lang w:val="en-US" w:eastAsia="zh-CN"/>
         </w:rPr>
       </w:pPr>
-      <w:bookmarkStart w:id="5" w:name="_Toc30402"/>
+      <w:bookmarkStart w:id="5" w:name="_Toc8718"/>
       <w:r>
         <w:rPr>
           <w:rFonts w:hint="eastAsia" w:ascii="楷体" w:hAnsi="楷体" w:eastAsia="楷体" w:cs="楷体"/>
@@ -2990,7 +3108,7 @@
           <w:lang w:val="en-US" w:eastAsia="zh-CN"/>
         </w:rPr>
       </w:pPr>
-      <w:bookmarkStart w:id="6" w:name="_Toc9009"/>
+      <w:bookmarkStart w:id="6" w:name="_Toc19937"/>
       <w:r>
         <w:rPr>
           <w:rFonts w:hint="eastAsia" w:ascii="宋体" w:hAnsi="宋体" w:eastAsia="宋体" w:cs="宋体"/>
@@ -3126,7 +3244,7 @@
           <w:lang w:val="en-US" w:eastAsia="zh-CN"/>
         </w:rPr>
       </w:pPr>
-      <w:bookmarkStart w:id="7" w:name="_Toc14339"/>
+      <w:bookmarkStart w:id="7" w:name="_Toc18655"/>
       <w:r>
         <w:rPr>
           <w:rFonts w:hint="eastAsia" w:ascii="宋体" w:hAnsi="宋体" w:eastAsia="宋体" w:cs="宋体"/>
@@ -3252,7 +3370,7 @@
           <w:lang w:val="en-US" w:eastAsia="zh-CN"/>
         </w:rPr>
       </w:pPr>
-      <w:bookmarkStart w:id="8" w:name="_Toc29088"/>
+      <w:bookmarkStart w:id="8" w:name="_Toc2095"/>
       <w:r>
         <w:rPr>
           <w:rFonts w:hint="eastAsia" w:ascii="宋体" w:hAnsi="宋体" w:eastAsia="宋体" w:cs="宋体"/>
@@ -3376,7 +3494,7 @@
           <w:lang w:val="en-US" w:eastAsia="zh-CN"/>
         </w:rPr>
       </w:pPr>
-      <w:bookmarkStart w:id="9" w:name="_Toc18751"/>
+      <w:bookmarkStart w:id="9" w:name="_Toc30288"/>
       <w:r>
         <w:rPr>
           <w:rFonts w:hint="eastAsia" w:ascii="宋体" w:hAnsi="宋体" w:eastAsia="宋体" w:cs="宋体"/>
@@ -3509,7 +3627,7 @@
           <w:lang w:val="en-US" w:eastAsia="zh-CN"/>
         </w:rPr>
       </w:pPr>
-      <w:bookmarkStart w:id="10" w:name="_Toc12016"/>
+      <w:bookmarkStart w:id="10" w:name="_Toc12523"/>
       <w:r>
         <w:rPr>
           <w:rFonts w:hint="eastAsia" w:ascii="宋体" w:hAnsi="宋体" w:eastAsia="宋体" w:cs="宋体"/>
@@ -3523,48 +3641,47 @@
     </w:p>
     <w:p>
       <w:pPr>
-        <w:numPr>
-          <w:ilvl w:val="0"/>
-          <w:numId w:val="0"/>
-        </w:numPr>
+        <w:keepNext w:val="0"/>
+        <w:keepLines w:val="0"/>
+        <w:widowControl/>
+        <w:suppressLineNumbers w:val="0"/>
         <w:ind w:firstLine="420" w:firstLineChars="0"/>
-        <w:jc w:val="both"/>
-        <w:rPr>
-          <w:rFonts w:hint="eastAsia" w:ascii="宋体" w:hAnsi="宋体" w:eastAsia="宋体" w:cs="宋体"/>
-          <w:sz w:val="24"/>
-          <w:szCs w:val="24"/>
-          <w:lang w:val="en-US" w:eastAsia="zh-CN"/>
-        </w:rPr>
-      </w:pPr>
-      <w:r>
-        <w:rPr>
-          <w:rFonts w:hint="eastAsia" w:ascii="宋体" w:hAnsi="宋体" w:eastAsia="宋体" w:cs="宋体"/>
-          <w:sz w:val="24"/>
-          <w:szCs w:val="24"/>
-          <w:lang w:val="en-US" w:eastAsia="zh-CN"/>
-        </w:rPr>
-        <w:t>The Viewer settings can be configured. Currently, the function of saving test logs is available. The real-time received data will be saved locally once per second.</w:t>
-      </w:r>
-    </w:p>
-    <w:p>
-      <w:pPr>
-        <w:ind w:leftChars="100"/>
-        <w:jc w:val="both"/>
-        <w:rPr>
-          <w:rFonts w:hint="eastAsia" w:ascii="宋体" w:hAnsi="宋体" w:eastAsia="宋体" w:cs="宋体"/>
-          <w:lang w:val="en-US" w:eastAsia="zh-CN"/>
-        </w:rPr>
-      </w:pPr>
-      <w:r>
-        <w:rPr>
-          <w:rFonts w:hint="eastAsia" w:ascii="宋体" w:hAnsi="宋体" w:eastAsia="宋体" w:cs="宋体"/>
-          <w:lang w:val="en-US" w:eastAsia="zh-CN"/>
+        <w:jc w:val="left"/>
+        <w:rPr>
+          <w:rFonts w:hint="eastAsia" w:ascii="宋体" w:hAnsi="宋体" w:eastAsia="宋体" w:cs="宋体"/>
+          <w:lang w:val="en-US" w:eastAsia="zh-CN"/>
+        </w:rPr>
+      </w:pPr>
+      <w:r>
+        <w:rPr>
+          <w:rFonts w:hint="eastAsia" w:ascii="宋体" w:hAnsi="宋体" w:eastAsia="宋体" w:cs="宋体"/>
+          <w:sz w:val="24"/>
+          <w:szCs w:val="24"/>
+          <w:lang w:val="en-US" w:eastAsia="zh-CN"/>
+        </w:rPr>
+        <w:t>The Viewer settings can be configured, including settings for Recording &amp; Saving and Performance.</w:t>
+      </w:r>
+      <w:r>
+        <w:rPr>
+          <w:rFonts w:ascii="宋体" w:hAnsi="宋体" w:eastAsia="宋体" w:cs="宋体"/>
+          <w:kern w:val="0"/>
+          <w:sz w:val="24"/>
+          <w:szCs w:val="24"/>
+          <w:lang w:val="en-US" w:eastAsia="zh-CN" w:bidi="ar"/>
         </w:rPr>
         <w:drawing>
-          <wp:inline distT="0" distB="0" distL="114300" distR="114300">
-            <wp:extent cx="5266690" cy="2783205"/>
-            <wp:effectExtent l="0" t="0" r="6350" b="5715"/>
-            <wp:docPr id="12" name="图片 12" descr="{0013C4BD-56E5-46B1-96E2-53B793A138E6}"/>
+          <wp:anchor distT="0" distB="0" distL="114300" distR="114300" simplePos="0" relativeHeight="251667456" behindDoc="0" locked="0" layoutInCell="1" allowOverlap="1">
+            <wp:simplePos x="0" y="0"/>
+            <wp:positionH relativeFrom="column">
+              <wp:posOffset>0</wp:posOffset>
+            </wp:positionH>
+            <wp:positionV relativeFrom="paragraph">
+              <wp:posOffset>483870</wp:posOffset>
+            </wp:positionV>
+            <wp:extent cx="5266690" cy="2794000"/>
+            <wp:effectExtent l="0" t="0" r="6350" b="2540"/>
+            <wp:wrapTopAndBottom/>
+            <wp:docPr id="4" name="图片 1" descr="IMG_256"/>
             <wp:cNvGraphicFramePr>
               <a:graphicFrameLocks xmlns:a="http://schemas.openxmlformats.org/drawingml/2006/main" noChangeAspect="1"/>
             </wp:cNvGraphicFramePr>
@@ -3572,7 +3689,7 @@
               <a:graphicData uri="http://schemas.openxmlformats.org/drawingml/2006/picture">
                 <pic:pic xmlns:pic="http://schemas.openxmlformats.org/drawingml/2006/picture">
                   <pic:nvPicPr>
-                    <pic:cNvPr id="12" name="图片 12" descr="{0013C4BD-56E5-46B1-96E2-53B793A138E6}"/>
+                    <pic:cNvPr id="4" name="图片 1" descr="IMG_256"/>
                     <pic:cNvPicPr>
                       <a:picLocks noChangeAspect="1"/>
                     </pic:cNvPicPr>
@@ -3586,11 +3703,280 @@
                   <pic:spPr>
                     <a:xfrm>
                       <a:off x="0" y="0"/>
-                      <a:ext cx="5266690" cy="2783205"/>
+                      <a:ext cx="5266690" cy="2794000"/>
                     </a:xfrm>
                     <a:prstGeom prst="rect">
                       <a:avLst/>
                     </a:prstGeom>
+                    <a:noFill/>
+                    <a:ln w="9525">
+                      <a:noFill/>
+                    </a:ln>
+                  </pic:spPr>
+                </pic:pic>
+              </a:graphicData>
+            </a:graphic>
+          </wp:anchor>
+        </w:drawing>
+      </w:r>
+    </w:p>
+    <w:p>
+      <w:pPr>
+        <w:ind w:leftChars="100"/>
+        <w:jc w:val="center"/>
+        <w:rPr>
+          <w:rFonts w:hint="eastAsia" w:ascii="宋体" w:hAnsi="宋体" w:eastAsia="宋体" w:cs="宋体"/>
+          <w:lang w:val="en-US" w:eastAsia="zh-CN"/>
+        </w:rPr>
+      </w:pPr>
+      <w:r>
+        <w:rPr>
+          <w:rFonts w:hint="eastAsia" w:ascii="宋体" w:hAnsi="宋体" w:eastAsia="宋体" w:cs="宋体"/>
+          <w:lang w:val="en-US" w:eastAsia="zh-CN"/>
+        </w:rPr>
+        <w:t>Figure 2-7 Viewer settings interface</w:t>
+      </w:r>
+      <w:bookmarkStart w:id="11" w:name="_Toc29812"/>
+    </w:p>
+    <w:p>
+      <w:pPr>
+        <w:ind w:leftChars="100"/>
+        <w:jc w:val="center"/>
+        <w:rPr>
+          <w:rFonts w:hint="eastAsia" w:ascii="宋体" w:hAnsi="宋体" w:eastAsia="宋体" w:cs="宋体"/>
+          <w:lang w:val="en-US" w:eastAsia="zh-CN"/>
+        </w:rPr>
+      </w:pPr>
+    </w:p>
+    <w:p>
+      <w:pPr>
+        <w:pStyle w:val="4"/>
+        <w:numPr>
+          <w:ilvl w:val="4"/>
+          <w:numId w:val="1"/>
+        </w:numPr>
+        <w:bidi w:val="0"/>
+        <w:spacing w:line="240" w:lineRule="auto"/>
+        <w:ind w:left="0" w:leftChars="0" w:firstLine="0" w:firstLineChars="0"/>
+        <w:outlineLvl w:val="3"/>
+        <w:rPr>
+          <w:rFonts w:hint="default" w:ascii="宋体" w:hAnsi="宋体" w:eastAsia="宋体" w:cs="宋体"/>
+          <w:sz w:val="32"/>
+          <w:szCs w:val="32"/>
+          <w:lang w:val="en-US" w:eastAsia="zh-CN"/>
+        </w:rPr>
+      </w:pPr>
+      <w:bookmarkStart w:id="12" w:name="_Toc5775"/>
+      <w:r>
+        <w:rPr>
+          <w:rFonts w:hint="eastAsia" w:ascii="宋体" w:hAnsi="宋体" w:eastAsia="宋体" w:cs="宋体"/>
+          <w:sz w:val="32"/>
+          <w:szCs w:val="32"/>
+          <w:lang w:val="en-US" w:eastAsia="zh-CN"/>
+        </w:rPr>
+        <w:t>Recording &amp; Saving Interface</w:t>
+      </w:r>
+      <w:bookmarkEnd w:id="12"/>
+    </w:p>
+    <w:p>
+      <w:pPr>
+        <w:ind w:firstLine="420" w:firstLineChars="0"/>
+        <w:rPr>
+          <w:rFonts w:hint="default" w:ascii="宋体" w:hAnsi="宋体" w:eastAsia="宋体" w:cs="宋体"/>
+          <w:sz w:val="24"/>
+          <w:szCs w:val="24"/>
+          <w:lang w:val="en-US" w:eastAsia="zh-CN"/>
+        </w:rPr>
+      </w:pPr>
+      <w:r>
+        <w:rPr>
+          <w:rFonts w:hint="default" w:ascii="宋体" w:hAnsi="宋体" w:eastAsia="宋体" w:cs="宋体"/>
+          <w:sz w:val="24"/>
+          <w:szCs w:val="24"/>
+          <w:lang w:val="en-US" w:eastAsia="zh-CN"/>
+        </w:rPr>
+        <w:t>This interface provides the function to save the received data and information streams from the camera.</w:t>
+      </w:r>
+    </w:p>
+    <w:p>
+      <w:pPr>
+        <w:numPr>
+          <w:numId w:val="0"/>
+        </w:numPr>
+        <w:ind w:leftChars="0" w:firstLine="420" w:firstLineChars="0"/>
+        <w:rPr>
+          <w:rFonts w:hint="default" w:ascii="宋体" w:hAnsi="宋体" w:eastAsia="宋体" w:cs="宋体"/>
+          <w:sz w:val="24"/>
+          <w:szCs w:val="24"/>
+          <w:lang w:val="en-US" w:eastAsia="zh-CN"/>
+        </w:rPr>
+      </w:pPr>
+      <w:r>
+        <w:rPr>
+          <w:rFonts w:hint="eastAsia" w:ascii="宋体" w:hAnsi="宋体" w:eastAsia="宋体" w:cs="宋体"/>
+          <w:sz w:val="24"/>
+          <w:szCs w:val="24"/>
+          <w:lang w:val="en-US" w:eastAsia="zh-CN"/>
+        </w:rPr>
+        <w:t xml:space="preserve">- </w:t>
+      </w:r>
+      <w:r>
+        <w:rPr>
+          <w:rFonts w:hint="default" w:ascii="宋体" w:hAnsi="宋体" w:eastAsia="宋体" w:cs="宋体"/>
+          <w:sz w:val="24"/>
+          <w:szCs w:val="24"/>
+          <w:lang w:val="en-US" w:eastAsia="zh-CN"/>
+        </w:rPr>
+        <w:t>Save Test Info Button: After clicking, a log file will be created in the current "./" path, and the button will change to the prompt: "Stop Saving Test Info". Then, the received data within the previous second and the last frame received data will be output and saved at a frequency of once per second until the next "Stop" click.</w:t>
+      </w:r>
+    </w:p>
+    <w:p>
+      <w:pPr>
+        <w:numPr>
+          <w:numId w:val="0"/>
+        </w:numPr>
+        <w:ind w:leftChars="0" w:firstLine="420" w:firstLineChars="0"/>
+        <w:rPr>
+          <w:rFonts w:hint="default" w:ascii="宋体" w:hAnsi="宋体" w:eastAsia="宋体" w:cs="宋体"/>
+          <w:sz w:val="24"/>
+          <w:szCs w:val="24"/>
+          <w:lang w:val="en-US" w:eastAsia="zh-CN"/>
+        </w:rPr>
+      </w:pPr>
+      <w:r>
+        <w:rPr>
+          <w:rFonts w:hint="eastAsia" w:ascii="宋体" w:hAnsi="宋体" w:eastAsia="宋体" w:cs="宋体"/>
+          <w:sz w:val="24"/>
+          <w:szCs w:val="24"/>
+          <w:lang w:val="en-US" w:eastAsia="zh-CN"/>
+        </w:rPr>
+        <w:t xml:space="preserve">- </w:t>
+      </w:r>
+      <w:r>
+        <w:rPr>
+          <w:rFonts w:hint="default" w:ascii="宋体" w:hAnsi="宋体" w:eastAsia="宋体" w:cs="宋体"/>
+          <w:sz w:val="24"/>
+          <w:szCs w:val="24"/>
+          <w:lang w:val="en-US" w:eastAsia="zh-CN"/>
+        </w:rPr>
+        <w:t>Save Depth Image Button: After clicking, the received depth image will be saved to the "./saved_images/depth_" folder as a PGM file, and the saving will be paused until the "Stop" click.</w:t>
+      </w:r>
+    </w:p>
+    <w:p>
+      <w:pPr>
+        <w:numPr>
+          <w:numId w:val="0"/>
+        </w:numPr>
+        <w:ind w:leftChars="0" w:firstLine="420" w:firstLineChars="0"/>
+        <w:rPr>
+          <w:rFonts w:hint="default" w:ascii="宋体" w:hAnsi="宋体" w:eastAsia="宋体" w:cs="宋体"/>
+          <w:sz w:val="24"/>
+          <w:szCs w:val="24"/>
+          <w:lang w:val="en-US" w:eastAsia="zh-CN"/>
+        </w:rPr>
+      </w:pPr>
+      <w:r>
+        <w:rPr>
+          <w:rFonts w:hint="eastAsia" w:ascii="宋体" w:hAnsi="宋体" w:eastAsia="宋体" w:cs="宋体"/>
+          <w:sz w:val="24"/>
+          <w:szCs w:val="24"/>
+          <w:lang w:val="en-US" w:eastAsia="zh-CN"/>
+        </w:rPr>
+        <w:t xml:space="preserve">- </w:t>
+      </w:r>
+      <w:r>
+        <w:rPr>
+          <w:rFonts w:hint="default" w:ascii="宋体" w:hAnsi="宋体" w:eastAsia="宋体" w:cs="宋体"/>
+          <w:sz w:val="24"/>
+          <w:szCs w:val="24"/>
+          <w:lang w:val="en-US" w:eastAsia="zh-CN"/>
+        </w:rPr>
+        <w:t>Save Gray Image Button: After clicking, the received depth image will be saved to the "./saved_images/gray_" folder as a PGM file, and the saving will be paused until the "Stop" click.</w:t>
+      </w:r>
+    </w:p>
+    <w:p>
+      <w:pPr>
+        <w:numPr>
+          <w:numId w:val="0"/>
+        </w:numPr>
+        <w:ind w:leftChars="0" w:firstLine="420" w:firstLineChars="0"/>
+        <w:rPr>
+          <w:rFonts w:hint="default" w:ascii="宋体" w:hAnsi="宋体" w:eastAsia="宋体" w:cs="宋体"/>
+          <w:sz w:val="24"/>
+          <w:szCs w:val="24"/>
+          <w:lang w:val="en-US" w:eastAsia="zh-CN"/>
+        </w:rPr>
+      </w:pPr>
+      <w:r>
+        <w:rPr>
+          <w:rFonts w:hint="eastAsia" w:ascii="宋体" w:hAnsi="宋体" w:eastAsia="宋体" w:cs="宋体"/>
+          <w:sz w:val="24"/>
+          <w:szCs w:val="24"/>
+          <w:lang w:val="en-US" w:eastAsia="zh-CN"/>
+        </w:rPr>
+        <w:t xml:space="preserve">- </w:t>
+      </w:r>
+      <w:r>
+        <w:rPr>
+          <w:rFonts w:hint="default" w:ascii="宋体" w:hAnsi="宋体" w:eastAsia="宋体" w:cs="宋体"/>
+          <w:sz w:val="24"/>
+          <w:szCs w:val="24"/>
+          <w:lang w:val="en-US" w:eastAsia="zh-CN"/>
+        </w:rPr>
+        <w:t>Save RGB Image Button: After clicking, the received depth image will be saved to the "./saved_images/rgb_" folder as a jpg file, and the saving will be paused until the "Stop" click.</w:t>
+      </w:r>
+    </w:p>
+    <w:p>
+      <w:pPr>
+        <w:keepNext w:val="0"/>
+        <w:keepLines w:val="0"/>
+        <w:widowControl/>
+        <w:suppressLineNumbers w:val="0"/>
+        <w:jc w:val="center"/>
+      </w:pPr>
+      <w:r>
+        <w:rPr>
+          <w:rFonts w:ascii="宋体" w:hAnsi="宋体" w:eastAsia="宋体" w:cs="宋体"/>
+          <w:kern w:val="0"/>
+          <w:sz w:val="24"/>
+          <w:szCs w:val="24"/>
+          <w:lang w:val="en-US" w:eastAsia="zh-CN" w:bidi="ar"/>
+        </w:rPr>
+        <w:drawing>
+          <wp:inline distT="0" distB="0" distL="114300" distR="114300">
+            <wp:extent cx="5266690" cy="2784475"/>
+            <wp:effectExtent l="0" t="0" r="6350" b="4445"/>
+            <wp:docPr id="5" name="图片 2" descr="IMG_256"/>
+            <wp:cNvGraphicFramePr>
+              <a:graphicFrameLocks xmlns:a="http://schemas.openxmlformats.org/drawingml/2006/main" noChangeAspect="1"/>
+            </wp:cNvGraphicFramePr>
+            <a:graphic xmlns:a="http://schemas.openxmlformats.org/drawingml/2006/main">
+              <a:graphicData uri="http://schemas.openxmlformats.org/drawingml/2006/picture">
+                <pic:pic xmlns:pic="http://schemas.openxmlformats.org/drawingml/2006/picture">
+                  <pic:nvPicPr>
+                    <pic:cNvPr id="5" name="图片 2" descr="IMG_256"/>
+                    <pic:cNvPicPr>
+                      <a:picLocks noChangeAspect="1"/>
+                    </pic:cNvPicPr>
+                  </pic:nvPicPr>
+                  <pic:blipFill>
+                    <a:blip r:embed="rId11"/>
+                    <a:stretch>
+                      <a:fillRect/>
+                    </a:stretch>
+                  </pic:blipFill>
+                  <pic:spPr>
+                    <a:xfrm>
+                      <a:off x="0" y="0"/>
+                      <a:ext cx="5266690" cy="2784475"/>
+                    </a:xfrm>
+                    <a:prstGeom prst="rect">
+                      <a:avLst/>
+                    </a:prstGeom>
+                    <a:noFill/>
+                    <a:ln w="9525">
+                      <a:noFill/>
+                    </a:ln>
                   </pic:spPr>
                 </pic:pic>
               </a:graphicData>
@@ -3604,23 +3990,226 @@
         <w:ind w:leftChars="100"/>
         <w:jc w:val="center"/>
         <w:rPr>
-          <w:rFonts w:hint="eastAsia" w:ascii="楷体" w:hAnsi="楷体" w:eastAsia="楷体" w:cs="楷体"/>
-          <w:b/>
-          <w:bCs/>
-          <w:kern w:val="0"/>
+          <w:rFonts w:hint="eastAsia" w:ascii="宋体" w:hAnsi="宋体" w:eastAsia="宋体" w:cs="宋体"/>
+          <w:lang w:val="en-US" w:eastAsia="zh-CN"/>
+        </w:rPr>
+      </w:pPr>
+      <w:r>
+        <w:rPr>
+          <w:rFonts w:hint="eastAsia" w:ascii="宋体" w:hAnsi="宋体" w:eastAsia="宋体" w:cs="宋体"/>
+          <w:lang w:val="en-US" w:eastAsia="zh-CN"/>
+        </w:rPr>
+        <w:t>Figure 2-8 Recording &amp; Saving Interface</w:t>
+      </w:r>
+    </w:p>
+    <w:p>
+      <w:pPr>
+        <w:numPr>
+          <w:numId w:val="0"/>
+        </w:numPr>
+        <w:ind w:leftChars="0"/>
+        <w:rPr>
+          <w:rFonts w:hint="default" w:ascii="宋体" w:hAnsi="宋体" w:eastAsia="宋体" w:cs="宋体"/>
+          <w:sz w:val="24"/>
+          <w:szCs w:val="24"/>
+          <w:lang w:val="en-US" w:eastAsia="zh-CN"/>
+        </w:rPr>
+      </w:pPr>
+    </w:p>
+    <w:p>
+      <w:pPr>
+        <w:pStyle w:val="4"/>
+        <w:numPr>
+          <w:ilvl w:val="4"/>
+          <w:numId w:val="1"/>
+        </w:numPr>
+        <w:bidi w:val="0"/>
+        <w:spacing w:line="240" w:lineRule="auto"/>
+        <w:ind w:left="0" w:leftChars="0" w:firstLine="0" w:firstLineChars="0"/>
+        <w:outlineLvl w:val="3"/>
+        <w:rPr>
+          <w:rFonts w:hint="default" w:ascii="宋体" w:hAnsi="宋体" w:eastAsia="宋体" w:cs="宋体"/>
           <w:sz w:val="32"/>
           <w:szCs w:val="32"/>
+          <w:lang w:val="en-US" w:eastAsia="zh-CN"/>
+        </w:rPr>
+      </w:pPr>
+      <w:bookmarkStart w:id="13" w:name="_Toc30710"/>
+      <w:r>
+        <w:rPr>
+          <w:rFonts w:hint="default" w:ascii="宋体" w:hAnsi="宋体" w:eastAsia="宋体" w:cs="宋体"/>
+          <w:sz w:val="32"/>
+          <w:szCs w:val="32"/>
+          <w:lang w:val="en-US" w:eastAsia="zh-CN"/>
+        </w:rPr>
+        <w:t>Performance interface</w:t>
+      </w:r>
+      <w:bookmarkEnd w:id="13"/>
+    </w:p>
+    <w:p>
+      <w:pPr>
+        <w:ind w:firstLine="420" w:firstLineChars="0"/>
+        <w:rPr>
+          <w:rFonts w:hint="default" w:ascii="宋体" w:hAnsi="宋体" w:eastAsia="宋体" w:cs="宋体"/>
+          <w:sz w:val="24"/>
+          <w:szCs w:val="24"/>
+          <w:lang w:val="en-US" w:eastAsia="zh-CN"/>
+        </w:rPr>
+      </w:pPr>
+      <w:r>
+        <w:rPr>
+          <w:rFonts w:hint="default" w:ascii="宋体" w:hAnsi="宋体" w:eastAsia="宋体" w:cs="宋体"/>
+          <w:sz w:val="24"/>
+          <w:szCs w:val="24"/>
+          <w:lang w:val="en-US" w:eastAsia="zh-CN"/>
+        </w:rPr>
+        <w:t>It offers simple adjustment functions for Viewer performance.</w:t>
+      </w:r>
+    </w:p>
+    <w:p>
+      <w:pPr>
+        <w:ind w:firstLine="420" w:firstLineChars="0"/>
+        <w:rPr>
+          <w:rFonts w:hint="default" w:ascii="宋体" w:hAnsi="宋体" w:eastAsia="宋体" w:cs="宋体"/>
+          <w:sz w:val="24"/>
+          <w:szCs w:val="24"/>
+          <w:lang w:val="en-US" w:eastAsia="zh-CN"/>
+        </w:rPr>
+      </w:pPr>
+      <w:r>
+        <w:rPr>
+          <w:rFonts w:hint="eastAsia" w:ascii="宋体" w:hAnsi="宋体" w:eastAsia="宋体" w:cs="宋体"/>
+          <w:sz w:val="24"/>
+          <w:szCs w:val="24"/>
+          <w:lang w:val="en-US" w:eastAsia="zh-CN"/>
+        </w:rPr>
+        <w:t xml:space="preserve">- </w:t>
+      </w:r>
+      <w:r>
+        <w:rPr>
+          <w:rFonts w:hint="default" w:ascii="宋体" w:hAnsi="宋体" w:eastAsia="宋体" w:cs="宋体"/>
+          <w:sz w:val="24"/>
+          <w:szCs w:val="24"/>
+          <w:lang w:val="en-US" w:eastAsia="zh-CN"/>
+        </w:rPr>
+        <w:t>VSync: Allows setting the vertical synchronization option for the entire interface.</w:t>
+      </w:r>
+    </w:p>
+    <w:p>
+      <w:pPr>
+        <w:ind w:firstLine="420" w:firstLineChars="0"/>
+        <w:rPr>
+          <w:rFonts w:hint="default" w:ascii="宋体" w:hAnsi="宋体" w:eastAsia="宋体" w:cs="宋体"/>
+          <w:sz w:val="24"/>
+          <w:szCs w:val="24"/>
+          <w:lang w:val="en-US" w:eastAsia="zh-CN"/>
+        </w:rPr>
+      </w:pPr>
+      <w:r>
+        <w:rPr>
+          <w:rFonts w:hint="eastAsia" w:ascii="宋体" w:hAnsi="宋体" w:eastAsia="宋体" w:cs="宋体"/>
+          <w:sz w:val="24"/>
+          <w:szCs w:val="24"/>
+          <w:lang w:val="en-US" w:eastAsia="zh-CN"/>
+        </w:rPr>
+        <w:t xml:space="preserve">- </w:t>
+      </w:r>
+      <w:r>
+        <w:rPr>
+          <w:rFonts w:hint="default" w:ascii="宋体" w:hAnsi="宋体" w:eastAsia="宋体" w:cs="宋体"/>
+          <w:sz w:val="24"/>
+          <w:szCs w:val="24"/>
+          <w:lang w:val="en-US" w:eastAsia="zh-CN"/>
+        </w:rPr>
+        <w:t>UI Font Scale: Adjusts the font size of the entire interface by dragging the slider. Currently, it is limited to 80% to 150%.</w:t>
+      </w:r>
+    </w:p>
+    <w:p>
+      <w:pPr>
+        <w:keepNext w:val="0"/>
+        <w:keepLines w:val="0"/>
+        <w:widowControl/>
+        <w:suppressLineNumbers w:val="0"/>
+        <w:jc w:val="center"/>
+      </w:pPr>
+      <w:r>
+        <w:rPr>
+          <w:rFonts w:ascii="宋体" w:hAnsi="宋体" w:eastAsia="宋体" w:cs="宋体"/>
+          <w:kern w:val="0"/>
+          <w:sz w:val="24"/>
+          <w:szCs w:val="24"/>
           <w:lang w:val="en-US" w:eastAsia="zh-CN" w:bidi="ar"/>
         </w:rPr>
-      </w:pPr>
-      <w:r>
-        <w:rPr>
-          <w:rFonts w:hint="eastAsia" w:ascii="宋体" w:hAnsi="宋体" w:eastAsia="宋体" w:cs="宋体"/>
-          <w:lang w:val="en-US" w:eastAsia="zh-CN"/>
-        </w:rPr>
-        <w:t>Figure 2-7 Viewer settings interface</w:t>
-      </w:r>
-      <w:bookmarkStart w:id="11" w:name="_Toc29812"/>
+        <w:drawing>
+          <wp:inline distT="0" distB="0" distL="114300" distR="114300">
+            <wp:extent cx="5266690" cy="2789555"/>
+            <wp:effectExtent l="0" t="0" r="6350" b="6985"/>
+            <wp:docPr id="7" name="图片 3" descr="IMG_256"/>
+            <wp:cNvGraphicFramePr>
+              <a:graphicFrameLocks xmlns:a="http://schemas.openxmlformats.org/drawingml/2006/main" noChangeAspect="1"/>
+            </wp:cNvGraphicFramePr>
+            <a:graphic xmlns:a="http://schemas.openxmlformats.org/drawingml/2006/main">
+              <a:graphicData uri="http://schemas.openxmlformats.org/drawingml/2006/picture">
+                <pic:pic xmlns:pic="http://schemas.openxmlformats.org/drawingml/2006/picture">
+                  <pic:nvPicPr>
+                    <pic:cNvPr id="7" name="图片 3" descr="IMG_256"/>
+                    <pic:cNvPicPr>
+                      <a:picLocks noChangeAspect="1"/>
+                    </pic:cNvPicPr>
+                  </pic:nvPicPr>
+                  <pic:blipFill>
+                    <a:blip r:embed="rId12"/>
+                    <a:stretch>
+                      <a:fillRect/>
+                    </a:stretch>
+                  </pic:blipFill>
+                  <pic:spPr>
+                    <a:xfrm>
+                      <a:off x="0" y="0"/>
+                      <a:ext cx="5266690" cy="2789555"/>
+                    </a:xfrm>
+                    <a:prstGeom prst="rect">
+                      <a:avLst/>
+                    </a:prstGeom>
+                    <a:noFill/>
+                    <a:ln w="9525">
+                      <a:noFill/>
+                    </a:ln>
+                  </pic:spPr>
+                </pic:pic>
+              </a:graphicData>
+            </a:graphic>
+          </wp:inline>
+        </w:drawing>
+      </w:r>
+    </w:p>
+    <w:p>
+      <w:pPr>
+        <w:ind w:leftChars="100"/>
+        <w:jc w:val="center"/>
+        <w:rPr>
+          <w:rFonts w:hint="eastAsia" w:ascii="宋体" w:hAnsi="宋体" w:eastAsia="宋体" w:cs="宋体"/>
+          <w:lang w:val="en-US" w:eastAsia="zh-CN"/>
+        </w:rPr>
+      </w:pPr>
+      <w:r>
+        <w:rPr>
+          <w:rFonts w:hint="eastAsia" w:ascii="宋体" w:hAnsi="宋体" w:eastAsia="宋体" w:cs="宋体"/>
+          <w:lang w:val="en-US" w:eastAsia="zh-CN"/>
+        </w:rPr>
+        <w:t>Figure 2-9 Performance interface</w:t>
+      </w:r>
+    </w:p>
+    <w:p>
+      <w:pPr>
+        <w:ind w:firstLine="420" w:firstLineChars="0"/>
+        <w:rPr>
+          <w:rFonts w:hint="default" w:ascii="宋体" w:hAnsi="宋体" w:eastAsia="宋体" w:cs="宋体"/>
+          <w:sz w:val="24"/>
+          <w:szCs w:val="24"/>
+          <w:lang w:val="en-US" w:eastAsia="zh-CN"/>
+        </w:rPr>
+      </w:pPr>
     </w:p>
     <w:p>
       <w:pPr>
@@ -3640,7 +4229,7 @@
           <w:lang w:val="en-US" w:eastAsia="zh-CN"/>
         </w:rPr>
       </w:pPr>
-      <w:bookmarkStart w:id="12" w:name="_Toc2657"/>
+      <w:bookmarkStart w:id="14" w:name="_Toc25790"/>
       <w:r>
         <w:rPr>
           <w:rFonts w:hint="eastAsia" w:ascii="楷体" w:hAnsi="楷体" w:eastAsia="楷体" w:cs="楷体"/>
@@ -3687,7 +4276,7 @@
         </w:rPr>
         <w:t>Image Preview Area Overview</w:t>
       </w:r>
-      <w:bookmarkEnd w:id="12"/>
+      <w:bookmarkEnd w:id="14"/>
     </w:p>
     <w:p>
       <w:pPr>
@@ -3764,7 +4353,7 @@
                     </pic:cNvPicPr>
                   </pic:nvPicPr>
                   <pic:blipFill>
-                    <a:blip r:embed="rId11"/>
+                    <a:blip r:embed="rId13"/>
                     <a:stretch>
                       <a:fillRect/>
                     </a:stretch>
@@ -3810,7 +4399,7 @@
           <w:rFonts w:hint="eastAsia" w:ascii="宋体" w:hAnsi="宋体" w:eastAsia="宋体" w:cs="宋体"/>
           <w:lang w:val="en-US" w:eastAsia="zh-CN"/>
         </w:rPr>
-        <w:t>Figure 2-8 Image preview area</w:t>
+        <w:t>Figure 2-10 Image preview area</w:t>
       </w:r>
     </w:p>
     <w:p>
@@ -3846,7 +4435,7 @@
           <w:lang w:val="en-US" w:eastAsia="zh-CN"/>
         </w:rPr>
       </w:pPr>
-      <w:bookmarkStart w:id="13" w:name="_Toc7154"/>
+      <w:bookmarkStart w:id="15" w:name="_Toc21408"/>
       <w:r>
         <w:rPr>
           <w:rFonts w:hint="eastAsia" w:ascii="楷体" w:hAnsi="楷体" w:eastAsia="楷体" w:cs="楷体"/>
@@ -3892,7 +4481,7 @@
         </w:rPr>
         <w:t>Sensor Info Preview Area</w:t>
       </w:r>
-      <w:bookmarkEnd w:id="13"/>
+      <w:bookmarkEnd w:id="15"/>
     </w:p>
     <w:p>
       <w:pPr>
@@ -3913,15 +4502,33 @@
         </w:rPr>
         <w:t>Located at the bottom of the Looper Viewer main interface, it displays received sensor information in real time, including current reception frequency and the frequency displayed on the screen.</w:t>
       </w:r>
+    </w:p>
+    <w:p>
+      <w:pPr>
+        <w:ind w:leftChars="100"/>
+        <w:jc w:val="center"/>
+        <w:rPr>
+          <w:rFonts w:hint="eastAsia" w:ascii="宋体" w:hAnsi="宋体" w:eastAsia="宋体" w:cs="宋体"/>
+          <w:lang w:val="en-US" w:eastAsia="zh-CN"/>
+        </w:rPr>
+      </w:pPr>
       <w:r>
         <w:rPr>
           <w:rFonts w:hint="eastAsia"/>
           <w:lang w:val="en-US" w:eastAsia="zh-CN"/>
         </w:rPr>
         <w:drawing>
-          <wp:inline distT="0" distB="0" distL="114300" distR="114300">
+          <wp:anchor distT="0" distB="0" distL="114300" distR="114300" simplePos="0" relativeHeight="251668480" behindDoc="0" locked="0" layoutInCell="1" allowOverlap="1">
+            <wp:simplePos x="0" y="0"/>
+            <wp:positionH relativeFrom="column">
+              <wp:posOffset>1270</wp:posOffset>
+            </wp:positionH>
+            <wp:positionV relativeFrom="paragraph">
+              <wp:posOffset>130810</wp:posOffset>
+            </wp:positionV>
             <wp:extent cx="5271135" cy="726440"/>
             <wp:effectExtent l="0" t="0" r="1905" b="5080"/>
+            <wp:wrapTopAndBottom/>
             <wp:docPr id="18" name="图片 18" descr="{CD773A31-F0DA-4374-8492-1F8272B35C15}"/>
             <wp:cNvGraphicFramePr>
               <a:graphicFrameLocks xmlns:a="http://schemas.openxmlformats.org/drawingml/2006/main" noChangeAspect="1"/>
@@ -3936,7 +4543,7 @@
                     </pic:cNvPicPr>
                   </pic:nvPicPr>
                   <pic:blipFill>
-                    <a:blip r:embed="rId12"/>
+                    <a:blip r:embed="rId14"/>
                     <a:stretch>
                       <a:fillRect/>
                     </a:stretch>
@@ -3953,25 +4560,15 @@
                 </pic:pic>
               </a:graphicData>
             </a:graphic>
-          </wp:inline>
+          </wp:anchor>
         </w:drawing>
       </w:r>
-    </w:p>
-    <w:p>
-      <w:pPr>
-        <w:ind w:leftChars="100"/>
-        <w:jc w:val="center"/>
-        <w:rPr>
-          <w:rFonts w:hint="eastAsia" w:ascii="宋体" w:hAnsi="宋体" w:eastAsia="宋体" w:cs="宋体"/>
-          <w:lang w:val="en-US" w:eastAsia="zh-CN"/>
-        </w:rPr>
-      </w:pPr>
-      <w:r>
-        <w:rPr>
-          <w:rFonts w:hint="eastAsia" w:ascii="宋体" w:hAnsi="宋体" w:eastAsia="宋体" w:cs="宋体"/>
-          <w:lang w:val="en-US" w:eastAsia="zh-CN"/>
-        </w:rPr>
-        <w:t>Figure 2-9 Sensor Information Preview Area</w:t>
+      <w:r>
+        <w:rPr>
+          <w:rFonts w:hint="eastAsia" w:ascii="宋体" w:hAnsi="宋体" w:eastAsia="宋体" w:cs="宋体"/>
+          <w:lang w:val="en-US" w:eastAsia="zh-CN"/>
+        </w:rPr>
+        <w:t>Figure 2-11 Sensor Information Preview Area</w:t>
       </w:r>
     </w:p>
     <w:p>
@@ -3992,7 +4589,7 @@
           <w:lang w:val="en-US" w:eastAsia="zh-CN"/>
         </w:rPr>
       </w:pPr>
-      <w:bookmarkStart w:id="14" w:name="_Toc24384"/>
+      <w:bookmarkStart w:id="16" w:name="_Toc28345"/>
       <w:r>
         <w:rPr>
           <w:rFonts w:hint="eastAsia" w:ascii="楷体" w:hAnsi="楷体" w:eastAsia="楷体" w:cs="楷体"/>
@@ -4038,7 +4635,7 @@
         </w:rPr>
         <w:t>VIO Test Preview Area</w:t>
       </w:r>
-      <w:bookmarkEnd w:id="14"/>
+      <w:bookmarkEnd w:id="16"/>
     </w:p>
     <w:p>
       <w:pPr>
@@ -4103,7 +4700,7 @@
                     </pic:cNvPicPr>
                   </pic:nvPicPr>
                   <pic:blipFill>
-                    <a:blip r:embed="rId13"/>
+                    <a:blip r:embed="rId15"/>
                     <a:stretch>
                       <a:fillRect/>
                     </a:stretch>
@@ -4138,7 +4735,7 @@
           <w:rFonts w:hint="eastAsia" w:ascii="宋体" w:hAnsi="宋体" w:eastAsia="宋体" w:cs="宋体"/>
           <w:lang w:val="en-US" w:eastAsia="zh-CN"/>
         </w:rPr>
-        <w:t>Figure 2-10 VIO test preview area</w:t>
+        <w:t>Figure 2-12 VIO test preview area</w:t>
       </w:r>
     </w:p>
     <w:p>
@@ -4178,7 +4775,7 @@
           <w:lang w:val="en-US" w:eastAsia="zh-CN"/>
         </w:rPr>
       </w:pPr>
-      <w:bookmarkStart w:id="15" w:name="_Toc16964"/>
+      <w:bookmarkStart w:id="17" w:name="_Toc4064"/>
       <w:r>
         <w:rPr>
           <w:rFonts w:hint="eastAsia" w:ascii="楷体" w:hAnsi="楷体" w:eastAsia="楷体" w:cs="楷体"/>
@@ -4224,7 +4821,7 @@
         </w:rPr>
         <w:t>Control Panel Overview</w:t>
       </w:r>
-      <w:bookmarkEnd w:id="15"/>
+      <w:bookmarkEnd w:id="17"/>
     </w:p>
     <w:p>
       <w:pPr>
@@ -4282,7 +4879,7 @@
                     </pic:cNvPicPr>
                   </pic:nvPicPr>
                   <pic:blipFill>
-                    <a:blip r:embed="rId14"/>
+                    <a:blip r:embed="rId16"/>
                     <a:stretch>
                       <a:fillRect/>
                     </a:stretch>
@@ -4317,7 +4914,7 @@
           <w:rFonts w:hint="eastAsia" w:ascii="宋体" w:hAnsi="宋体" w:eastAsia="宋体" w:cs="宋体"/>
           <w:lang w:val="en-US" w:eastAsia="zh-CN"/>
         </w:rPr>
-        <w:t>Figure 2-11 Control panel</w:t>
+        <w:t>Figure 2-13 Control panel</w:t>
       </w:r>
     </w:p>
     <w:p>
@@ -4363,7 +4960,7 @@
           <w:lang w:val="en-US" w:eastAsia="zh-CN"/>
         </w:rPr>
       </w:pPr>
-      <w:bookmarkStart w:id="16" w:name="_Toc5022"/>
+      <w:bookmarkStart w:id="18" w:name="_Toc6144"/>
       <w:r>
         <w:rPr>
           <w:rFonts w:hint="eastAsia" w:ascii="楷体" w:hAnsi="楷体" w:eastAsia="楷体" w:cs="楷体"/>
@@ -4409,7 +5006,7 @@
         </w:rPr>
         <w:t>IMU Data Line Chart</w:t>
       </w:r>
-      <w:bookmarkEnd w:id="16"/>
+      <w:bookmarkEnd w:id="18"/>
     </w:p>
     <w:p>
       <w:pPr>
@@ -4454,7 +5051,7 @@
                     </pic:cNvPicPr>
                   </pic:nvPicPr>
                   <pic:blipFill>
-                    <a:blip r:embed="rId15"/>
+                    <a:blip r:embed="rId17"/>
                     <a:stretch>
                       <a:fillRect/>
                     </a:stretch>
@@ -4500,7 +5097,7 @@
           <w:rFonts w:hint="eastAsia" w:ascii="宋体" w:hAnsi="宋体" w:eastAsia="宋体" w:cs="宋体"/>
           <w:lang w:val="en-US" w:eastAsia="zh-CN"/>
         </w:rPr>
-        <w:t>Figure 2-12 IMU data line chart</w:t>
+        <w:t>Figure 2-14 IMU data line chart</w:t>
       </w:r>
     </w:p>
     <w:p>
@@ -4553,7 +5150,7 @@
           <w:lang w:val="en-US" w:eastAsia="zh-CN"/>
         </w:rPr>
       </w:pPr>
-      <w:bookmarkStart w:id="17" w:name="_Toc27857"/>
+      <w:bookmarkStart w:id="19" w:name="_Toc13333"/>
       <w:r>
         <w:rPr>
           <w:rFonts w:hint="eastAsia" w:ascii="黑体" w:hAnsi="黑体" w:eastAsia="黑体" w:cs="黑体"/>
@@ -4565,7 +5162,7 @@
         </w:rPr>
         <w:t>Download &amp; Installation</w:t>
       </w:r>
-      <w:bookmarkEnd w:id="17"/>
+      <w:bookmarkEnd w:id="19"/>
     </w:p>
     <w:p>
       <w:pPr>
@@ -4584,7 +5181,7 @@
           <w:lang w:val="en-US" w:eastAsia="zh-CN"/>
         </w:rPr>
       </w:pPr>
-      <w:bookmarkStart w:id="18" w:name="_Toc1056"/>
+      <w:bookmarkStart w:id="20" w:name="_Toc7401"/>
       <w:r>
         <w:rPr>
           <w:rFonts w:hint="eastAsia" w:ascii="楷体" w:hAnsi="楷体" w:eastAsia="楷体" w:cs="楷体"/>
@@ -4594,7 +5191,7 @@
         </w:rPr>
         <w:t>Download</w:t>
       </w:r>
-      <w:bookmarkEnd w:id="18"/>
+      <w:bookmarkEnd w:id="20"/>
     </w:p>
     <w:p>
       <w:pPr>
@@ -4824,7 +5421,7 @@
           <w:lang w:val="en-US" w:eastAsia="zh-CN"/>
         </w:rPr>
       </w:pPr>
-      <w:bookmarkStart w:id="19" w:name="_Toc30061"/>
+      <w:bookmarkStart w:id="21" w:name="_Toc23520"/>
       <w:r>
         <w:rPr>
           <w:rFonts w:hint="eastAsia" w:ascii="楷体" w:hAnsi="楷体" w:eastAsia="楷体" w:cs="楷体"/>
@@ -4834,7 +5431,7 @@
         </w:rPr>
         <w:t>Installation</w:t>
       </w:r>
-      <w:bookmarkEnd w:id="19"/>
+      <w:bookmarkEnd w:id="21"/>
     </w:p>
     <w:p>
       <w:pPr>
@@ -4854,7 +5451,7 @@
           <w:lang w:val="en-US" w:eastAsia="zh-CN"/>
         </w:rPr>
       </w:pPr>
-      <w:bookmarkStart w:id="20" w:name="_Toc23559"/>
+      <w:bookmarkStart w:id="22" w:name="_Toc24723"/>
       <w:r>
         <w:rPr>
           <w:rFonts w:hint="eastAsia" w:ascii="宋体" w:hAnsi="宋体" w:eastAsia="宋体" w:cs="宋体"/>
@@ -4864,7 +5461,7 @@
         </w:rPr>
         <w:t>Windows</w:t>
       </w:r>
-      <w:bookmarkEnd w:id="20"/>
+      <w:bookmarkEnd w:id="22"/>
     </w:p>
     <w:p>
       <w:pPr>
@@ -4919,7 +5516,7 @@
                     </pic:cNvPicPr>
                   </pic:nvPicPr>
                   <pic:blipFill>
-                    <a:blip r:embed="rId16"/>
+                    <a:blip r:embed="rId18"/>
                     <a:stretch>
                       <a:fillRect/>
                     </a:stretch>
@@ -5022,7 +5619,7 @@
           <w:lang w:val="en-US" w:eastAsia="zh-CN"/>
         </w:rPr>
       </w:pPr>
-      <w:bookmarkStart w:id="21" w:name="_Toc6182"/>
+      <w:bookmarkStart w:id="23" w:name="_Toc17380"/>
       <w:r>
         <w:rPr>
           <w:rFonts w:hint="eastAsia" w:ascii="宋体" w:hAnsi="宋体" w:eastAsia="宋体" w:cs="宋体"/>
@@ -5032,7 +5629,7 @@
         </w:rPr>
         <w:t>Linux</w:t>
       </w:r>
-      <w:bookmarkEnd w:id="21"/>
+      <w:bookmarkEnd w:id="23"/>
     </w:p>
     <w:p>
       <w:pPr>
@@ -5087,7 +5684,7 @@
                     </pic:cNvPicPr>
                   </pic:nvPicPr>
                   <pic:blipFill>
-                    <a:blip r:embed="rId17"/>
+                    <a:blip r:embed="rId19"/>
                     <a:stretch>
                       <a:fillRect/>
                     </a:stretch>
@@ -5211,7 +5808,7 @@
                     </pic:cNvPicPr>
                   </pic:nvPicPr>
                   <pic:blipFill>
-                    <a:blip r:embed="rId18"/>
+                    <a:blip r:embed="rId20"/>
                     <a:stretch>
                       <a:fillRect/>
                     </a:stretch>
